--- a/public/surat/SKK_template.docx
+++ b/public/surat/SKK_template.docx
@@ -4,777 +4,810 @@
   <w:body>
     <w:p>
       <w:pPr>
-        <w:pStyle w:val="BodyText"/>
-        <w:spacing w:before="68" w:line="227" w:lineRule="exact"/>
-        <w:ind w:right="1"/>
-        <w:jc w:val="right"/>
-        <w:rPr>
-          <w:sz w:val="22"/>
-          <w:szCs w:val="22"/>
+        <w:rPr>
+          <w:rFonts w:asciiTheme="minorHAnsi" w:hAnsiTheme="minorHAnsi" w:cstheme="minorHAnsi"/>
+          <w:sz w:val="24"/>
+          <w:szCs w:val="24"/>
         </w:rPr>
       </w:pPr>
       <w:r>
         <w:rPr>
-          <w:w w:val="70"/>
-          <w:sz w:val="22"/>
-          <w:szCs w:val="22"/>
-        </w:rPr>
-        <w:t>Tangerang</w:t>
-      </w:r>
-      <w:r>
-        <w:rPr>
-          <w:spacing w:val="48"/>
-          <w:sz w:val="22"/>
-          <w:szCs w:val="22"/>
+          <w:rFonts w:asciiTheme="minorHAnsi" w:hAnsiTheme="minorHAnsi" w:cstheme="minorHAnsi"/>
+          <w:noProof/>
+          <w:w w:val="75"/>
+          <w:sz w:val="24"/>
+          <w:szCs w:val="24"/>
+        </w:rPr>
+        <mc:AlternateContent>
+          <mc:Choice Requires="wps">
+            <w:drawing>
+              <wp:anchor distT="45720" distB="45720" distL="114300" distR="114300" simplePos="0" relativeHeight="251662336" behindDoc="0" locked="0" layoutInCell="1" allowOverlap="1" wp14:anchorId="18BB71F2" wp14:editId="5F356583">
+                <wp:simplePos x="0" y="0"/>
+                <wp:positionH relativeFrom="page">
+                  <wp:posOffset>4667250</wp:posOffset>
+                </wp:positionH>
+                <wp:positionV relativeFrom="paragraph">
+                  <wp:posOffset>-92075</wp:posOffset>
+                </wp:positionV>
+                <wp:extent cx="2228850" cy="1404620"/>
+                <wp:effectExtent l="0" t="0" r="0" b="0"/>
+                <wp:wrapNone/>
+                <wp:docPr id="217" name="Kotak Teks 2"/>
+                <wp:cNvGraphicFramePr>
+                  <a:graphicFrameLocks xmlns:a="http://schemas.openxmlformats.org/drawingml/2006/main"/>
+                </wp:cNvGraphicFramePr>
+                <a:graphic xmlns:a="http://schemas.openxmlformats.org/drawingml/2006/main">
+                  <a:graphicData uri="http://schemas.microsoft.com/office/word/2010/wordprocessingShape">
+                    <wps:wsp>
+                      <wps:cNvSpPr txBox="1">
+                        <a:spLocks noChangeArrowheads="1"/>
+                      </wps:cNvSpPr>
+                      <wps:spPr bwMode="auto">
+                        <a:xfrm>
+                          <a:off x="0" y="0"/>
+                          <a:ext cx="2228850" cy="1404620"/>
+                        </a:xfrm>
+                        <a:prstGeom prst="rect">
+                          <a:avLst/>
+                        </a:prstGeom>
+                        <a:noFill/>
+                        <a:ln w="9525">
+                          <a:noFill/>
+                          <a:miter lim="800000"/>
+                          <a:headEnd/>
+                          <a:tailEnd/>
+                        </a:ln>
+                      </wps:spPr>
+                      <wps:txbx>
+                        <w:txbxContent>
+                          <w:p>
+                            <w:pPr>
+                              <w:jc w:val="right"/>
+                              <w:rPr>
+                                <w:rFonts w:asciiTheme="minorHAnsi" w:hAnsiTheme="minorHAnsi" w:cstheme="minorHAnsi"/>
+                                <w:sz w:val="24"/>
+                                <w:szCs w:val="24"/>
+                              </w:rPr>
+                            </w:pPr>
+                            <w:r>
+                              <w:rPr>
+                                <w:rFonts w:asciiTheme="minorHAnsi" w:hAnsiTheme="minorHAnsi" w:cstheme="minorHAnsi"/>
+                                <w:w w:val="70"/>
+                                <w:sz w:val="24"/>
+                                <w:szCs w:val="24"/>
+                              </w:rPr>
+                              <w:t>Tangerang</w:t>
+                            </w:r>
+                            <w:r>
+                              <w:rPr>
+                                <w:rFonts w:asciiTheme="minorHAnsi" w:hAnsiTheme="minorHAnsi" w:cstheme="minorHAnsi"/>
+                                <w:spacing w:val="48"/>
+                                <w:sz w:val="24"/>
+                                <w:szCs w:val="24"/>
+                              </w:rPr>
+                              <w:t xml:space="preserve"> </w:t>
+                            </w:r>
+                            <w:r>
+                              <w:rPr>
+                                <w:rFonts w:asciiTheme="minorHAnsi" w:hAnsiTheme="minorHAnsi" w:cstheme="minorHAnsi"/>
+                                <w:w w:val="70"/>
+                                <w:sz w:val="24"/>
+                                <w:szCs w:val="24"/>
+                              </w:rPr>
+                              <w:t xml:space="preserve">Selatan, </w:t>
+                            </w:r>
+                            <w:r>
+                              <w:rPr>
+                                <w:rFonts w:asciiTheme="minorHAnsi" w:hAnsiTheme="minorHAnsi" w:cstheme="minorHAnsi"/>
+                                <w:w w:val="70"/>
+                                <w:sz w:val="24"/>
+                                <w:szCs w:val="24"/>
+                              </w:rPr>
+                              <w:t>{tanggal}</w:t>
+                            </w:r>
+                          </w:p>
+                        </w:txbxContent>
+                      </wps:txbx>
+                      <wps:bodyPr rot="0" vert="horz" wrap="square" lIns="91440" tIns="45720" rIns="91440" bIns="45720" anchor="t" anchorCtr="0">
+                        <a:spAutoFit/>
+                      </wps:bodyPr>
+                    </wps:wsp>
+                  </a:graphicData>
+                </a:graphic>
+                <wp14:sizeRelH relativeFrom="margin">
+                  <wp14:pctWidth>0</wp14:pctWidth>
+                </wp14:sizeRelH>
+                <wp14:sizeRelV relativeFrom="margin">
+                  <wp14:pctHeight>20000</wp14:pctHeight>
+                </wp14:sizeRelV>
+              </wp:anchor>
+            </w:drawing>
+          </mc:Choice>
+          <mc:Fallback>
+            <w:pict>
+              <v:shapetype w14:anchorId="18BB71F2" id="_x0000_t202" coordsize="21600,21600" o:spt="202" path="m,l,21600r21600,l21600,xe">
+                <v:stroke joinstyle="miter"/>
+                <v:path gradientshapeok="t" o:connecttype="rect"/>
+              </v:shapetype>
+              <v:shape id="Kotak Teks 2" o:spid="_x0000_s1026" type="#_x0000_t202" style="position:absolute;margin-left:367.5pt;margin-top:-7.25pt;width:175.5pt;height:110.6pt;z-index:251662336;visibility:visible;mso-wrap-style:square;mso-width-percent:0;mso-height-percent:200;mso-wrap-distance-left:9pt;mso-wrap-distance-top:3.6pt;mso-wrap-distance-right:9pt;mso-wrap-distance-bottom:3.6pt;mso-position-horizontal:absolute;mso-position-horizontal-relative:page;mso-position-vertical:absolute;mso-position-vertical-relative:text;mso-width-percent:0;mso-height-percent:200;mso-width-relative:margin;mso-height-relative:margin;v-text-anchor:top" o:gfxdata="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" filled="f" stroked="f">
+                <v:textbox style="mso-fit-shape-to-text:t">
+                  <w:txbxContent>
+                    <w:p>
+                      <w:pPr>
+                        <w:jc w:val="right"/>
+                        <w:rPr>
+                          <w:rFonts w:asciiTheme="minorHAnsi" w:hAnsiTheme="minorHAnsi" w:cstheme="minorHAnsi"/>
+                          <w:sz w:val="24"/>
+                          <w:szCs w:val="24"/>
+                        </w:rPr>
+                      </w:pPr>
+                      <w:r>
+                        <w:rPr>
+                          <w:rFonts w:asciiTheme="minorHAnsi" w:hAnsiTheme="minorHAnsi" w:cstheme="minorHAnsi"/>
+                          <w:w w:val="70"/>
+                          <w:sz w:val="24"/>
+                          <w:szCs w:val="24"/>
+                        </w:rPr>
+                        <w:t>Tangerang</w:t>
+                      </w:r>
+                      <w:r>
+                        <w:rPr>
+                          <w:rFonts w:asciiTheme="minorHAnsi" w:hAnsiTheme="minorHAnsi" w:cstheme="minorHAnsi"/>
+                          <w:spacing w:val="48"/>
+                          <w:sz w:val="24"/>
+                          <w:szCs w:val="24"/>
+                        </w:rPr>
+                        <w:t xml:space="preserve"> </w:t>
+                      </w:r>
+                      <w:r>
+                        <w:rPr>
+                          <w:rFonts w:asciiTheme="minorHAnsi" w:hAnsiTheme="minorHAnsi" w:cstheme="minorHAnsi"/>
+                          <w:w w:val="70"/>
+                          <w:sz w:val="24"/>
+                          <w:szCs w:val="24"/>
+                        </w:rPr>
+                        <w:t xml:space="preserve">Selatan, </w:t>
+                      </w:r>
+                      <w:r>
+                        <w:rPr>
+                          <w:rFonts w:asciiTheme="minorHAnsi" w:hAnsiTheme="minorHAnsi" w:cstheme="minorHAnsi"/>
+                          <w:w w:val="70"/>
+                          <w:sz w:val="24"/>
+                          <w:szCs w:val="24"/>
+                        </w:rPr>
+                        <w:t>{tanggal}</w:t>
+                      </w:r>
+                    </w:p>
+                  </w:txbxContent>
+                </v:textbox>
+                <w10:wrap anchorx="page"/>
+              </v:shape>
+            </w:pict>
+          </mc:Fallback>
+        </mc:AlternateContent>
+      </w:r>
+      <w:r>
+        <w:rPr>
+          <w:rFonts w:asciiTheme="minorHAnsi" w:hAnsiTheme="minorHAnsi" w:cstheme="minorHAnsi"/>
+          <w:w w:val="75"/>
+          <w:sz w:val="24"/>
+          <w:szCs w:val="24"/>
+        </w:rPr>
+        <w:t>No</w:t>
+      </w:r>
+      <w:r>
+        <w:rPr>
+          <w:rFonts w:asciiTheme="minorHAnsi" w:hAnsiTheme="minorHAnsi" w:cstheme="minorHAnsi"/>
+          <w:sz w:val="24"/>
+          <w:szCs w:val="24"/>
+        </w:rPr>
+        <w:tab/>
+      </w:r>
+      <w:r>
+        <w:rPr>
+          <w:rFonts w:asciiTheme="minorHAnsi" w:hAnsiTheme="minorHAnsi" w:cstheme="minorHAnsi"/>
+          <w:w w:val="75"/>
+          <w:sz w:val="24"/>
+          <w:szCs w:val="24"/>
+        </w:rPr>
+        <w:t>:</w:t>
+      </w:r>
+      <w:r>
+        <w:rPr>
+          <w:rFonts w:asciiTheme="minorHAnsi" w:hAnsiTheme="minorHAnsi" w:cstheme="minorHAnsi"/>
+          <w:spacing w:val="-8"/>
+          <w:sz w:val="24"/>
+          <w:szCs w:val="24"/>
         </w:rPr>
         <w:t xml:space="preserve"> </w:t>
       </w:r>
       <w:r>
         <w:rPr>
-          <w:w w:val="70"/>
-          <w:sz w:val="22"/>
-          <w:szCs w:val="22"/>
-        </w:rPr>
-        <w:t>Selatan,</w:t>
-      </w:r>
-      <w:r>
-        <w:rPr>
-          <w:w w:val="70"/>
-          <w:sz w:val="22"/>
-          <w:szCs w:val="22"/>
+          <w:rFonts w:asciiTheme="minorHAnsi" w:hAnsiTheme="minorHAnsi" w:cstheme="minorHAnsi"/>
+          <w:w w:val="75"/>
+          <w:sz w:val="24"/>
+          <w:szCs w:val="24"/>
+        </w:rPr>
+        <w:t>{</w:t>
+      </w:r>
+      <w:r>
+        <w:rPr>
+          <w:rFonts w:asciiTheme="minorHAnsi" w:hAnsiTheme="minorHAnsi" w:cstheme="minorHAnsi"/>
+          <w:w w:val="75"/>
+          <w:sz w:val="24"/>
+          <w:szCs w:val="24"/>
+        </w:rPr>
+        <w:t>nomor</w:t>
+      </w:r>
+      <w:r>
+        <w:rPr>
+          <w:rFonts w:asciiTheme="minorHAnsi" w:hAnsiTheme="minorHAnsi" w:cstheme="minorHAnsi"/>
+          <w:w w:val="75"/>
+          <w:sz w:val="24"/>
+          <w:szCs w:val="24"/>
+        </w:rPr>
+        <w:t>}</w:t>
+      </w:r>
+      <w:r>
+        <w:rPr>
+          <w:rFonts w:asciiTheme="minorHAnsi" w:hAnsiTheme="minorHAnsi" w:cstheme="minorHAnsi"/>
+          <w:spacing w:val="-4"/>
+          <w:w w:val="75"/>
+          <w:sz w:val="24"/>
+          <w:szCs w:val="24"/>
         </w:rPr>
         <w:t xml:space="preserve"> </w:t>
-      </w:r>
-      <w:r>
-        <w:rPr>
-          <w:w w:val="70"/>
-          <w:sz w:val="22"/>
-          <w:szCs w:val="22"/>
-        </w:rPr>
-        <w:t xml:space="preserve">31 </w:t>
-      </w:r>
-      <w:r>
-        <w:rPr>
-          <w:w w:val="70"/>
-          <w:sz w:val="22"/>
-          <w:szCs w:val="22"/>
-        </w:rPr>
-        <w:t>Des</w:t>
-      </w:r>
-      <w:r>
-        <w:rPr>
-          <w:w w:val="70"/>
-          <w:sz w:val="22"/>
-          <w:szCs w:val="22"/>
-        </w:rPr>
-        <w:t>e</w:t>
-      </w:r>
-      <w:r>
-        <w:rPr>
-          <w:w w:val="70"/>
-          <w:sz w:val="22"/>
-          <w:szCs w:val="22"/>
-        </w:rPr>
-        <w:t>mbe</w:t>
-      </w:r>
-      <w:r>
-        <w:rPr>
-          <w:w w:val="70"/>
-          <w:sz w:val="22"/>
-          <w:szCs w:val="22"/>
-        </w:rPr>
-        <w:t>r</w:t>
-      </w:r>
-      <w:r>
-        <w:rPr>
-          <w:spacing w:val="14"/>
-          <w:sz w:val="22"/>
-          <w:szCs w:val="22"/>
-        </w:rPr>
-        <w:t xml:space="preserve"> </w:t>
-      </w:r>
-      <w:r>
-        <w:rPr>
-          <w:spacing w:val="-4"/>
-          <w:w w:val="70"/>
-          <w:sz w:val="22"/>
-          <w:szCs w:val="22"/>
-        </w:rPr>
-        <w:t>2025</w:t>
       </w:r>
     </w:p>
     <w:p>
       <w:pPr>
-        <w:pStyle w:val="BodyText"/>
-        <w:tabs>
-          <w:tab w:val="left" w:pos="1580"/>
-        </w:tabs>
-        <w:spacing w:line="225" w:lineRule="exact"/>
-        <w:ind w:left="145"/>
-        <w:rPr>
-          <w:sz w:val="22"/>
-          <w:szCs w:val="22"/>
+        <w:rPr>
+          <w:rFonts w:asciiTheme="minorHAnsi" w:hAnsiTheme="minorHAnsi" w:cstheme="minorHAnsi"/>
+          <w:sz w:val="24"/>
+          <w:szCs w:val="24"/>
         </w:rPr>
       </w:pPr>
       <w:r>
         <w:rPr>
+          <w:rFonts w:asciiTheme="minorHAnsi" w:hAnsiTheme="minorHAnsi" w:cstheme="minorHAnsi"/>
           <w:w w:val="75"/>
-          <w:sz w:val="22"/>
-          <w:szCs w:val="22"/>
-        </w:rPr>
-        <w:t>No</w:t>
-      </w:r>
-      <w:r>
-        <w:rPr>
-          <w:sz w:val="22"/>
-          <w:szCs w:val="22"/>
+          <w:sz w:val="24"/>
+          <w:szCs w:val="24"/>
+        </w:rPr>
+        <w:t>Lampiran</w:t>
+      </w:r>
+      <w:r>
+        <w:rPr>
+          <w:rFonts w:asciiTheme="minorHAnsi" w:hAnsiTheme="minorHAnsi" w:cstheme="minorHAnsi"/>
+          <w:w w:val="75"/>
+          <w:sz w:val="24"/>
+          <w:szCs w:val="24"/>
         </w:rPr>
         <w:tab/>
       </w:r>
       <w:r>
         <w:rPr>
+          <w:rFonts w:asciiTheme="minorHAnsi" w:hAnsiTheme="minorHAnsi" w:cstheme="minorHAnsi"/>
           <w:w w:val="75"/>
-          <w:sz w:val="22"/>
-          <w:szCs w:val="22"/>
+          <w:sz w:val="24"/>
+          <w:szCs w:val="24"/>
         </w:rPr>
         <w:t>:</w:t>
       </w:r>
       <w:r>
         <w:rPr>
-          <w:spacing w:val="-8"/>
-          <w:sz w:val="22"/>
-          <w:szCs w:val="22"/>
+          <w:rFonts w:asciiTheme="minorHAnsi" w:hAnsiTheme="minorHAnsi" w:cstheme="minorHAnsi"/>
+          <w:spacing w:val="-13"/>
+          <w:sz w:val="24"/>
+          <w:szCs w:val="24"/>
         </w:rPr>
         <w:t xml:space="preserve"> </w:t>
       </w:r>
       <w:r>
         <w:rPr>
-          <w:w w:val="75"/>
-          <w:sz w:val="22"/>
-          <w:szCs w:val="22"/>
-        </w:rPr>
-        <w:t>0</w:t>
-      </w:r>
-      <w:r>
-        <w:rPr>
-          <w:w w:val="75"/>
-          <w:sz w:val="22"/>
-          <w:szCs w:val="22"/>
-        </w:rPr>
-        <w:t>2</w:t>
-      </w:r>
-      <w:r>
-        <w:rPr>
-          <w:w w:val="75"/>
-          <w:sz w:val="22"/>
-          <w:szCs w:val="22"/>
-        </w:rPr>
-        <w:t>6</w:t>
-      </w:r>
-      <w:r>
-        <w:rPr>
-          <w:w w:val="75"/>
-          <w:sz w:val="22"/>
-          <w:szCs w:val="22"/>
-        </w:rPr>
-        <w:t>/</w:t>
-      </w:r>
-      <w:r>
-        <w:rPr>
-          <w:spacing w:val="-2"/>
-          <w:sz w:val="22"/>
-          <w:szCs w:val="22"/>
-        </w:rPr>
-        <w:t xml:space="preserve"> </w:t>
-      </w:r>
-      <w:r>
-        <w:rPr>
-          <w:w w:val="75"/>
-          <w:sz w:val="22"/>
-          <w:szCs w:val="22"/>
-        </w:rPr>
-        <w:t>MCC/</w:t>
-      </w:r>
-      <w:r>
-        <w:rPr>
-          <w:spacing w:val="-2"/>
-          <w:sz w:val="22"/>
-          <w:szCs w:val="22"/>
-        </w:rPr>
-        <w:t xml:space="preserve"> </w:t>
-      </w:r>
-      <w:r>
-        <w:rPr>
-          <w:w w:val="75"/>
-          <w:sz w:val="22"/>
-          <w:szCs w:val="22"/>
-        </w:rPr>
-        <w:t>X</w:t>
-      </w:r>
-      <w:r>
-        <w:rPr>
-          <w:w w:val="75"/>
-          <w:sz w:val="22"/>
-          <w:szCs w:val="22"/>
-        </w:rPr>
-        <w:t>I</w:t>
-      </w:r>
-      <w:r>
-        <w:rPr>
-          <w:w w:val="75"/>
-          <w:sz w:val="22"/>
-          <w:szCs w:val="22"/>
-        </w:rPr>
-        <w:t>I</w:t>
-      </w:r>
-      <w:r>
-        <w:rPr>
-          <w:w w:val="75"/>
-          <w:sz w:val="22"/>
-          <w:szCs w:val="22"/>
-        </w:rPr>
-        <w:t>/</w:t>
-      </w:r>
-      <w:r>
-        <w:rPr>
-          <w:spacing w:val="5"/>
-          <w:sz w:val="22"/>
-          <w:szCs w:val="22"/>
-        </w:rPr>
-        <w:t xml:space="preserve"> </w:t>
-      </w:r>
-      <w:r>
-        <w:rPr>
-          <w:spacing w:val="-4"/>
-          <w:w w:val="75"/>
-          <w:sz w:val="22"/>
-          <w:szCs w:val="22"/>
-        </w:rPr>
-        <w:t>2025</w:t>
+          <w:rFonts w:asciiTheme="minorHAnsi" w:hAnsiTheme="minorHAnsi" w:cstheme="minorHAnsi"/>
+          <w:spacing w:val="-10"/>
+          <w:sz w:val="24"/>
+          <w:szCs w:val="24"/>
+        </w:rPr>
+        <w:t>-</w:t>
       </w:r>
     </w:p>
     <w:p>
       <w:pPr>
-        <w:pStyle w:val="BodyText"/>
-        <w:tabs>
-          <w:tab w:val="left" w:pos="1580"/>
-        </w:tabs>
-        <w:spacing w:line="225" w:lineRule="exact"/>
-        <w:ind w:left="145"/>
-        <w:rPr>
-          <w:sz w:val="22"/>
-          <w:szCs w:val="22"/>
+        <w:rPr>
+          <w:rFonts w:asciiTheme="minorHAnsi" w:hAnsiTheme="minorHAnsi" w:cstheme="minorHAnsi"/>
+          <w:sz w:val="24"/>
+          <w:szCs w:val="24"/>
         </w:rPr>
       </w:pPr>
       <w:r>
         <w:rPr>
+          <w:rFonts w:asciiTheme="minorHAnsi" w:hAnsiTheme="minorHAnsi" w:cstheme="minorHAnsi"/>
           <w:w w:val="75"/>
-          <w:sz w:val="22"/>
-          <w:szCs w:val="22"/>
-        </w:rPr>
-        <w:t>Lampiran</w:t>
-      </w:r>
-      <w:r>
-        <w:rPr>
+          <w:sz w:val="24"/>
+          <w:szCs w:val="24"/>
+        </w:rPr>
+        <w:t>Perihal</w:t>
+      </w:r>
+      <w:r>
+        <w:rPr>
+          <w:rFonts w:asciiTheme="minorHAnsi" w:hAnsiTheme="minorHAnsi" w:cstheme="minorHAnsi"/>
+          <w:sz w:val="24"/>
+          <w:szCs w:val="24"/>
+        </w:rPr>
+        <w:tab/>
+      </w:r>
+      <w:r>
+        <w:rPr>
+          <w:rFonts w:asciiTheme="minorHAnsi" w:hAnsiTheme="minorHAnsi" w:cstheme="minorHAnsi"/>
           <w:w w:val="75"/>
-          <w:sz w:val="22"/>
-          <w:szCs w:val="22"/>
-        </w:rPr>
-        <w:tab/>
-      </w:r>
-      <w:r>
-        <w:rPr>
+          <w:sz w:val="24"/>
+          <w:szCs w:val="24"/>
+        </w:rPr>
+        <w:t>:</w:t>
+      </w:r>
+      <w:r>
+        <w:rPr>
+          <w:rFonts w:asciiTheme="minorHAnsi" w:hAnsiTheme="minorHAnsi" w:cstheme="minorHAnsi"/>
+          <w:spacing w:val="4"/>
+          <w:sz w:val="24"/>
+          <w:szCs w:val="24"/>
+        </w:rPr>
+        <w:t xml:space="preserve"> </w:t>
+      </w:r>
+      <w:r>
+        <w:rPr>
+          <w:rFonts w:asciiTheme="minorHAnsi" w:hAnsiTheme="minorHAnsi" w:cstheme="minorHAnsi"/>
           <w:w w:val="75"/>
-          <w:sz w:val="22"/>
-          <w:szCs w:val="22"/>
-        </w:rPr>
-        <w:t>:</w:t>
-      </w:r>
-      <w:r>
-        <w:rPr>
-          <w:spacing w:val="-13"/>
-          <w:sz w:val="22"/>
-          <w:szCs w:val="22"/>
+          <w:sz w:val="24"/>
+          <w:szCs w:val="24"/>
+        </w:rPr>
+        <w:t>Surat</w:t>
+      </w:r>
+      <w:r>
+        <w:rPr>
+          <w:rFonts w:asciiTheme="minorHAnsi" w:hAnsiTheme="minorHAnsi" w:cstheme="minorHAnsi"/>
+          <w:spacing w:val="4"/>
+          <w:sz w:val="24"/>
+          <w:szCs w:val="24"/>
         </w:rPr>
         <w:t xml:space="preserve"> </w:t>
       </w:r>
       <w:r>
         <w:rPr>
-          <w:spacing w:val="-10"/>
-          <w:sz w:val="22"/>
-          <w:szCs w:val="22"/>
-        </w:rPr>
-        <w:t>-</w:t>
+          <w:rFonts w:asciiTheme="minorHAnsi" w:hAnsiTheme="minorHAnsi" w:cstheme="minorHAnsi"/>
+          <w:w w:val="75"/>
+          <w:sz w:val="24"/>
+          <w:szCs w:val="24"/>
+        </w:rPr>
+        <w:t>Kerjasama</w:t>
+      </w:r>
+      <w:r>
+        <w:rPr>
+          <w:rFonts w:asciiTheme="minorHAnsi" w:hAnsiTheme="minorHAnsi" w:cstheme="minorHAnsi"/>
+          <w:spacing w:val="10"/>
+          <w:sz w:val="24"/>
+          <w:szCs w:val="24"/>
+        </w:rPr>
+        <w:t xml:space="preserve"> </w:t>
+      </w:r>
+      <w:r>
+        <w:rPr>
+          <w:rFonts w:asciiTheme="minorHAnsi" w:hAnsiTheme="minorHAnsi" w:cstheme="minorHAnsi"/>
+          <w:w w:val="75"/>
+          <w:sz w:val="24"/>
+          <w:szCs w:val="24"/>
+        </w:rPr>
+        <w:t>dan</w:t>
+      </w:r>
+      <w:r>
+        <w:rPr>
+          <w:rFonts w:asciiTheme="minorHAnsi" w:hAnsiTheme="minorHAnsi" w:cstheme="minorHAnsi"/>
+          <w:spacing w:val="5"/>
+          <w:sz w:val="24"/>
+          <w:szCs w:val="24"/>
+        </w:rPr>
+        <w:t xml:space="preserve"> </w:t>
+      </w:r>
+      <w:r>
+        <w:rPr>
+          <w:rFonts w:asciiTheme="minorHAnsi" w:hAnsiTheme="minorHAnsi" w:cstheme="minorHAnsi"/>
+          <w:w w:val="75"/>
+          <w:sz w:val="24"/>
+          <w:szCs w:val="24"/>
+        </w:rPr>
+        <w:t>Konfirmasi</w:t>
+      </w:r>
+      <w:r>
+        <w:rPr>
+          <w:rFonts w:asciiTheme="minorHAnsi" w:hAnsiTheme="minorHAnsi" w:cstheme="minorHAnsi"/>
+          <w:spacing w:val="12"/>
+          <w:sz w:val="24"/>
+          <w:szCs w:val="24"/>
+        </w:rPr>
+        <w:t xml:space="preserve"> </w:t>
+      </w:r>
+      <w:r>
+        <w:rPr>
+          <w:rFonts w:asciiTheme="minorHAnsi" w:hAnsiTheme="minorHAnsi" w:cstheme="minorHAnsi"/>
+          <w:spacing w:val="-2"/>
+          <w:w w:val="75"/>
+          <w:sz w:val="24"/>
+          <w:szCs w:val="24"/>
+        </w:rPr>
+        <w:t>Penjadwalan</w:t>
       </w:r>
     </w:p>
     <w:p>
       <w:pPr>
-        <w:pStyle w:val="BodyText"/>
-        <w:tabs>
-          <w:tab w:val="left" w:pos="1580"/>
-        </w:tabs>
-        <w:spacing w:line="227" w:lineRule="exact"/>
-        <w:ind w:left="145"/>
-        <w:rPr>
-          <w:sz w:val="22"/>
-          <w:szCs w:val="22"/>
-        </w:rPr>
-      </w:pPr>
-      <w:r>
-        <w:rPr>
-          <w:w w:val="75"/>
-          <w:sz w:val="22"/>
-          <w:szCs w:val="22"/>
-        </w:rPr>
-        <w:t>Perihal</w:t>
-      </w:r>
-      <w:r>
-        <w:rPr>
-          <w:sz w:val="22"/>
-          <w:szCs w:val="22"/>
-        </w:rPr>
-        <w:tab/>
-      </w:r>
-      <w:r>
-        <w:rPr>
-          <w:w w:val="75"/>
-          <w:sz w:val="22"/>
-          <w:szCs w:val="22"/>
-        </w:rPr>
-        <w:t>:</w:t>
-      </w:r>
-      <w:r>
-        <w:rPr>
-          <w:spacing w:val="4"/>
-          <w:sz w:val="22"/>
-          <w:szCs w:val="22"/>
-        </w:rPr>
-        <w:t xml:space="preserve"> </w:t>
-      </w:r>
-      <w:r>
-        <w:rPr>
-          <w:w w:val="75"/>
-          <w:sz w:val="22"/>
-          <w:szCs w:val="22"/>
-        </w:rPr>
-        <w:t>Surat</w:t>
-      </w:r>
-      <w:r>
-        <w:rPr>
-          <w:spacing w:val="4"/>
-          <w:sz w:val="22"/>
-          <w:szCs w:val="22"/>
-        </w:rPr>
-        <w:t xml:space="preserve"> </w:t>
-      </w:r>
-      <w:r>
-        <w:rPr>
-          <w:w w:val="75"/>
-          <w:sz w:val="22"/>
-          <w:szCs w:val="22"/>
-        </w:rPr>
-        <w:t>Kerjasama</w:t>
-      </w:r>
-      <w:r>
-        <w:rPr>
-          <w:spacing w:val="10"/>
-          <w:sz w:val="22"/>
-          <w:szCs w:val="22"/>
-        </w:rPr>
-        <w:t xml:space="preserve"> </w:t>
-      </w:r>
-      <w:r>
-        <w:rPr>
-          <w:w w:val="75"/>
-          <w:sz w:val="22"/>
-          <w:szCs w:val="22"/>
-        </w:rPr>
-        <w:t>dan</w:t>
-      </w:r>
-      <w:r>
-        <w:rPr>
-          <w:spacing w:val="5"/>
-          <w:sz w:val="22"/>
-          <w:szCs w:val="22"/>
-        </w:rPr>
-        <w:t xml:space="preserve"> </w:t>
-      </w:r>
-      <w:r>
-        <w:rPr>
-          <w:w w:val="75"/>
-          <w:sz w:val="22"/>
-          <w:szCs w:val="22"/>
-        </w:rPr>
-        <w:t>Konfirmasi</w:t>
-      </w:r>
-      <w:r>
-        <w:rPr>
-          <w:spacing w:val="12"/>
-          <w:sz w:val="22"/>
-          <w:szCs w:val="22"/>
-        </w:rPr>
-        <w:t xml:space="preserve"> </w:t>
-      </w:r>
-      <w:r>
-        <w:rPr>
-          <w:spacing w:val="-2"/>
-          <w:w w:val="75"/>
-          <w:sz w:val="22"/>
-          <w:szCs w:val="22"/>
-        </w:rPr>
-        <w:t>Penjadwalan</w:t>
-      </w:r>
-    </w:p>
-    <w:p>
-      <w:pPr>
-        <w:pStyle w:val="BodyText"/>
-        <w:spacing w:before="5"/>
-        <w:rPr>
-          <w:sz w:val="22"/>
-          <w:szCs w:val="22"/>
+        <w:rPr>
+          <w:rFonts w:asciiTheme="minorHAnsi" w:hAnsiTheme="minorHAnsi" w:cstheme="minorHAnsi"/>
+          <w:sz w:val="24"/>
+          <w:szCs w:val="24"/>
         </w:rPr>
       </w:pPr>
     </w:p>
     <w:p>
       <w:pPr>
-        <w:pStyle w:val="BodyText"/>
-        <w:ind w:left="145"/>
-        <w:rPr>
-          <w:sz w:val="22"/>
-          <w:szCs w:val="22"/>
+        <w:rPr>
+          <w:rFonts w:asciiTheme="minorHAnsi" w:hAnsiTheme="minorHAnsi" w:cstheme="minorHAnsi"/>
+          <w:sz w:val="24"/>
+          <w:szCs w:val="24"/>
         </w:rPr>
       </w:pPr>
       <w:r>
         <w:rPr>
+          <w:rFonts w:asciiTheme="minorHAnsi" w:hAnsiTheme="minorHAnsi" w:cstheme="minorHAnsi"/>
           <w:w w:val="75"/>
-          <w:sz w:val="22"/>
-          <w:szCs w:val="22"/>
+          <w:sz w:val="24"/>
+          <w:szCs w:val="24"/>
         </w:rPr>
         <w:t>Kepada</w:t>
       </w:r>
       <w:r>
         <w:rPr>
+          <w:rFonts w:asciiTheme="minorHAnsi" w:hAnsiTheme="minorHAnsi" w:cstheme="minorHAnsi"/>
           <w:spacing w:val="2"/>
-          <w:sz w:val="22"/>
-          <w:szCs w:val="22"/>
+          <w:sz w:val="24"/>
+          <w:szCs w:val="24"/>
         </w:rPr>
         <w:t xml:space="preserve"> </w:t>
       </w:r>
       <w:r>
         <w:rPr>
+          <w:rFonts w:asciiTheme="minorHAnsi" w:hAnsiTheme="minorHAnsi" w:cstheme="minorHAnsi"/>
           <w:spacing w:val="-4"/>
           <w:w w:val="90"/>
-          <w:sz w:val="22"/>
-          <w:szCs w:val="22"/>
+          <w:sz w:val="24"/>
+          <w:szCs w:val="24"/>
         </w:rPr>
         <w:t>Yth.</w:t>
       </w:r>
     </w:p>
     <w:p>
       <w:pPr>
-        <w:pStyle w:val="Heading1"/>
-        <w:spacing w:before="40"/>
-        <w:ind w:left="145"/>
-        <w:jc w:val="left"/>
-        <w:rPr>
+        <w:rPr>
+          <w:rFonts w:asciiTheme="minorHAnsi" w:hAnsiTheme="minorHAnsi" w:cstheme="minorHAnsi"/>
           <w:w w:val="75"/>
-          <w:sz w:val="22"/>
-          <w:szCs w:val="22"/>
+          <w:sz w:val="24"/>
+          <w:szCs w:val="24"/>
         </w:rPr>
       </w:pPr>
       <w:bookmarkStart w:id="0" w:name="Kepala_Divisi_Sekolah_Alam_Learning_Cent"/>
       <w:bookmarkEnd w:id="0"/>
       <w:r>
         <w:rPr>
+          <w:rFonts w:asciiTheme="minorHAnsi" w:hAnsiTheme="minorHAnsi" w:cstheme="minorHAnsi"/>
           <w:w w:val="75"/>
-          <w:sz w:val="22"/>
-          <w:szCs w:val="22"/>
-        </w:rPr>
-        <w:t xml:space="preserve">Kepala SD </w:t>
-      </w:r>
-      <w:r>
-        <w:rPr>
+          <w:sz w:val="24"/>
+          <w:szCs w:val="24"/>
+        </w:rPr>
+        <w:t xml:space="preserve">Kepala </w:t>
+      </w:r>
+      <w:r>
+        <w:rPr>
+          <w:rFonts w:asciiTheme="minorHAnsi" w:hAnsiTheme="minorHAnsi" w:cstheme="minorHAnsi"/>
           <w:w w:val="75"/>
-          <w:sz w:val="22"/>
-          <w:szCs w:val="22"/>
-        </w:rPr>
-        <w:t xml:space="preserve">Islam </w:t>
-      </w:r>
-      <w:r>
-        <w:rPr>
+          <w:sz w:val="24"/>
+          <w:szCs w:val="24"/>
+        </w:rPr>
+        <w:t>{</w:t>
+      </w:r>
+      <w:r>
+        <w:rPr>
+          <w:rFonts w:asciiTheme="minorHAnsi" w:hAnsiTheme="minorHAnsi" w:cstheme="minorHAnsi"/>
           <w:w w:val="75"/>
-          <w:sz w:val="22"/>
-          <w:szCs w:val="22"/>
-        </w:rPr>
-        <w:t>Dian Didaktika</w:t>
-      </w:r>
-      <w:r>
-        <w:rPr>
+          <w:sz w:val="24"/>
+          <w:szCs w:val="24"/>
+        </w:rPr>
+        <w:t>sekolah</w:t>
+      </w:r>
+      <w:r>
+        <w:rPr>
+          <w:rFonts w:asciiTheme="minorHAnsi" w:hAnsiTheme="minorHAnsi" w:cstheme="minorHAnsi"/>
           <w:w w:val="75"/>
-          <w:sz w:val="22"/>
-          <w:szCs w:val="22"/>
-        </w:rPr>
-        <w:t xml:space="preserve"> Depok</w:t>
+          <w:sz w:val="24"/>
+          <w:szCs w:val="24"/>
+        </w:rPr>
+        <w:t>}</w:t>
       </w:r>
     </w:p>
     <w:p>
       <w:pPr>
-        <w:pStyle w:val="Heading1"/>
-        <w:spacing w:before="40"/>
-        <w:ind w:left="145"/>
-        <w:jc w:val="left"/>
-        <w:rPr>
-          <w:b w:val="0"/>
-          <w:bCs w:val="0"/>
-          <w:sz w:val="22"/>
-          <w:szCs w:val="22"/>
+        <w:rPr>
+          <w:rFonts w:asciiTheme="minorHAnsi" w:hAnsiTheme="minorHAnsi" w:cstheme="minorHAnsi"/>
+          <w:b/>
+          <w:bCs/>
+          <w:sz w:val="24"/>
+          <w:szCs w:val="24"/>
         </w:rPr>
       </w:pPr>
       <w:r>
         <w:rPr>
-          <w:b w:val="0"/>
-          <w:bCs w:val="0"/>
+          <w:rFonts w:asciiTheme="minorHAnsi" w:hAnsiTheme="minorHAnsi" w:cstheme="minorHAnsi"/>
           <w:w w:val="75"/>
-          <w:sz w:val="22"/>
-          <w:szCs w:val="22"/>
+          <w:sz w:val="24"/>
+          <w:szCs w:val="24"/>
         </w:rPr>
         <w:t>Di tempat</w:t>
       </w:r>
     </w:p>
     <w:p>
       <w:pPr>
-        <w:pStyle w:val="BodyText"/>
-        <w:spacing w:before="25"/>
-        <w:ind w:left="145"/>
-        <w:rPr>
-          <w:sz w:val="22"/>
-          <w:szCs w:val="22"/>
+        <w:rPr>
+          <w:rFonts w:asciiTheme="minorHAnsi" w:hAnsiTheme="minorHAnsi" w:cstheme="minorHAnsi"/>
+          <w:sz w:val="24"/>
+          <w:szCs w:val="24"/>
         </w:rPr>
       </w:pPr>
     </w:p>
     <w:p>
       <w:pPr>
-        <w:pStyle w:val="BodyText"/>
-        <w:spacing w:before="4" w:line="235" w:lineRule="auto"/>
-        <w:ind w:left="145"/>
-        <w:rPr>
+        <w:rPr>
+          <w:rFonts w:asciiTheme="minorHAnsi" w:hAnsiTheme="minorHAnsi" w:cstheme="minorHAnsi"/>
           <w:w w:val="75"/>
-          <w:sz w:val="22"/>
-          <w:szCs w:val="22"/>
+          <w:sz w:val="24"/>
+          <w:szCs w:val="24"/>
         </w:rPr>
       </w:pPr>
       <w:r>
         <w:rPr>
+          <w:rFonts w:asciiTheme="minorHAnsi" w:hAnsiTheme="minorHAnsi" w:cstheme="minorHAnsi"/>
           <w:w w:val="75"/>
-          <w:sz w:val="22"/>
-          <w:szCs w:val="22"/>
+          <w:sz w:val="24"/>
+          <w:szCs w:val="24"/>
         </w:rPr>
         <w:t>Dengan hormat,</w:t>
       </w:r>
       <w:r>
         <w:rPr>
+          <w:rFonts w:asciiTheme="minorHAnsi" w:hAnsiTheme="minorHAnsi" w:cstheme="minorHAnsi"/>
           <w:w w:val="75"/>
-          <w:sz w:val="22"/>
-          <w:szCs w:val="22"/>
+          <w:sz w:val="24"/>
+          <w:szCs w:val="24"/>
         </w:rPr>
         <w:t xml:space="preserve"> b</w:t>
       </w:r>
       <w:r>
         <w:rPr>
+          <w:rFonts w:asciiTheme="minorHAnsi" w:hAnsiTheme="minorHAnsi" w:cstheme="minorHAnsi"/>
           <w:w w:val="75"/>
-          <w:sz w:val="22"/>
-          <w:szCs w:val="22"/>
+          <w:sz w:val="24"/>
+          <w:szCs w:val="24"/>
         </w:rPr>
         <w:t>erdasarkan</w:t>
       </w:r>
       <w:r>
         <w:rPr>
-          <w:sz w:val="22"/>
-          <w:szCs w:val="22"/>
+          <w:rFonts w:asciiTheme="minorHAnsi" w:hAnsiTheme="minorHAnsi" w:cstheme="minorHAnsi"/>
+          <w:sz w:val="24"/>
+          <w:szCs w:val="24"/>
         </w:rPr>
         <w:t xml:space="preserve"> </w:t>
       </w:r>
       <w:r>
         <w:rPr>
+          <w:rFonts w:asciiTheme="minorHAnsi" w:hAnsiTheme="minorHAnsi" w:cstheme="minorHAnsi"/>
           <w:w w:val="75"/>
-          <w:sz w:val="22"/>
-          <w:szCs w:val="22"/>
+          <w:sz w:val="24"/>
+          <w:szCs w:val="24"/>
         </w:rPr>
         <w:t>kesepakatan</w:t>
       </w:r>
       <w:r>
         <w:rPr>
-          <w:sz w:val="22"/>
-          <w:szCs w:val="22"/>
+          <w:rFonts w:asciiTheme="minorHAnsi" w:hAnsiTheme="minorHAnsi" w:cstheme="minorHAnsi"/>
+          <w:sz w:val="24"/>
+          <w:szCs w:val="24"/>
         </w:rPr>
         <w:t xml:space="preserve"> </w:t>
       </w:r>
       <w:r>
         <w:rPr>
+          <w:rFonts w:asciiTheme="minorHAnsi" w:hAnsiTheme="minorHAnsi" w:cstheme="minorHAnsi"/>
           <w:w w:val="75"/>
-          <w:sz w:val="22"/>
-          <w:szCs w:val="22"/>
+          <w:sz w:val="24"/>
+          <w:szCs w:val="24"/>
         </w:rPr>
         <w:t>pelaksanaan</w:t>
       </w:r>
       <w:r>
         <w:rPr>
+          <w:rFonts w:asciiTheme="minorHAnsi" w:hAnsiTheme="minorHAnsi" w:cstheme="minorHAnsi"/>
           <w:spacing w:val="40"/>
-          <w:sz w:val="22"/>
-          <w:szCs w:val="22"/>
+          <w:sz w:val="24"/>
+          <w:szCs w:val="24"/>
         </w:rPr>
         <w:t xml:space="preserve"> </w:t>
       </w:r>
       <w:r>
         <w:rPr>
+          <w:rFonts w:asciiTheme="minorHAnsi" w:hAnsiTheme="minorHAnsi" w:cstheme="minorHAnsi"/>
           <w:w w:val="75"/>
-          <w:sz w:val="22"/>
-          <w:szCs w:val="22"/>
+          <w:sz w:val="24"/>
+          <w:szCs w:val="24"/>
         </w:rPr>
         <w:t>kegiatan,</w:t>
       </w:r>
       <w:r>
         <w:rPr>
+          <w:rFonts w:asciiTheme="minorHAnsi" w:hAnsiTheme="minorHAnsi" w:cstheme="minorHAnsi"/>
           <w:spacing w:val="33"/>
-          <w:sz w:val="22"/>
-          <w:szCs w:val="22"/>
+          <w:sz w:val="24"/>
+          <w:szCs w:val="24"/>
         </w:rPr>
         <w:t xml:space="preserve"> </w:t>
       </w:r>
       <w:r>
         <w:rPr>
+          <w:rFonts w:asciiTheme="minorHAnsi" w:hAnsiTheme="minorHAnsi" w:cstheme="minorHAnsi"/>
           <w:w w:val="75"/>
-          <w:sz w:val="22"/>
-          <w:szCs w:val="22"/>
+          <w:sz w:val="24"/>
+          <w:szCs w:val="24"/>
         </w:rPr>
         <w:t>berikut</w:t>
       </w:r>
       <w:r>
         <w:rPr>
+          <w:rFonts w:asciiTheme="minorHAnsi" w:hAnsiTheme="minorHAnsi" w:cstheme="minorHAnsi"/>
           <w:spacing w:val="40"/>
-          <w:sz w:val="22"/>
-          <w:szCs w:val="22"/>
+          <w:sz w:val="24"/>
+          <w:szCs w:val="24"/>
         </w:rPr>
         <w:t xml:space="preserve"> </w:t>
       </w:r>
       <w:r>
         <w:rPr>
+          <w:rFonts w:asciiTheme="minorHAnsi" w:hAnsiTheme="minorHAnsi" w:cstheme="minorHAnsi"/>
           <w:w w:val="75"/>
-          <w:sz w:val="22"/>
-          <w:szCs w:val="22"/>
+          <w:sz w:val="24"/>
+          <w:szCs w:val="24"/>
         </w:rPr>
         <w:t>ini</w:t>
       </w:r>
       <w:r>
         <w:rPr>
-          <w:sz w:val="22"/>
-          <w:szCs w:val="22"/>
+          <w:rFonts w:asciiTheme="minorHAnsi" w:hAnsiTheme="minorHAnsi" w:cstheme="minorHAnsi"/>
+          <w:sz w:val="24"/>
+          <w:szCs w:val="24"/>
         </w:rPr>
         <w:t xml:space="preserve"> </w:t>
       </w:r>
       <w:r>
         <w:rPr>
+          <w:rFonts w:asciiTheme="minorHAnsi" w:hAnsiTheme="minorHAnsi" w:cstheme="minorHAnsi"/>
           <w:w w:val="75"/>
-          <w:sz w:val="22"/>
-          <w:szCs w:val="22"/>
+          <w:sz w:val="24"/>
+          <w:szCs w:val="24"/>
         </w:rPr>
         <w:t>kami</w:t>
       </w:r>
       <w:r>
         <w:rPr>
+          <w:rFonts w:asciiTheme="minorHAnsi" w:hAnsiTheme="minorHAnsi" w:cstheme="minorHAnsi"/>
           <w:spacing w:val="40"/>
-          <w:sz w:val="22"/>
-          <w:szCs w:val="22"/>
+          <w:sz w:val="24"/>
+          <w:szCs w:val="24"/>
         </w:rPr>
         <w:t xml:space="preserve"> </w:t>
       </w:r>
       <w:r>
         <w:rPr>
+          <w:rFonts w:asciiTheme="minorHAnsi" w:hAnsiTheme="minorHAnsi" w:cstheme="minorHAnsi"/>
           <w:w w:val="75"/>
-          <w:sz w:val="22"/>
-          <w:szCs w:val="22"/>
+          <w:sz w:val="24"/>
+          <w:szCs w:val="24"/>
         </w:rPr>
         <w:t>akan</w:t>
       </w:r>
       <w:r>
         <w:rPr>
+          <w:rFonts w:asciiTheme="minorHAnsi" w:hAnsiTheme="minorHAnsi" w:cstheme="minorHAnsi"/>
           <w:spacing w:val="28"/>
-          <w:sz w:val="22"/>
-          <w:szCs w:val="22"/>
+          <w:sz w:val="24"/>
+          <w:szCs w:val="24"/>
         </w:rPr>
         <w:t xml:space="preserve"> </w:t>
       </w:r>
       <w:r>
         <w:rPr>
+          <w:rFonts w:asciiTheme="minorHAnsi" w:hAnsiTheme="minorHAnsi" w:cstheme="minorHAnsi"/>
           <w:w w:val="75"/>
-          <w:sz w:val="22"/>
-          <w:szCs w:val="22"/>
+          <w:sz w:val="24"/>
+          <w:szCs w:val="24"/>
         </w:rPr>
         <w:t>menyampaikan</w:t>
       </w:r>
       <w:r>
         <w:rPr>
-          <w:sz w:val="22"/>
-          <w:szCs w:val="22"/>
+          <w:rFonts w:asciiTheme="minorHAnsi" w:hAnsiTheme="minorHAnsi" w:cstheme="minorHAnsi"/>
+          <w:sz w:val="24"/>
+          <w:szCs w:val="24"/>
         </w:rPr>
         <w:t xml:space="preserve"> </w:t>
       </w:r>
       <w:r>
         <w:rPr>
+          <w:rFonts w:asciiTheme="minorHAnsi" w:hAnsiTheme="minorHAnsi" w:cstheme="minorHAnsi"/>
           <w:w w:val="75"/>
-          <w:sz w:val="22"/>
-          <w:szCs w:val="22"/>
+          <w:sz w:val="24"/>
+          <w:szCs w:val="24"/>
         </w:rPr>
         <w:t>informasi</w:t>
       </w:r>
       <w:r>
         <w:rPr>
+          <w:rFonts w:asciiTheme="minorHAnsi" w:hAnsiTheme="minorHAnsi" w:cstheme="minorHAnsi"/>
           <w:spacing w:val="40"/>
-          <w:sz w:val="22"/>
-          <w:szCs w:val="22"/>
+          <w:sz w:val="24"/>
+          <w:szCs w:val="24"/>
         </w:rPr>
         <w:t xml:space="preserve"> </w:t>
       </w:r>
       <w:r>
         <w:rPr>
+          <w:rFonts w:asciiTheme="minorHAnsi" w:hAnsiTheme="minorHAnsi" w:cstheme="minorHAnsi"/>
           <w:w w:val="75"/>
-          <w:sz w:val="22"/>
-          <w:szCs w:val="22"/>
+          <w:sz w:val="24"/>
+          <w:szCs w:val="24"/>
         </w:rPr>
         <w:t>terkait</w:t>
       </w:r>
       <w:r>
         <w:rPr>
+          <w:rFonts w:asciiTheme="minorHAnsi" w:hAnsiTheme="minorHAnsi" w:cstheme="minorHAnsi"/>
           <w:spacing w:val="40"/>
-          <w:sz w:val="22"/>
-          <w:szCs w:val="22"/>
+          <w:sz w:val="24"/>
+          <w:szCs w:val="24"/>
         </w:rPr>
         <w:t xml:space="preserve"> </w:t>
       </w:r>
       <w:r>
         <w:rPr>
+          <w:rFonts w:asciiTheme="minorHAnsi" w:hAnsiTheme="minorHAnsi" w:cstheme="minorHAnsi"/>
           <w:w w:val="75"/>
-          <w:sz w:val="22"/>
-          <w:szCs w:val="22"/>
+          <w:sz w:val="24"/>
+          <w:szCs w:val="24"/>
         </w:rPr>
         <w:t>penyelenggaraan</w:t>
       </w:r>
       <w:r>
         <w:rPr>
+          <w:rFonts w:asciiTheme="minorHAnsi" w:hAnsiTheme="minorHAnsi" w:cstheme="minorHAnsi"/>
           <w:w w:val="75"/>
-          <w:sz w:val="22"/>
-          <w:szCs w:val="22"/>
+          <w:sz w:val="24"/>
+          <w:szCs w:val="24"/>
         </w:rPr>
         <w:t xml:space="preserve"> kegiatan tersebut:</w:t>
       </w:r>
     </w:p>
     <w:p>
       <w:pPr>
-        <w:pStyle w:val="BodyText"/>
-        <w:spacing w:after="1"/>
-        <w:rPr>
-          <w:sz w:val="22"/>
-          <w:szCs w:val="22"/>
+        <w:rPr>
+          <w:rFonts w:asciiTheme="minorHAnsi" w:hAnsiTheme="minorHAnsi" w:cstheme="minorHAnsi"/>
+          <w:sz w:val="24"/>
+          <w:szCs w:val="24"/>
         </w:rPr>
       </w:pPr>
     </w:p>
@@ -801,31 +834,40 @@
           </w:tcPr>
           <w:p>
             <w:pPr>
-              <w:pStyle w:val="TableParagraph"/>
-              <w:spacing w:line="223" w:lineRule="exact"/>
-              <w:ind w:left="150"/>
-              <w:rPr>
-                <w:b/>
+              <w:rPr>
+                <w:rFonts w:asciiTheme="minorHAnsi" w:hAnsiTheme="minorHAnsi" w:cstheme="minorHAnsi"/>
+                <w:b/>
+                <w:sz w:val="24"/>
+                <w:szCs w:val="24"/>
               </w:rPr>
             </w:pPr>
             <w:r>
               <w:rPr>
+                <w:rFonts w:asciiTheme="minorHAnsi" w:hAnsiTheme="minorHAnsi" w:cstheme="minorHAnsi"/>
                 <w:b/>
                 <w:w w:val="70"/>
+                <w:sz w:val="24"/>
+                <w:szCs w:val="24"/>
               </w:rPr>
               <w:t>Nam</w:t>
             </w:r>
             <w:r>
               <w:rPr>
+                <w:rFonts w:asciiTheme="minorHAnsi" w:hAnsiTheme="minorHAnsi" w:cstheme="minorHAnsi"/>
                 <w:b/>
                 <w:w w:val="70"/>
+                <w:sz w:val="24"/>
+                <w:szCs w:val="24"/>
               </w:rPr>
               <w:t>a</w:t>
             </w:r>
             <w:r>
               <w:rPr>
+                <w:rFonts w:asciiTheme="minorHAnsi" w:hAnsiTheme="minorHAnsi" w:cstheme="minorHAnsi"/>
                 <w:b/>
                 <w:w w:val="70"/>
+                <w:sz w:val="24"/>
+                <w:szCs w:val="24"/>
               </w:rPr>
               <w:t xml:space="preserve"> Program</w:t>
             </w:r>
@@ -837,18 +879,20 @@
           </w:tcPr>
           <w:p>
             <w:pPr>
-              <w:pStyle w:val="TableParagraph"/>
-              <w:spacing w:line="223" w:lineRule="exact"/>
-              <w:ind w:left="0" w:right="8"/>
-              <w:jc w:val="center"/>
-              <w:rPr>
-                <w:b/>
+              <w:rPr>
+                <w:rFonts w:asciiTheme="minorHAnsi" w:hAnsiTheme="minorHAnsi" w:cstheme="minorHAnsi"/>
+                <w:b/>
+                <w:sz w:val="24"/>
+                <w:szCs w:val="24"/>
               </w:rPr>
             </w:pPr>
             <w:r>
               <w:rPr>
+                <w:rFonts w:asciiTheme="minorHAnsi" w:hAnsiTheme="minorHAnsi" w:cstheme="minorHAnsi"/>
                 <w:b/>
                 <w:spacing w:val="-10"/>
+                <w:sz w:val="24"/>
+                <w:szCs w:val="24"/>
               </w:rPr>
               <w:t>:</w:t>
             </w:r>
@@ -860,73 +904,43 @@
           </w:tcPr>
           <w:p>
             <w:pPr>
-              <w:pStyle w:val="TableParagraph"/>
-              <w:spacing w:line="220" w:lineRule="exact"/>
-              <w:ind w:right="206"/>
-              <w:rPr>
+              <w:rPr>
+                <w:rFonts w:asciiTheme="minorHAnsi" w:hAnsiTheme="minorHAnsi" w:cstheme="minorHAnsi"/>
                 <w:b/>
                 <w:w w:val="70"/>
+                <w:sz w:val="24"/>
+                <w:szCs w:val="24"/>
               </w:rPr>
             </w:pPr>
             <w:r>
               <w:rPr>
+                <w:rFonts w:asciiTheme="minorHAnsi" w:hAnsiTheme="minorHAnsi" w:cstheme="minorHAnsi"/>
                 <w:b/>
                 <w:w w:val="70"/>
-              </w:rPr>
-              <w:t>PARENTING SESSION</w:t>
-            </w:r>
-          </w:p>
-          <w:p>
-            <w:pPr>
-              <w:pStyle w:val="TableParagraph"/>
-              <w:spacing w:line="220" w:lineRule="exact"/>
-              <w:ind w:right="206"/>
-              <w:rPr>
+                <w:sz w:val="24"/>
+                <w:szCs w:val="24"/>
+              </w:rPr>
+              <w:t>{</w:t>
+            </w:r>
+            <w:r>
+              <w:rPr>
+                <w:rFonts w:asciiTheme="minorHAnsi" w:hAnsiTheme="minorHAnsi" w:cstheme="minorHAnsi"/>
                 <w:b/>
                 <w:w w:val="70"/>
-              </w:rPr>
-            </w:pPr>
-            <w:r>
-              <w:rPr>
+                <w:sz w:val="24"/>
+                <w:szCs w:val="24"/>
+              </w:rPr>
+              <w:t>program</w:t>
+            </w:r>
+            <w:r>
+              <w:rPr>
+                <w:rFonts w:asciiTheme="minorHAnsi" w:hAnsiTheme="minorHAnsi" w:cstheme="minorHAnsi"/>
                 <w:b/>
                 <w:w w:val="70"/>
-              </w:rPr>
-              <w:t>“</w:t>
-            </w:r>
-            <w:r>
-              <w:rPr>
-                <w:b/>
-                <w:w w:val="70"/>
-              </w:rPr>
-              <w:t xml:space="preserve">Pembinaan Karakter &amp; </w:t>
-            </w:r>
-            <w:r>
-              <w:rPr>
-                <w:b/>
-                <w:w w:val="70"/>
-              </w:rPr>
-              <w:t xml:space="preserve">Sosialisasi </w:t>
-            </w:r>
-            <w:r>
-              <w:rPr>
-                <w:b/>
-                <w:w w:val="70"/>
-              </w:rPr>
-              <w:t>Bina Akhlaq Mulia</w:t>
-            </w:r>
-            <w:r>
-              <w:rPr>
-                <w:b/>
-                <w:w w:val="70"/>
-              </w:rPr>
-              <w:t xml:space="preserve"> untuk Orang Tua Kelas 5 &amp; 6</w:t>
-            </w:r>
-            <w:r>
-              <w:rPr>
-                <w:b/>
-                <w:w w:val="70"/>
-              </w:rPr>
-              <w:t>”</w:t>
+                <w:sz w:val="24"/>
+                <w:szCs w:val="24"/>
+              </w:rPr>
+              <w:t>}</w:t>
             </w:r>
           </w:p>
         </w:tc>
@@ -942,17 +956,20 @@
           </w:tcPr>
           <w:p>
             <w:pPr>
-              <w:pStyle w:val="TableParagraph"/>
-              <w:spacing w:before="12"/>
-              <w:ind w:left="150"/>
-              <w:rPr>
-                <w:b/>
+              <w:rPr>
+                <w:rFonts w:asciiTheme="minorHAnsi" w:hAnsiTheme="minorHAnsi" w:cstheme="minorHAnsi"/>
+                <w:b/>
+                <w:sz w:val="24"/>
+                <w:szCs w:val="24"/>
               </w:rPr>
             </w:pPr>
             <w:r>
               <w:rPr>
+                <w:rFonts w:asciiTheme="minorHAnsi" w:hAnsiTheme="minorHAnsi" w:cstheme="minorHAnsi"/>
                 <w:b/>
                 <w:w w:val="70"/>
+                <w:sz w:val="24"/>
+                <w:szCs w:val="24"/>
               </w:rPr>
               <w:t>Trainer</w:t>
             </w:r>
@@ -965,18 +982,20 @@
           </w:tcPr>
           <w:p>
             <w:pPr>
-              <w:pStyle w:val="TableParagraph"/>
-              <w:spacing w:before="12"/>
-              <w:ind w:left="0" w:right="8"/>
-              <w:jc w:val="center"/>
-              <w:rPr>
-                <w:b/>
+              <w:rPr>
+                <w:rFonts w:asciiTheme="minorHAnsi" w:hAnsiTheme="minorHAnsi" w:cstheme="minorHAnsi"/>
+                <w:b/>
+                <w:sz w:val="24"/>
+                <w:szCs w:val="24"/>
               </w:rPr>
             </w:pPr>
             <w:r>
               <w:rPr>
+                <w:rFonts w:asciiTheme="minorHAnsi" w:hAnsiTheme="minorHAnsi" w:cstheme="minorHAnsi"/>
                 <w:b/>
                 <w:spacing w:val="-10"/>
+                <w:sz w:val="24"/>
+                <w:szCs w:val="24"/>
               </w:rPr>
               <w:t>:</w:t>
             </w:r>
@@ -989,82 +1008,41 @@
           </w:tcPr>
           <w:p>
             <w:pPr>
-              <w:pStyle w:val="TableParagraph"/>
-              <w:spacing w:before="12"/>
-              <w:rPr>
-                <w:rFonts w:ascii="Arial MT"/>
+              <w:rPr>
+                <w:rFonts w:asciiTheme="minorHAnsi" w:hAnsiTheme="minorHAnsi" w:cstheme="minorHAnsi"/>
+                <w:sz w:val="24"/>
+                <w:szCs w:val="24"/>
               </w:rPr>
             </w:pPr>
             <w:r>
               <w:rPr>
+                <w:rFonts w:asciiTheme="minorHAnsi" w:hAnsiTheme="minorHAnsi" w:cstheme="minorHAnsi"/>
                 <w:b/>
                 <w:w w:val="70"/>
-              </w:rPr>
-              <w:t xml:space="preserve">Kak Rio </w:t>
-            </w:r>
-            <w:r>
-              <w:rPr>
-                <w:rFonts w:ascii="Arial MT"/>
-                <w:w w:val="75"/>
-              </w:rPr>
-              <w:t>(Expert</w:t>
-            </w:r>
-            <w:r>
-              <w:rPr>
-                <w:rFonts w:ascii="Arial MT"/>
-                <w:spacing w:val="7"/>
-              </w:rPr>
-              <w:t xml:space="preserve"> </w:t>
-            </w:r>
-            <w:r>
-              <w:rPr>
-                <w:rFonts w:ascii="Arial MT"/>
-                <w:w w:val="75"/>
-              </w:rPr>
-              <w:t>Trainer</w:t>
-            </w:r>
-            <w:r>
-              <w:rPr>
-                <w:rFonts w:ascii="Arial MT"/>
-                <w:spacing w:val="4"/>
-              </w:rPr>
-              <w:t xml:space="preserve"> </w:t>
-            </w:r>
-            <w:r>
-              <w:rPr>
-                <w:rFonts w:ascii="Arial MT"/>
-                <w:w w:val="75"/>
-              </w:rPr>
-              <w:t>&amp;</w:t>
-            </w:r>
-            <w:r>
-              <w:rPr>
-                <w:rFonts w:ascii="Arial MT"/>
-                <w:spacing w:val="6"/>
-              </w:rPr>
-              <w:t xml:space="preserve"> </w:t>
-            </w:r>
-            <w:r>
-              <w:rPr>
-                <w:rFonts w:ascii="Arial MT"/>
-                <w:w w:val="75"/>
-              </w:rPr>
-              <w:t>Founder</w:t>
-            </w:r>
-            <w:r>
-              <w:rPr>
-                <w:rFonts w:ascii="Arial MT"/>
-                <w:spacing w:val="9"/>
-              </w:rPr>
-              <w:t xml:space="preserve"> </w:t>
-            </w:r>
-            <w:r>
-              <w:rPr>
-                <w:rFonts w:ascii="Arial MT"/>
-                <w:spacing w:val="-2"/>
-                <w:w w:val="75"/>
-              </w:rPr>
-              <w:t>mckuadrat)</w:t>
+                <w:sz w:val="24"/>
+                <w:szCs w:val="24"/>
+              </w:rPr>
+              <w:t>{</w:t>
+            </w:r>
+            <w:r>
+              <w:rPr>
+                <w:rFonts w:asciiTheme="minorHAnsi" w:hAnsiTheme="minorHAnsi" w:cstheme="minorHAnsi"/>
+                <w:b/>
+                <w:w w:val="70"/>
+                <w:sz w:val="24"/>
+                <w:szCs w:val="24"/>
+              </w:rPr>
+              <w:t>trainer</w:t>
+            </w:r>
+            <w:r>
+              <w:rPr>
+                <w:rFonts w:asciiTheme="minorHAnsi" w:hAnsiTheme="minorHAnsi" w:cstheme="minorHAnsi"/>
+                <w:b/>
+                <w:w w:val="70"/>
+                <w:sz w:val="24"/>
+                <w:szCs w:val="24"/>
+              </w:rPr>
+              <w:t>}</w:t>
             </w:r>
           </w:p>
         </w:tc>
@@ -1079,17 +1057,20 @@
           </w:tcPr>
           <w:p>
             <w:pPr>
-              <w:pStyle w:val="TableParagraph"/>
-              <w:spacing w:before="12"/>
-              <w:ind w:left="150"/>
-              <w:rPr>
-                <w:b/>
+              <w:rPr>
+                <w:rFonts w:asciiTheme="minorHAnsi" w:hAnsiTheme="minorHAnsi" w:cstheme="minorHAnsi"/>
+                <w:b/>
+                <w:sz w:val="24"/>
+                <w:szCs w:val="24"/>
               </w:rPr>
             </w:pPr>
             <w:r>
               <w:rPr>
+                <w:rFonts w:asciiTheme="minorHAnsi" w:hAnsiTheme="minorHAnsi" w:cstheme="minorHAnsi"/>
                 <w:b/>
                 <w:w w:val="70"/>
+                <w:sz w:val="24"/>
+                <w:szCs w:val="24"/>
               </w:rPr>
               <w:t>Waktu</w:t>
             </w:r>
@@ -1101,18 +1082,20 @@
           </w:tcPr>
           <w:p>
             <w:pPr>
-              <w:pStyle w:val="TableParagraph"/>
-              <w:spacing w:before="12"/>
-              <w:ind w:left="0" w:right="8"/>
-              <w:jc w:val="center"/>
-              <w:rPr>
-                <w:b/>
+              <w:rPr>
+                <w:rFonts w:asciiTheme="minorHAnsi" w:hAnsiTheme="minorHAnsi" w:cstheme="minorHAnsi"/>
+                <w:b/>
+                <w:sz w:val="24"/>
+                <w:szCs w:val="24"/>
               </w:rPr>
             </w:pPr>
             <w:r>
               <w:rPr>
+                <w:rFonts w:asciiTheme="minorHAnsi" w:hAnsiTheme="minorHAnsi" w:cstheme="minorHAnsi"/>
                 <w:b/>
                 <w:spacing w:val="-10"/>
+                <w:sz w:val="24"/>
+                <w:szCs w:val="24"/>
               </w:rPr>
               <w:t>:</w:t>
             </w:r>
@@ -1124,67 +1107,73 @@
           </w:tcPr>
           <w:p>
             <w:pPr>
-              <w:pStyle w:val="TableParagraph"/>
-              <w:spacing w:line="240" w:lineRule="atLeast"/>
-              <w:ind w:left="0" w:right="2832"/>
-              <w:rPr>
+              <w:rPr>
+                <w:rFonts w:asciiTheme="minorHAnsi" w:hAnsiTheme="minorHAnsi" w:cstheme="minorHAnsi"/>
                 <w:bCs/>
                 <w:i/>
                 <w:iCs/>
                 <w:w w:val="75"/>
+                <w:sz w:val="24"/>
+                <w:szCs w:val="24"/>
               </w:rPr>
             </w:pPr>
             <w:r>
               <w:rPr>
+                <w:rFonts w:asciiTheme="minorHAnsi" w:hAnsiTheme="minorHAnsi" w:cstheme="minorHAnsi"/>
                 <w:bCs/>
                 <w:i/>
                 <w:iCs/>
                 <w:w w:val="75"/>
-              </w:rPr>
-              <w:t xml:space="preserve">  </w:t>
-            </w:r>
-            <w:r>
-              <w:rPr>
+                <w:sz w:val="24"/>
+                <w:szCs w:val="24"/>
+              </w:rPr>
+              <w:t xml:space="preserve"> </w:t>
+            </w:r>
+            <w:r>
+              <w:rPr>
+                <w:rFonts w:asciiTheme="minorHAnsi" w:hAnsiTheme="minorHAnsi" w:cstheme="minorHAnsi"/>
                 <w:bCs/>
                 <w:i/>
                 <w:iCs/>
                 <w:w w:val="75"/>
-              </w:rPr>
-              <w:t>Adap</w:t>
-            </w:r>
-            <w:r>
-              <w:rPr>
+                <w:sz w:val="24"/>
+                <w:szCs w:val="24"/>
+              </w:rPr>
+              <w:t>{</w:t>
+            </w:r>
+            <w:r>
+              <w:rPr>
+                <w:rFonts w:asciiTheme="minorHAnsi" w:hAnsiTheme="minorHAnsi" w:cstheme="minorHAnsi"/>
                 <w:bCs/>
                 <w:i/>
                 <w:iCs/>
                 <w:w w:val="75"/>
-              </w:rPr>
-              <w:t xml:space="preserve">un </w:t>
-            </w:r>
-            <w:r>
-              <w:rPr>
+                <w:sz w:val="24"/>
+                <w:szCs w:val="24"/>
+              </w:rPr>
+              <w:t>waktu</w:t>
+            </w:r>
+            <w:r>
+              <w:rPr>
+                <w:rFonts w:asciiTheme="minorHAnsi" w:hAnsiTheme="minorHAnsi" w:cstheme="minorHAnsi"/>
                 <w:bCs/>
                 <w:i/>
                 <w:iCs/>
                 <w:w w:val="75"/>
-              </w:rPr>
-              <w:t>jadwal</w:t>
-            </w:r>
-            <w:r>
-              <w:rPr>
+                <w:sz w:val="24"/>
+                <w:szCs w:val="24"/>
+              </w:rPr>
+              <w:t>}</w:t>
+            </w:r>
+            <w:r>
+              <w:rPr>
+                <w:rFonts w:asciiTheme="minorHAnsi" w:hAnsiTheme="minorHAnsi" w:cstheme="minorHAnsi"/>
                 <w:bCs/>
                 <w:i/>
                 <w:iCs/>
                 <w:w w:val="75"/>
-              </w:rPr>
-              <w:t xml:space="preserve"> dapat menyesuaikan kemudian</w:t>
-            </w:r>
-            <w:r>
-              <w:rPr>
-                <w:bCs/>
-                <w:i/>
-                <w:iCs/>
-                <w:w w:val="75"/>
+                <w:sz w:val="24"/>
+                <w:szCs w:val="24"/>
               </w:rPr>
               <w:t xml:space="preserve"> </w:t>
             </w:r>
@@ -1202,17 +1191,20 @@
           </w:tcPr>
           <w:p>
             <w:pPr>
-              <w:pStyle w:val="TableParagraph"/>
-              <w:spacing w:before="12"/>
-              <w:ind w:left="150"/>
-              <w:rPr>
-                <w:b/>
+              <w:rPr>
+                <w:rFonts w:asciiTheme="minorHAnsi" w:hAnsiTheme="minorHAnsi" w:cstheme="minorHAnsi"/>
+                <w:b/>
+                <w:sz w:val="24"/>
+                <w:szCs w:val="24"/>
               </w:rPr>
             </w:pPr>
             <w:r>
               <w:rPr>
+                <w:rFonts w:asciiTheme="minorHAnsi" w:hAnsiTheme="minorHAnsi" w:cstheme="minorHAnsi"/>
                 <w:b/>
                 <w:w w:val="70"/>
+                <w:sz w:val="24"/>
+                <w:szCs w:val="24"/>
               </w:rPr>
               <w:t>Peserta</w:t>
             </w:r>
@@ -1225,18 +1217,20 @@
           </w:tcPr>
           <w:p>
             <w:pPr>
-              <w:pStyle w:val="TableParagraph"/>
-              <w:spacing w:before="12"/>
-              <w:ind w:left="0" w:right="8"/>
-              <w:jc w:val="center"/>
-              <w:rPr>
-                <w:b/>
+              <w:rPr>
+                <w:rFonts w:asciiTheme="minorHAnsi" w:hAnsiTheme="minorHAnsi" w:cstheme="minorHAnsi"/>
+                <w:b/>
+                <w:sz w:val="24"/>
+                <w:szCs w:val="24"/>
               </w:rPr>
             </w:pPr>
             <w:r>
               <w:rPr>
+                <w:rFonts w:asciiTheme="minorHAnsi" w:hAnsiTheme="minorHAnsi" w:cstheme="minorHAnsi"/>
                 <w:b/>
                 <w:spacing w:val="-10"/>
+                <w:sz w:val="24"/>
+                <w:szCs w:val="24"/>
               </w:rPr>
               <w:t>:</w:t>
             </w:r>
@@ -1249,25 +1243,41 @@
           </w:tcPr>
           <w:p>
             <w:pPr>
-              <w:pStyle w:val="TableParagraph"/>
-              <w:spacing w:before="12"/>
-              <w:rPr>
-                <w:rFonts w:ascii="Arial MT"/>
+              <w:rPr>
+                <w:rFonts w:asciiTheme="minorHAnsi" w:hAnsiTheme="minorHAnsi" w:cstheme="minorHAnsi"/>
+                <w:sz w:val="24"/>
+                <w:szCs w:val="24"/>
               </w:rPr>
             </w:pPr>
             <w:r>
               <w:rPr>
+                <w:rFonts w:asciiTheme="minorHAnsi" w:hAnsiTheme="minorHAnsi" w:cstheme="minorHAnsi"/>
                 <w:b/>
                 <w:w w:val="70"/>
-              </w:rPr>
-              <w:t xml:space="preserve">Orang Tua </w:t>
-            </w:r>
-            <w:r>
-              <w:rPr>
+                <w:sz w:val="24"/>
+                <w:szCs w:val="24"/>
+              </w:rPr>
+              <w:t>{</w:t>
+            </w:r>
+            <w:r>
+              <w:rPr>
+                <w:rFonts w:asciiTheme="minorHAnsi" w:hAnsiTheme="minorHAnsi" w:cstheme="minorHAnsi"/>
                 <w:b/>
                 <w:w w:val="70"/>
-              </w:rPr>
-              <w:t>kelas 5 dan 6 SD Islam Dian Didaktika Depok</w:t>
+                <w:sz w:val="24"/>
+                <w:szCs w:val="24"/>
+              </w:rPr>
+              <w:t>peserta</w:t>
+            </w:r>
+            <w:r>
+              <w:rPr>
+                <w:rFonts w:asciiTheme="minorHAnsi" w:hAnsiTheme="minorHAnsi" w:cstheme="minorHAnsi"/>
+                <w:b/>
+                <w:w w:val="70"/>
+                <w:sz w:val="24"/>
+                <w:szCs w:val="24"/>
+              </w:rPr>
+              <w:t>}</w:t>
             </w:r>
           </w:p>
         </w:tc>
@@ -1282,17 +1292,20 @@
           </w:tcPr>
           <w:p>
             <w:pPr>
-              <w:pStyle w:val="TableParagraph"/>
-              <w:spacing w:before="17"/>
-              <w:ind w:left="150"/>
-              <w:rPr>
-                <w:b/>
+              <w:rPr>
+                <w:rFonts w:asciiTheme="minorHAnsi" w:hAnsiTheme="minorHAnsi" w:cstheme="minorHAnsi"/>
+                <w:b/>
+                <w:sz w:val="24"/>
+                <w:szCs w:val="24"/>
               </w:rPr>
             </w:pPr>
             <w:r>
               <w:rPr>
+                <w:rFonts w:asciiTheme="minorHAnsi" w:hAnsiTheme="minorHAnsi" w:cstheme="minorHAnsi"/>
                 <w:b/>
                 <w:w w:val="70"/>
+                <w:sz w:val="24"/>
+                <w:szCs w:val="24"/>
               </w:rPr>
               <w:t>Investasi</w:t>
             </w:r>
@@ -1304,18 +1317,20 @@
           </w:tcPr>
           <w:p>
             <w:pPr>
-              <w:pStyle w:val="TableParagraph"/>
-              <w:spacing w:before="17"/>
-              <w:ind w:left="8" w:right="8"/>
-              <w:jc w:val="center"/>
-              <w:rPr>
-                <w:b/>
+              <w:rPr>
+                <w:rFonts w:asciiTheme="minorHAnsi" w:hAnsiTheme="minorHAnsi" w:cstheme="minorHAnsi"/>
+                <w:b/>
+                <w:sz w:val="24"/>
+                <w:szCs w:val="24"/>
               </w:rPr>
             </w:pPr>
             <w:r>
               <w:rPr>
+                <w:rFonts w:asciiTheme="minorHAnsi" w:hAnsiTheme="minorHAnsi" w:cstheme="minorHAnsi"/>
                 <w:b/>
                 <w:spacing w:val="-10"/>
+                <w:sz w:val="24"/>
+                <w:szCs w:val="24"/>
               </w:rPr>
               <w:t>:</w:t>
             </w:r>
@@ -1327,461 +1342,253 @@
           </w:tcPr>
           <w:p>
             <w:pPr>
-              <w:pStyle w:val="TableParagraph"/>
-              <w:spacing w:before="17"/>
-              <w:rPr>
-                <w:rFonts w:ascii="Arial MT"/>
+              <w:rPr>
+                <w:rFonts w:asciiTheme="minorHAnsi" w:hAnsiTheme="minorHAnsi" w:cstheme="minorHAnsi"/>
+                <w:b/>
+                <w:spacing w:val="-5"/>
                 <w:w w:val="75"/>
+                <w:sz w:val="24"/>
+                <w:szCs w:val="24"/>
               </w:rPr>
             </w:pPr>
             <w:r>
               <w:rPr>
-                <w:rFonts w:ascii="Arial MT"/>
+                <w:rFonts w:asciiTheme="minorHAnsi" w:hAnsiTheme="minorHAnsi" w:cstheme="minorHAnsi"/>
                 <w:w w:val="75"/>
-              </w:rPr>
-              <w:t xml:space="preserve">SD Dian Didaktika mendapatkan special disc 50% dari standart </w:t>
-            </w:r>
-            <w:r>
-              <w:rPr>
-                <w:rFonts w:ascii="Arial MT"/>
-                <w:strike/>
+                <w:sz w:val="24"/>
+                <w:szCs w:val="24"/>
+              </w:rPr>
+              <w:t>{sekolah}</w:t>
+            </w:r>
+            <w:r>
+              <w:rPr>
+                <w:rFonts w:asciiTheme="minorHAnsi" w:hAnsiTheme="minorHAnsi" w:cstheme="minorHAnsi"/>
                 <w:w w:val="75"/>
-              </w:rPr>
-              <w:t>Rp 5.000.000,-</w:t>
-            </w:r>
-            <w:r>
-              <w:rPr>
-                <w:rFonts w:ascii="Arial MT"/>
-                <w:strike/>
+                <w:sz w:val="24"/>
+                <w:szCs w:val="24"/>
+              </w:rPr>
+              <w:t xml:space="preserve"> mendapatkan special </w:t>
+            </w:r>
+            <w:r>
+              <w:rPr>
+                <w:rFonts w:asciiTheme="minorHAnsi" w:hAnsiTheme="minorHAnsi" w:cstheme="minorHAnsi"/>
                 <w:w w:val="75"/>
-              </w:rPr>
-              <w:t>/sesi</w:t>
-            </w:r>
-          </w:p>
-          <w:p>
-            <w:pPr>
-              <w:pStyle w:val="TableParagraph"/>
-              <w:spacing w:before="17"/>
-              <w:rPr>
-                <w:b/>
+                <w:sz w:val="24"/>
+                <w:szCs w:val="24"/>
+              </w:rPr>
+              <w:t>price, s</w:t>
+            </w:r>
+            <w:r>
+              <w:rPr>
+                <w:rFonts w:asciiTheme="minorHAnsi" w:hAnsiTheme="minorHAnsi" w:cstheme="minorHAnsi"/>
                 <w:w w:val="75"/>
-              </w:rPr>
-            </w:pPr>
-            <w:r>
-              <w:rPr>
-                <w:rFonts w:ascii="Arial MT"/>
+                <w:sz w:val="24"/>
+                <w:szCs w:val="24"/>
+              </w:rPr>
+              <w:t xml:space="preserve">ehingga Investasi untuk kegiatan tersebut </w:t>
+            </w:r>
+            <w:r>
+              <w:rPr>
+                <w:rFonts w:asciiTheme="minorHAnsi" w:hAnsiTheme="minorHAnsi" w:cstheme="minorHAnsi"/>
+                <w:b/>
                 <w:w w:val="75"/>
-              </w:rPr>
-              <w:t xml:space="preserve">Sehingga Investasi untuk kegiatan parenting tersebut </w:t>
-            </w:r>
-            <w:r>
-              <w:rPr>
+                <w:sz w:val="24"/>
+                <w:szCs w:val="24"/>
+              </w:rPr>
+              <w:t>sejumlah</w:t>
+            </w:r>
+            <w:r>
+              <w:rPr>
+                <w:rFonts w:asciiTheme="minorHAnsi" w:hAnsiTheme="minorHAnsi" w:cstheme="minorHAnsi"/>
                 <w:b/>
                 <w:w w:val="75"/>
-              </w:rPr>
-              <w:t>sejumlah</w:t>
-            </w:r>
-            <w:r>
-              <w:rPr>
+                <w:sz w:val="24"/>
+                <w:szCs w:val="24"/>
+              </w:rPr>
+              <w:t xml:space="preserve"> </w:t>
+            </w:r>
+            <w:r>
+              <w:rPr>
+                <w:rFonts w:asciiTheme="minorHAnsi" w:hAnsiTheme="minorHAnsi" w:cstheme="minorHAnsi"/>
                 <w:b/>
                 <w:w w:val="75"/>
+                <w:sz w:val="24"/>
+                <w:szCs w:val="24"/>
+              </w:rPr>
+              <w:t xml:space="preserve">{harga} </w:t>
+            </w:r>
+            <w:r>
+              <w:rPr>
+                <w:rFonts w:asciiTheme="minorHAnsi" w:hAnsiTheme="minorHAnsi" w:cstheme="minorHAnsi"/>
+                <w:b/>
+                <w:w w:val="75"/>
+                <w:sz w:val="24"/>
+                <w:szCs w:val="24"/>
+              </w:rPr>
+              <w:t>[</w:t>
+            </w:r>
+            <w:r>
+              <w:rPr>
+                <w:rFonts w:asciiTheme="minorHAnsi" w:hAnsiTheme="minorHAnsi" w:cstheme="minorHAnsi"/>
+                <w:b/>
+                <w:spacing w:val="-10"/>
+                <w:sz w:val="24"/>
+                <w:szCs w:val="24"/>
               </w:rPr>
               <w:t xml:space="preserve"> </w:t>
             </w:r>
             <w:r>
               <w:rPr>
+                <w:rFonts w:asciiTheme="minorHAnsi" w:hAnsiTheme="minorHAnsi" w:cstheme="minorHAnsi"/>
                 <w:b/>
                 <w:w w:val="75"/>
-              </w:rPr>
-              <w:t xml:space="preserve">Rp </w:t>
-            </w:r>
-            <w:r>
-              <w:rPr>
+                <w:sz w:val="24"/>
+                <w:szCs w:val="24"/>
+              </w:rPr>
+              <w:t>Terbilang:</w:t>
+            </w:r>
+            <w:r>
+              <w:rPr>
+                <w:rFonts w:asciiTheme="minorHAnsi" w:hAnsiTheme="minorHAnsi" w:cstheme="minorHAnsi"/>
+                <w:b/>
+                <w:spacing w:val="-11"/>
+                <w:sz w:val="24"/>
+                <w:szCs w:val="24"/>
+              </w:rPr>
+              <w:t xml:space="preserve"> </w:t>
+            </w:r>
+            <w:r>
+              <w:rPr>
+                <w:rFonts w:asciiTheme="minorHAnsi" w:hAnsiTheme="minorHAnsi" w:cstheme="minorHAnsi"/>
                 <w:b/>
                 <w:w w:val="75"/>
-              </w:rPr>
-              <w:t>2</w:t>
-            </w:r>
-            <w:r>
-              <w:rPr>
-                <w:b/>
-                <w:w w:val="75"/>
-              </w:rPr>
-              <w:t>.</w:t>
-            </w:r>
-            <w:r>
-              <w:rPr>
-                <w:b/>
-                <w:w w:val="75"/>
-              </w:rPr>
-              <w:t>5</w:t>
-            </w:r>
-            <w:r>
-              <w:rPr>
-                <w:b/>
-                <w:w w:val="75"/>
-              </w:rPr>
-              <w:t>00.000,-</w:t>
-            </w:r>
-          </w:p>
-          <w:p>
-            <w:pPr>
-              <w:pStyle w:val="TableParagraph"/>
-              <w:spacing w:before="17"/>
-              <w:rPr>
-                <w:b/>
-                <w:w w:val="75"/>
-              </w:rPr>
-            </w:pPr>
-            <w:r>
-              <w:rPr>
-                <w:b/>
-                <w:w w:val="75"/>
-              </w:rPr>
-              <w:t>[</w:t>
-            </w:r>
-            <w:r>
-              <w:rPr>
+                <w:sz w:val="24"/>
+                <w:szCs w:val="24"/>
+              </w:rPr>
+              <w:t>{terbilang}</w:t>
+            </w:r>
+            <w:r>
+              <w:rPr>
+                <w:rFonts w:asciiTheme="minorHAnsi" w:hAnsiTheme="minorHAnsi" w:cstheme="minorHAnsi"/>
                 <w:b/>
                 <w:spacing w:val="-10"/>
+                <w:sz w:val="24"/>
+                <w:szCs w:val="24"/>
               </w:rPr>
               <w:t xml:space="preserve"> </w:t>
             </w:r>
             <w:r>
               <w:rPr>
-                <w:b/>
-                <w:w w:val="75"/>
-              </w:rPr>
-              <w:t>Terbilang:</w:t>
-            </w:r>
-            <w:r>
-              <w:rPr>
-                <w:b/>
-                <w:spacing w:val="-11"/>
-              </w:rPr>
-              <w:t xml:space="preserve"> </w:t>
-            </w:r>
-            <w:r>
-              <w:rPr>
-                <w:b/>
-                <w:w w:val="75"/>
-              </w:rPr>
-              <w:t>Dua Juta Lima Ratus Ribu</w:t>
-            </w:r>
-            <w:r>
-              <w:rPr>
-                <w:b/>
-                <w:spacing w:val="-8"/>
-              </w:rPr>
-              <w:t xml:space="preserve"> </w:t>
-            </w:r>
-            <w:r>
-              <w:rPr>
-                <w:b/>
-                <w:w w:val="75"/>
-              </w:rPr>
-              <w:t>Rupiah</w:t>
-            </w:r>
-            <w:r>
-              <w:rPr>
-                <w:b/>
-                <w:spacing w:val="-10"/>
-              </w:rPr>
-              <w:t xml:space="preserve"> </w:t>
-            </w:r>
-            <w:r>
-              <w:rPr>
+                <w:rFonts w:asciiTheme="minorHAnsi" w:hAnsiTheme="minorHAnsi" w:cstheme="minorHAnsi"/>
                 <w:b/>
                 <w:spacing w:val="-10"/>
                 <w:w w:val="75"/>
+                <w:sz w:val="24"/>
+                <w:szCs w:val="24"/>
               </w:rPr>
               <w:t>]</w:t>
             </w:r>
             <w:r>
               <w:rPr>
-                <w:rFonts w:ascii="Arial MT"/>
-              </w:rPr>
-              <w:t xml:space="preserve"> </w:t>
-            </w:r>
-          </w:p>
-          <w:p>
-            <w:pPr>
-              <w:pStyle w:val="TableParagraph"/>
-              <w:spacing w:before="17"/>
-              <w:ind w:left="0"/>
-              <w:rPr>
-                <w:b/>
-                <w:spacing w:val="-10"/>
-                <w:w w:val="75"/>
-              </w:rPr>
-            </w:pPr>
-            <w:r>
-              <w:rPr>
+                <w:rFonts w:asciiTheme="minorHAnsi" w:hAnsiTheme="minorHAnsi" w:cstheme="minorHAnsi"/>
+                <w:sz w:val="24"/>
+                <w:szCs w:val="24"/>
+              </w:rPr>
+              <w:t xml:space="preserve">. </w:t>
+            </w:r>
+            <w:r>
+              <w:rPr>
+                <w:rFonts w:asciiTheme="minorHAnsi" w:hAnsiTheme="minorHAnsi" w:cstheme="minorHAnsi"/>
                 <w:bCs/>
                 <w:spacing w:val="-10"/>
                 <w:w w:val="75"/>
-              </w:rPr>
-              <w:t xml:space="preserve">   Adapun </w:t>
-            </w:r>
-            <w:r>
-              <w:rPr>
+                <w:sz w:val="24"/>
+                <w:szCs w:val="24"/>
+              </w:rPr>
+              <w:t xml:space="preserve">Adapun </w:t>
+            </w:r>
+            <w:r>
+              <w:rPr>
+                <w:rFonts w:asciiTheme="minorHAnsi" w:hAnsiTheme="minorHAnsi" w:cstheme="minorHAnsi"/>
                 <w:bCs/>
                 <w:spacing w:val="-10"/>
                 <w:w w:val="75"/>
+                <w:sz w:val="24"/>
+                <w:szCs w:val="24"/>
               </w:rPr>
               <w:t xml:space="preserve">batas akhir </w:t>
             </w:r>
             <w:r>
               <w:rPr>
+                <w:rFonts w:asciiTheme="minorHAnsi" w:hAnsiTheme="minorHAnsi" w:cstheme="minorHAnsi"/>
                 <w:bCs/>
                 <w:spacing w:val="-10"/>
                 <w:w w:val="75"/>
+                <w:sz w:val="24"/>
+                <w:szCs w:val="24"/>
               </w:rPr>
               <w:t>pembayaran</w:t>
             </w:r>
             <w:r>
               <w:rPr>
+                <w:rFonts w:asciiTheme="minorHAnsi" w:hAnsiTheme="minorHAnsi" w:cstheme="minorHAnsi"/>
                 <w:bCs/>
                 <w:spacing w:val="-10"/>
                 <w:w w:val="75"/>
+                <w:sz w:val="24"/>
+                <w:szCs w:val="24"/>
               </w:rPr>
               <w:t xml:space="preserve"> tanggal </w:t>
             </w:r>
             <w:r>
               <w:rPr>
+                <w:rFonts w:asciiTheme="minorHAnsi" w:hAnsiTheme="minorHAnsi" w:cstheme="minorHAnsi"/>
                 <w:b/>
                 <w:spacing w:val="-10"/>
                 <w:w w:val="75"/>
-              </w:rPr>
-              <w:t xml:space="preserve">13 </w:t>
-            </w:r>
-            <w:r>
-              <w:rPr>
+                <w:sz w:val="24"/>
+                <w:szCs w:val="24"/>
+              </w:rPr>
+              <w:t>{konfirmasi}</w:t>
+            </w:r>
+            <w:r>
+              <w:rPr>
+                <w:rFonts w:asciiTheme="minorHAnsi" w:hAnsiTheme="minorHAnsi" w:cstheme="minorHAnsi"/>
                 <w:b/>
                 <w:spacing w:val="-10"/>
                 <w:w w:val="75"/>
-              </w:rPr>
-              <w:t>Januari</w:t>
-            </w:r>
-            <w:r>
-              <w:rPr>
-                <w:b/>
-                <w:spacing w:val="-10"/>
-                <w:w w:val="75"/>
-              </w:rPr>
-              <w:t xml:space="preserve"> 202</w:t>
-            </w:r>
-            <w:r>
-              <w:rPr>
-                <w:b/>
-                <w:spacing w:val="-10"/>
-                <w:w w:val="75"/>
-              </w:rPr>
-              <w:t>6</w:t>
-            </w:r>
-          </w:p>
-          <w:p>
-            <w:pPr>
-              <w:pStyle w:val="TableParagraph"/>
-              <w:spacing w:before="17"/>
-              <w:ind w:left="0"/>
-              <w:rPr>
-                <w:b/>
-                <w:spacing w:val="-5"/>
-                <w:w w:val="75"/>
-              </w:rPr>
-            </w:pPr>
-            <w:r>
-              <w:rPr>
-                <w:b/>
-                <w:spacing w:val="-10"/>
-                <w:w w:val="75"/>
+                <w:sz w:val="24"/>
+                <w:szCs w:val="24"/>
               </w:rPr>
               <w:t xml:space="preserve">   </w:t>
             </w:r>
             <w:r>
               <w:rPr>
-                <w:rFonts w:ascii="Arial MT"/>
+                <w:rFonts w:asciiTheme="minorHAnsi" w:hAnsiTheme="minorHAnsi" w:cstheme="minorHAnsi"/>
                 <w:spacing w:val="-2"/>
                 <w:w w:val="70"/>
+                <w:sz w:val="24"/>
+                <w:szCs w:val="24"/>
               </w:rPr>
               <w:t>melalui:</w:t>
             </w:r>
             <w:r>
               <w:rPr>
-                <w:rFonts w:ascii="Arial MT"/>
+                <w:rFonts w:asciiTheme="minorHAnsi" w:hAnsiTheme="minorHAnsi" w:cstheme="minorHAnsi"/>
+                <w:sz w:val="24"/>
+                <w:szCs w:val="24"/>
               </w:rPr>
               <w:t xml:space="preserve"> </w:t>
             </w:r>
             <w:r>
               <w:rPr>
+                <w:rFonts w:asciiTheme="minorHAnsi" w:hAnsiTheme="minorHAnsi" w:cstheme="minorHAnsi"/>
                 <w:b/>
                 <w:w w:val="75"/>
-              </w:rPr>
-              <w:t>BCA</w:t>
-            </w:r>
-            <w:r>
-              <w:rPr>
-                <w:b/>
-                <w:spacing w:val="4"/>
-              </w:rPr>
-              <w:t xml:space="preserve"> </w:t>
-            </w:r>
-            <w:r>
-              <w:rPr>
-                <w:b/>
-                <w:w w:val="75"/>
-              </w:rPr>
-              <w:t>dengan</w:t>
-            </w:r>
-            <w:r>
-              <w:rPr>
-                <w:b/>
-                <w:spacing w:val="6"/>
-              </w:rPr>
-              <w:t xml:space="preserve"> </w:t>
-            </w:r>
-            <w:r>
-              <w:rPr>
-                <w:b/>
-                <w:w w:val="75"/>
-              </w:rPr>
-              <w:t>Nomor</w:t>
-            </w:r>
-            <w:r>
-              <w:rPr>
-                <w:b/>
-                <w:spacing w:val="13"/>
-              </w:rPr>
-              <w:t xml:space="preserve"> </w:t>
-            </w:r>
-            <w:r>
-              <w:rPr>
-                <w:b/>
-                <w:w w:val="75"/>
-              </w:rPr>
-              <w:t>Rekening</w:t>
-            </w:r>
-            <w:r>
-              <w:rPr>
-                <w:b/>
-                <w:spacing w:val="5"/>
-              </w:rPr>
-              <w:t xml:space="preserve"> </w:t>
-            </w:r>
-            <w:r>
-              <w:rPr>
-                <w:b/>
-                <w:w w:val="75"/>
-              </w:rPr>
-              <w:t>4730</w:t>
-            </w:r>
-            <w:r>
-              <w:rPr>
-                <w:b/>
-                <w:spacing w:val="17"/>
-              </w:rPr>
-              <w:t xml:space="preserve"> </w:t>
-            </w:r>
-            <w:r>
-              <w:rPr>
-                <w:b/>
-                <w:w w:val="75"/>
-              </w:rPr>
-              <w:t>904</w:t>
-            </w:r>
-            <w:r>
-              <w:rPr>
-                <w:b/>
-                <w:spacing w:val="8"/>
-              </w:rPr>
-              <w:t xml:space="preserve"> </w:t>
-            </w:r>
-            <w:r>
-              <w:rPr>
-                <w:b/>
-                <w:spacing w:val="-5"/>
-                <w:w w:val="75"/>
-              </w:rPr>
-              <w:t>571</w:t>
-            </w:r>
-            <w:r>
-              <w:rPr>
-                <w:rFonts w:ascii="Arial MT"/>
-                <w:bCs/>
-              </w:rPr>
-              <w:t xml:space="preserve"> </w:t>
-            </w:r>
-            <w:r>
-              <w:rPr>
-                <w:bCs/>
-                <w:w w:val="75"/>
-              </w:rPr>
-              <w:t>a</w:t>
-            </w:r>
-            <w:r>
-              <w:rPr>
-                <w:bCs/>
-                <w:w w:val="75"/>
-              </w:rPr>
-              <w:t>.n.</w:t>
-            </w:r>
-            <w:r>
-              <w:rPr>
-                <w:bCs/>
-                <w:spacing w:val="4"/>
-              </w:rPr>
-              <w:t xml:space="preserve"> </w:t>
-            </w:r>
-            <w:r>
-              <w:rPr>
-                <w:b/>
-                <w:w w:val="75"/>
-              </w:rPr>
-              <w:t>ANRIO</w:t>
-            </w:r>
-            <w:r>
-              <w:rPr>
-                <w:b/>
-                <w:spacing w:val="14"/>
-              </w:rPr>
-              <w:t xml:space="preserve"> </w:t>
-            </w:r>
-            <w:r>
-              <w:rPr>
-                <w:b/>
-                <w:w w:val="75"/>
-              </w:rPr>
-              <w:t>MARFIZAL</w:t>
-            </w:r>
-            <w:r>
-              <w:rPr>
-                <w:b/>
-                <w:spacing w:val="6"/>
-              </w:rPr>
-              <w:t xml:space="preserve"> </w:t>
-            </w:r>
-            <w:r>
-              <w:rPr>
-                <w:b/>
-                <w:w w:val="75"/>
-              </w:rPr>
-              <w:t>S</w:t>
-            </w:r>
-            <w:r>
-              <w:rPr>
-                <w:b/>
-                <w:spacing w:val="3"/>
-              </w:rPr>
-              <w:t xml:space="preserve"> </w:t>
-            </w:r>
-            <w:r>
-              <w:rPr>
-                <w:b/>
-                <w:spacing w:val="-5"/>
-                <w:w w:val="75"/>
-              </w:rPr>
-              <w:t>PSI</w:t>
+                <w:sz w:val="24"/>
+                <w:szCs w:val="24"/>
+              </w:rPr>
+              <w:t>{bank}</w:t>
             </w:r>
           </w:p>
         </w:tc>
@@ -1797,17 +1604,20 @@
           </w:tcPr>
           <w:p>
             <w:pPr>
-              <w:pStyle w:val="TableParagraph"/>
-              <w:spacing w:before="12"/>
-              <w:ind w:left="150"/>
-              <w:rPr>
-                <w:b/>
+              <w:rPr>
+                <w:rFonts w:asciiTheme="minorHAnsi" w:hAnsiTheme="minorHAnsi" w:cstheme="minorHAnsi"/>
+                <w:b/>
+                <w:sz w:val="24"/>
+                <w:szCs w:val="24"/>
               </w:rPr>
             </w:pPr>
             <w:r>
               <w:rPr>
+                <w:rFonts w:asciiTheme="minorHAnsi" w:hAnsiTheme="minorHAnsi" w:cstheme="minorHAnsi"/>
                 <w:b/>
                 <w:w w:val="70"/>
+                <w:sz w:val="24"/>
+                <w:szCs w:val="24"/>
               </w:rPr>
               <w:t>Fasilitas</w:t>
             </w:r>
@@ -1820,18 +1630,20 @@
           </w:tcPr>
           <w:p>
             <w:pPr>
-              <w:pStyle w:val="TableParagraph"/>
-              <w:spacing w:before="17"/>
-              <w:ind w:left="0" w:right="8"/>
-              <w:jc w:val="center"/>
-              <w:rPr>
-                <w:b/>
+              <w:rPr>
+                <w:rFonts w:asciiTheme="minorHAnsi" w:hAnsiTheme="minorHAnsi" w:cstheme="minorHAnsi"/>
+                <w:b/>
+                <w:sz w:val="24"/>
+                <w:szCs w:val="24"/>
               </w:rPr>
             </w:pPr>
             <w:r>
               <w:rPr>
+                <w:rFonts w:asciiTheme="minorHAnsi" w:hAnsiTheme="minorHAnsi" w:cstheme="minorHAnsi"/>
                 <w:b/>
                 <w:spacing w:val="-10"/>
+                <w:sz w:val="24"/>
+                <w:szCs w:val="24"/>
               </w:rPr>
               <w:t>:</w:t>
             </w:r>
@@ -1844,400 +1656,42 @@
           </w:tcPr>
           <w:p>
             <w:pPr>
-              <w:pStyle w:val="TableParagraph"/>
-              <w:numPr>
-                <w:ilvl w:val="0"/>
-                <w:numId w:val="2"/>
-              </w:numPr>
-              <w:tabs>
-                <w:tab w:val="left" w:pos="352"/>
-              </w:tabs>
-              <w:spacing w:before="4" w:line="240" w:lineRule="exact"/>
-              <w:ind w:hanging="250"/>
-              <w:rPr>
-                <w:b/>
+              <w:rPr>
+                <w:rFonts w:asciiTheme="minorHAnsi" w:hAnsiTheme="minorHAnsi" w:cstheme="minorHAnsi"/>
+                <w:b/>
+                <w:sz w:val="24"/>
+                <w:szCs w:val="24"/>
               </w:rPr>
             </w:pPr>
             <w:r>
               <w:rPr>
+                <w:rFonts w:asciiTheme="minorHAnsi" w:hAnsiTheme="minorHAnsi" w:cstheme="minorHAnsi"/>
                 <w:b/>
                 <w:w w:val="75"/>
-              </w:rPr>
-              <w:t xml:space="preserve">Program </w:t>
-            </w:r>
-            <w:r>
-              <w:rPr>
+                <w:sz w:val="24"/>
+                <w:szCs w:val="24"/>
+              </w:rPr>
+              <w:t>{</w:t>
+            </w:r>
+            <w:r>
+              <w:rPr>
+                <w:rFonts w:asciiTheme="minorHAnsi" w:hAnsiTheme="minorHAnsi" w:cstheme="minorHAnsi"/>
                 <w:b/>
                 <w:w w:val="75"/>
-              </w:rPr>
-              <w:t>Parenting</w:t>
-            </w:r>
-            <w:r>
-              <w:rPr>
+                <w:sz w:val="24"/>
+                <w:szCs w:val="24"/>
+              </w:rPr>
+              <w:t>fasilitas</w:t>
+            </w:r>
+            <w:r>
+              <w:rPr>
+                <w:rFonts w:asciiTheme="minorHAnsi" w:hAnsiTheme="minorHAnsi" w:cstheme="minorHAnsi"/>
                 <w:b/>
                 <w:w w:val="75"/>
-              </w:rPr>
-              <w:t xml:space="preserve"> </w:t>
-            </w:r>
-            <w:r>
-              <w:rPr>
-                <w:b/>
-                <w:w w:val="75"/>
-              </w:rPr>
-              <w:t>(</w:t>
-            </w:r>
-            <w:r>
-              <w:rPr>
-                <w:b/>
-                <w:w w:val="75"/>
-              </w:rPr>
-              <w:t>2 jam</w:t>
-            </w:r>
-            <w:r>
-              <w:rPr>
-                <w:b/>
-                <w:spacing w:val="-2"/>
-                <w:w w:val="75"/>
-              </w:rPr>
-              <w:t>)</w:t>
-            </w:r>
-          </w:p>
-          <w:p>
-            <w:pPr>
-              <w:pStyle w:val="TableParagraph"/>
-              <w:numPr>
-                <w:ilvl w:val="0"/>
-                <w:numId w:val="2"/>
-              </w:numPr>
-              <w:tabs>
-                <w:tab w:val="left" w:pos="352"/>
-              </w:tabs>
-              <w:spacing w:line="238" w:lineRule="exact"/>
-              <w:ind w:hanging="250"/>
-              <w:rPr>
-                <w:b/>
-              </w:rPr>
-            </w:pPr>
-            <w:r>
-              <w:rPr>
-                <w:b/>
-                <w:w w:val="75"/>
-              </w:rPr>
-              <w:t>Expert</w:t>
-            </w:r>
-            <w:r>
-              <w:rPr>
-                <w:b/>
-                <w:spacing w:val="-3"/>
-              </w:rPr>
-              <w:t xml:space="preserve"> </w:t>
-            </w:r>
-            <w:r>
-              <w:rPr>
-                <w:b/>
-                <w:w w:val="75"/>
-              </w:rPr>
-              <w:t>Trainer</w:t>
-            </w:r>
-            <w:r>
-              <w:rPr>
-                <w:b/>
-                <w:spacing w:val="13"/>
-              </w:rPr>
-              <w:t xml:space="preserve"> </w:t>
-            </w:r>
-            <w:r>
-              <w:rPr>
-                <w:b/>
-                <w:w w:val="75"/>
-              </w:rPr>
-              <w:t>(Kak</w:t>
-            </w:r>
-            <w:r>
-              <w:rPr>
-                <w:b/>
-              </w:rPr>
-              <w:t xml:space="preserve"> </w:t>
-            </w:r>
-            <w:r>
-              <w:rPr>
-                <w:b/>
-                <w:w w:val="75"/>
-              </w:rPr>
-              <w:t>Rio</w:t>
-            </w:r>
-            <w:r>
-              <w:rPr>
-                <w:b/>
-                <w:spacing w:val="5"/>
-              </w:rPr>
-              <w:t xml:space="preserve"> </w:t>
-            </w:r>
-            <w:r>
-              <w:rPr>
-                <w:b/>
-                <w:w w:val="75"/>
-              </w:rPr>
-              <w:t>Founder</w:t>
-            </w:r>
-            <w:r>
-              <w:rPr>
-                <w:b/>
-                <w:spacing w:val="8"/>
-              </w:rPr>
-              <w:t xml:space="preserve"> </w:t>
-            </w:r>
-            <w:r>
-              <w:rPr>
-                <w:b/>
-                <w:spacing w:val="-2"/>
-                <w:w w:val="75"/>
-              </w:rPr>
-              <w:t>mckuadrat)</w:t>
-            </w:r>
-          </w:p>
-          <w:p>
-            <w:pPr>
-              <w:pStyle w:val="TableParagraph"/>
-              <w:numPr>
-                <w:ilvl w:val="0"/>
-                <w:numId w:val="2"/>
-              </w:numPr>
-              <w:tabs>
-                <w:tab w:val="left" w:pos="352"/>
-              </w:tabs>
-              <w:spacing w:line="238" w:lineRule="exact"/>
-              <w:ind w:hanging="250"/>
-              <w:rPr>
-                <w:b/>
-              </w:rPr>
-            </w:pPr>
-            <w:r>
-              <w:rPr>
-                <w:b/>
-                <w:spacing w:val="-2"/>
-                <w:w w:val="75"/>
-              </w:rPr>
-              <w:t>Tim Support</w:t>
-            </w:r>
-          </w:p>
-          <w:p>
-            <w:pPr>
-              <w:pStyle w:val="TableParagraph"/>
-              <w:numPr>
-                <w:ilvl w:val="0"/>
-                <w:numId w:val="2"/>
-              </w:numPr>
-              <w:tabs>
-                <w:tab w:val="left" w:pos="352"/>
-              </w:tabs>
-              <w:spacing w:before="15"/>
-              <w:ind w:right="939"/>
-              <w:rPr>
-                <w:b/>
-              </w:rPr>
-            </w:pPr>
-            <w:r>
-              <w:rPr>
-                <w:b/>
-                <w:w w:val="75"/>
-              </w:rPr>
-              <w:t>Costumized Content</w:t>
-            </w:r>
-            <w:r>
-              <w:rPr>
-                <w:b/>
-                <w:spacing w:val="-4"/>
-              </w:rPr>
-              <w:t xml:space="preserve"> </w:t>
-            </w:r>
-            <w:r>
-              <w:rPr>
-                <w:b/>
-                <w:w w:val="75"/>
-              </w:rPr>
-              <w:t>(materi</w:t>
-            </w:r>
-            <w:r>
-              <w:rPr>
-                <w:b/>
-                <w:spacing w:val="-8"/>
-              </w:rPr>
-              <w:t xml:space="preserve"> </w:t>
-            </w:r>
-            <w:r>
-              <w:rPr>
-                <w:b/>
-                <w:w w:val="75"/>
-              </w:rPr>
-              <w:t>dirancang sesuai</w:t>
-            </w:r>
-            <w:r>
-              <w:rPr>
-                <w:b/>
-                <w:spacing w:val="-8"/>
-              </w:rPr>
-              <w:t xml:space="preserve"> </w:t>
-            </w:r>
-            <w:r>
-              <w:rPr>
-                <w:b/>
-                <w:w w:val="75"/>
-              </w:rPr>
-              <w:t>dengan</w:t>
-            </w:r>
-            <w:r>
-              <w:rPr>
-                <w:b/>
-                <w:spacing w:val="-3"/>
-                <w:w w:val="75"/>
-              </w:rPr>
-              <w:t xml:space="preserve"> </w:t>
-            </w:r>
-            <w:r>
-              <w:rPr>
-                <w:b/>
-                <w:w w:val="75"/>
-              </w:rPr>
-              <w:t>tema</w:t>
-            </w:r>
-            <w:r>
-              <w:rPr>
-                <w:b/>
-                <w:spacing w:val="-13"/>
-              </w:rPr>
-              <w:t xml:space="preserve"> </w:t>
-            </w:r>
-            <w:r>
-              <w:rPr>
-                <w:b/>
-                <w:w w:val="75"/>
-              </w:rPr>
-              <w:t>&amp;</w:t>
-            </w:r>
-            <w:r>
-              <w:rPr>
-                <w:b/>
-                <w:spacing w:val="-4"/>
-              </w:rPr>
-              <w:t xml:space="preserve"> </w:t>
-            </w:r>
-            <w:r>
-              <w:rPr>
-                <w:b/>
-                <w:w w:val="75"/>
-              </w:rPr>
-              <w:t>kebutuha</w:t>
-            </w:r>
-            <w:r>
-              <w:rPr>
-                <w:b/>
-                <w:w w:val="75"/>
-              </w:rPr>
-              <w:t>n penyelenggara</w:t>
-            </w:r>
-            <w:r>
-              <w:rPr>
-                <w:b/>
-                <w:spacing w:val="-2"/>
-                <w:w w:val="85"/>
-              </w:rPr>
-              <w:t>)</w:t>
-            </w:r>
-            <w:r>
-              <w:rPr>
-                <w:b/>
-                <w:w w:val="75"/>
-              </w:rPr>
-              <w:t xml:space="preserve"> </w:t>
-            </w:r>
-            <w:r>
-              <w:rPr>
-                <w:b/>
-                <w:w w:val="75"/>
-              </w:rPr>
-              <w:t xml:space="preserve"> </w:t>
-            </w:r>
-          </w:p>
-          <w:p>
-            <w:pPr>
-              <w:pStyle w:val="TableParagraph"/>
-              <w:numPr>
-                <w:ilvl w:val="0"/>
-                <w:numId w:val="2"/>
-              </w:numPr>
-              <w:tabs>
-                <w:tab w:val="left" w:pos="352"/>
-              </w:tabs>
-              <w:spacing w:line="225" w:lineRule="exact"/>
-              <w:ind w:hanging="250"/>
-              <w:rPr>
-                <w:b/>
-              </w:rPr>
-            </w:pPr>
-            <w:r>
-              <w:rPr>
-                <w:b/>
-                <w:w w:val="75"/>
-              </w:rPr>
-              <w:t>Transportasi</w:t>
-            </w:r>
-            <w:r>
-              <w:rPr>
-                <w:b/>
-                <w:spacing w:val="1"/>
-              </w:rPr>
-              <w:t xml:space="preserve"> </w:t>
-            </w:r>
-            <w:r>
-              <w:rPr>
-                <w:b/>
-                <w:w w:val="75"/>
-              </w:rPr>
-              <w:t>Trainer</w:t>
-            </w:r>
-            <w:r>
-              <w:rPr>
-                <w:b/>
-                <w:spacing w:val="9"/>
-              </w:rPr>
-              <w:t xml:space="preserve"> </w:t>
-            </w:r>
-            <w:r>
-              <w:rPr>
-                <w:b/>
-                <w:w w:val="75"/>
-              </w:rPr>
-              <w:t>&amp;</w:t>
-            </w:r>
-            <w:r>
-              <w:rPr>
-                <w:b/>
-                <w:spacing w:val="5"/>
-              </w:rPr>
-              <w:t xml:space="preserve"> </w:t>
-            </w:r>
-            <w:r>
-              <w:rPr>
-                <w:b/>
-                <w:w w:val="75"/>
-              </w:rPr>
-              <w:t>tim</w:t>
-            </w:r>
-            <w:r>
-              <w:rPr>
-                <w:b/>
-                <w:spacing w:val="5"/>
-              </w:rPr>
-              <w:t xml:space="preserve"> </w:t>
-            </w:r>
-            <w:r>
-              <w:rPr>
-                <w:b/>
-                <w:spacing w:val="-2"/>
-                <w:w w:val="75"/>
-              </w:rPr>
-              <w:t>mckuadrat</w:t>
+                <w:sz w:val="24"/>
+                <w:szCs w:val="24"/>
+              </w:rPr>
+              <w:t>}</w:t>
             </w:r>
           </w:p>
         </w:tc>
@@ -2252,17 +1706,20 @@
           </w:tcPr>
           <w:p>
             <w:pPr>
-              <w:pStyle w:val="TableParagraph"/>
-              <w:spacing w:before="7"/>
-              <w:ind w:left="150"/>
-              <w:rPr>
-                <w:b/>
+              <w:rPr>
+                <w:rFonts w:asciiTheme="minorHAnsi" w:hAnsiTheme="minorHAnsi" w:cstheme="minorHAnsi"/>
+                <w:b/>
+                <w:sz w:val="24"/>
+                <w:szCs w:val="24"/>
               </w:rPr>
             </w:pPr>
             <w:r>
               <w:rPr>
+                <w:rFonts w:asciiTheme="minorHAnsi" w:hAnsiTheme="minorHAnsi" w:cstheme="minorHAnsi"/>
                 <w:b/>
                 <w:w w:val="70"/>
+                <w:sz w:val="24"/>
+                <w:szCs w:val="24"/>
               </w:rPr>
               <w:t>Disiapkan Penyelenggara</w:t>
             </w:r>
@@ -2274,18 +1731,20 @@
           </w:tcPr>
           <w:p>
             <w:pPr>
-              <w:pStyle w:val="TableParagraph"/>
-              <w:spacing w:before="12"/>
-              <w:ind w:left="0" w:right="8"/>
-              <w:jc w:val="center"/>
-              <w:rPr>
-                <w:b/>
+              <w:rPr>
+                <w:rFonts w:asciiTheme="minorHAnsi" w:hAnsiTheme="minorHAnsi" w:cstheme="minorHAnsi"/>
+                <w:b/>
+                <w:sz w:val="24"/>
+                <w:szCs w:val="24"/>
               </w:rPr>
             </w:pPr>
             <w:r>
               <w:rPr>
+                <w:rFonts w:asciiTheme="minorHAnsi" w:hAnsiTheme="minorHAnsi" w:cstheme="minorHAnsi"/>
                 <w:b/>
                 <w:spacing w:val="-10"/>
+                <w:sz w:val="24"/>
+                <w:szCs w:val="24"/>
               </w:rPr>
               <w:t>:</w:t>
             </w:r>
@@ -2297,141 +1756,42 @@
           </w:tcPr>
           <w:p>
             <w:pPr>
-              <w:pStyle w:val="TableParagraph"/>
-              <w:spacing w:before="7" w:line="244" w:lineRule="auto"/>
-              <w:ind w:right="206"/>
-              <w:rPr>
-                <w:b/>
+              <w:rPr>
+                <w:rFonts w:asciiTheme="minorHAnsi" w:hAnsiTheme="minorHAnsi" w:cstheme="minorHAnsi"/>
+                <w:b/>
+                <w:sz w:val="24"/>
+                <w:szCs w:val="24"/>
               </w:rPr>
             </w:pPr>
             <w:r>
               <w:rPr>
+                <w:rFonts w:asciiTheme="minorHAnsi" w:hAnsiTheme="minorHAnsi" w:cstheme="minorHAnsi"/>
                 <w:b/>
                 <w:w w:val="75"/>
-              </w:rPr>
-              <w:t>Ruangan Training</w:t>
-            </w:r>
-            <w:r>
-              <w:rPr>
-                <w:b/>
-              </w:rPr>
-              <w:t xml:space="preserve"> </w:t>
-            </w:r>
-            <w:r>
-              <w:rPr>
+                <w:sz w:val="24"/>
+                <w:szCs w:val="24"/>
+              </w:rPr>
+              <w:t>{</w:t>
+            </w:r>
+            <w:r>
+              <w:rPr>
+                <w:rFonts w:asciiTheme="minorHAnsi" w:hAnsiTheme="minorHAnsi" w:cstheme="minorHAnsi"/>
                 <w:b/>
                 <w:w w:val="75"/>
-              </w:rPr>
-              <w:t>yang</w:t>
-            </w:r>
-            <w:r>
-              <w:rPr>
-                <w:b/>
-              </w:rPr>
-              <w:t xml:space="preserve"> </w:t>
-            </w:r>
-            <w:r>
-              <w:rPr>
+                <w:sz w:val="24"/>
+                <w:szCs w:val="24"/>
+              </w:rPr>
+              <w:t>persiapan</w:t>
+            </w:r>
+            <w:r>
+              <w:rPr>
+                <w:rFonts w:asciiTheme="minorHAnsi" w:hAnsiTheme="minorHAnsi" w:cstheme="minorHAnsi"/>
                 <w:b/>
                 <w:w w:val="75"/>
-              </w:rPr>
-              <w:t>kondusif,</w:t>
-            </w:r>
-            <w:r>
-              <w:rPr>
-                <w:b/>
-                <w:w w:val="75"/>
-              </w:rPr>
-              <w:t xml:space="preserve"> </w:t>
-            </w:r>
-            <w:r>
-              <w:rPr>
-                <w:b/>
-                <w:w w:val="75"/>
-              </w:rPr>
-              <w:t>Sound System,</w:t>
-            </w:r>
-            <w:r>
-              <w:rPr>
-                <w:b/>
-                <w:w w:val="75"/>
-              </w:rPr>
-              <w:t xml:space="preserve"> </w:t>
-            </w:r>
-            <w:r>
-              <w:rPr>
-                <w:b/>
-                <w:w w:val="75"/>
-              </w:rPr>
-              <w:t>Infokus</w:t>
-            </w:r>
-            <w:r>
-              <w:rPr>
-                <w:b/>
-                <w:w w:val="75"/>
-              </w:rPr>
-              <w:t xml:space="preserve"> </w:t>
-            </w:r>
-            <w:r>
-              <w:rPr>
-                <w:b/>
-                <w:w w:val="75"/>
-              </w:rPr>
-              <w:t>/LCD</w:t>
-            </w:r>
-            <w:r>
-              <w:rPr>
-                <w:b/>
-              </w:rPr>
-              <w:t xml:space="preserve"> </w:t>
-            </w:r>
-            <w:r>
-              <w:rPr>
-                <w:b/>
-                <w:w w:val="75"/>
-              </w:rPr>
-              <w:t>Proyektor</w:t>
-            </w:r>
-            <w:r>
-              <w:rPr>
-                <w:b/>
-                <w:w w:val="75"/>
-              </w:rPr>
-              <w:t xml:space="preserve"> /LED TV /Videotron</w:t>
-            </w:r>
-            <w:r>
-              <w:rPr>
-                <w:b/>
-                <w:w w:val="75"/>
-              </w:rPr>
-              <w:t>,</w:t>
-            </w:r>
-            <w:r>
-              <w:rPr>
-                <w:b/>
-              </w:rPr>
-              <w:t xml:space="preserve"> </w:t>
-            </w:r>
-            <w:r>
-              <w:rPr>
-                <w:b/>
-                <w:w w:val="75"/>
-              </w:rPr>
-              <w:t>Kabel</w:t>
-            </w:r>
-            <w:r>
-              <w:rPr>
-                <w:b/>
-                <w:w w:val="75"/>
-              </w:rPr>
-              <w:t xml:space="preserve"> HDMI, Kursi-Meja Trainer</w:t>
-            </w:r>
-            <w:r>
-              <w:rPr>
-                <w:b/>
-                <w:w w:val="75"/>
-              </w:rPr>
-              <w:t>, Papan Flipchart &amp; spidol.</w:t>
+                <w:sz w:val="24"/>
+                <w:szCs w:val="24"/>
+              </w:rPr>
+              <w:t>}</w:t>
             </w:r>
           </w:p>
         </w:tc>
@@ -2450,17 +1810,20 @@
           </w:tcPr>
           <w:p>
             <w:pPr>
-              <w:pStyle w:val="TableParagraph"/>
-              <w:spacing w:before="12"/>
-              <w:ind w:left="150"/>
-              <w:rPr>
-                <w:b/>
+              <w:rPr>
+                <w:rFonts w:asciiTheme="minorHAnsi" w:hAnsiTheme="minorHAnsi" w:cstheme="minorHAnsi"/>
+                <w:b/>
+                <w:sz w:val="24"/>
+                <w:szCs w:val="24"/>
               </w:rPr>
             </w:pPr>
             <w:r>
               <w:rPr>
+                <w:rFonts w:asciiTheme="minorHAnsi" w:hAnsiTheme="minorHAnsi" w:cstheme="minorHAnsi"/>
                 <w:b/>
                 <w:w w:val="70"/>
+                <w:sz w:val="24"/>
+                <w:szCs w:val="24"/>
               </w:rPr>
               <w:t xml:space="preserve">Syarat &amp; Ketentuan </w:t>
             </w:r>
@@ -2476,18 +1839,20 @@
           </w:tcPr>
           <w:p>
             <w:pPr>
-              <w:pStyle w:val="TableParagraph"/>
-              <w:spacing w:before="12"/>
-              <w:ind w:left="0" w:right="8"/>
-              <w:jc w:val="center"/>
-              <w:rPr>
-                <w:b/>
+              <w:rPr>
+                <w:rFonts w:asciiTheme="minorHAnsi" w:hAnsiTheme="minorHAnsi" w:cstheme="minorHAnsi"/>
+                <w:b/>
+                <w:sz w:val="24"/>
+                <w:szCs w:val="24"/>
               </w:rPr>
             </w:pPr>
             <w:r>
               <w:rPr>
+                <w:rFonts w:asciiTheme="minorHAnsi" w:hAnsiTheme="minorHAnsi" w:cstheme="minorHAnsi"/>
                 <w:b/>
                 <w:spacing w:val="-10"/>
+                <w:sz w:val="24"/>
+                <w:szCs w:val="24"/>
               </w:rPr>
               <w:t>:</w:t>
             </w:r>
@@ -2503,619 +1868,787 @@
           </w:tcPr>
           <w:p>
             <w:pPr>
-              <w:pStyle w:val="TableParagraph"/>
-              <w:numPr>
-                <w:ilvl w:val="0"/>
-                <w:numId w:val="1"/>
-              </w:numPr>
-              <w:tabs>
-                <w:tab w:val="left" w:pos="411"/>
-                <w:tab w:val="left" w:pos="417"/>
-              </w:tabs>
-              <w:spacing w:before="14" w:line="242" w:lineRule="auto"/>
-              <w:ind w:right="478" w:hanging="286"/>
-              <w:jc w:val="both"/>
-              <w:rPr>
-                <w:b/>
+              <w:rPr>
+                <w:rFonts w:asciiTheme="minorHAnsi" w:hAnsiTheme="minorHAnsi" w:cstheme="minorHAnsi"/>
+                <w:b/>
+                <w:sz w:val="24"/>
+                <w:szCs w:val="24"/>
               </w:rPr>
             </w:pPr>
             <w:r>
               <w:rPr>
+                <w:rFonts w:asciiTheme="minorHAnsi" w:hAnsiTheme="minorHAnsi" w:cstheme="minorHAnsi"/>
                 <w:b/>
                 <w:w w:val="80"/>
+                <w:sz w:val="24"/>
+                <w:szCs w:val="24"/>
               </w:rPr>
               <w:t>Surat</w:t>
             </w:r>
             <w:r>
               <w:rPr>
+                <w:rFonts w:asciiTheme="minorHAnsi" w:hAnsiTheme="minorHAnsi" w:cstheme="minorHAnsi"/>
                 <w:b/>
                 <w:spacing w:val="-3"/>
                 <w:w w:val="80"/>
+                <w:sz w:val="24"/>
+                <w:szCs w:val="24"/>
               </w:rPr>
               <w:t xml:space="preserve"> </w:t>
             </w:r>
             <w:r>
               <w:rPr>
+                <w:rFonts w:asciiTheme="minorHAnsi" w:hAnsiTheme="minorHAnsi" w:cstheme="minorHAnsi"/>
                 <w:b/>
                 <w:w w:val="80"/>
+                <w:sz w:val="24"/>
+                <w:szCs w:val="24"/>
               </w:rPr>
               <w:t>ini</w:t>
             </w:r>
             <w:r>
               <w:rPr>
+                <w:rFonts w:asciiTheme="minorHAnsi" w:hAnsiTheme="minorHAnsi" w:cstheme="minorHAnsi"/>
                 <w:b/>
                 <w:spacing w:val="-3"/>
                 <w:w w:val="80"/>
+                <w:sz w:val="24"/>
+                <w:szCs w:val="24"/>
               </w:rPr>
               <w:t xml:space="preserve"> </w:t>
             </w:r>
             <w:r>
               <w:rPr>
+                <w:rFonts w:asciiTheme="minorHAnsi" w:hAnsiTheme="minorHAnsi" w:cstheme="minorHAnsi"/>
                 <w:b/>
                 <w:w w:val="80"/>
+                <w:sz w:val="24"/>
+                <w:szCs w:val="24"/>
               </w:rPr>
               <w:t>dibuat</w:t>
             </w:r>
             <w:r>
               <w:rPr>
+                <w:rFonts w:asciiTheme="minorHAnsi" w:hAnsiTheme="minorHAnsi" w:cstheme="minorHAnsi"/>
                 <w:b/>
                 <w:spacing w:val="-3"/>
                 <w:w w:val="80"/>
+                <w:sz w:val="24"/>
+                <w:szCs w:val="24"/>
               </w:rPr>
               <w:t xml:space="preserve"> </w:t>
             </w:r>
             <w:r>
               <w:rPr>
+                <w:rFonts w:asciiTheme="minorHAnsi" w:hAnsiTheme="minorHAnsi" w:cstheme="minorHAnsi"/>
                 <w:b/>
                 <w:w w:val="80"/>
+                <w:sz w:val="24"/>
+                <w:szCs w:val="24"/>
               </w:rPr>
               <w:t>untuk</w:t>
             </w:r>
             <w:r>
               <w:rPr>
+                <w:rFonts w:asciiTheme="minorHAnsi" w:hAnsiTheme="minorHAnsi" w:cstheme="minorHAnsi"/>
                 <w:b/>
                 <w:spacing w:val="-3"/>
                 <w:w w:val="80"/>
+                <w:sz w:val="24"/>
+                <w:szCs w:val="24"/>
               </w:rPr>
               <w:t xml:space="preserve"> </w:t>
             </w:r>
             <w:r>
               <w:rPr>
+                <w:rFonts w:asciiTheme="minorHAnsi" w:hAnsiTheme="minorHAnsi" w:cstheme="minorHAnsi"/>
                 <w:b/>
                 <w:w w:val="80"/>
+                <w:sz w:val="24"/>
+                <w:szCs w:val="24"/>
               </w:rPr>
               <w:t>konfirmasi</w:t>
             </w:r>
             <w:r>
               <w:rPr>
+                <w:rFonts w:asciiTheme="minorHAnsi" w:hAnsiTheme="minorHAnsi" w:cstheme="minorHAnsi"/>
                 <w:b/>
                 <w:spacing w:val="-2"/>
                 <w:w w:val="80"/>
+                <w:sz w:val="24"/>
+                <w:szCs w:val="24"/>
               </w:rPr>
               <w:t xml:space="preserve"> </w:t>
             </w:r>
             <w:r>
               <w:rPr>
+                <w:rFonts w:asciiTheme="minorHAnsi" w:hAnsiTheme="minorHAnsi" w:cstheme="minorHAnsi"/>
                 <w:b/>
                 <w:w w:val="80"/>
+                <w:sz w:val="24"/>
+                <w:szCs w:val="24"/>
               </w:rPr>
               <w:t>penjadwalan</w:t>
             </w:r>
             <w:r>
               <w:rPr>
+                <w:rFonts w:asciiTheme="minorHAnsi" w:hAnsiTheme="minorHAnsi" w:cstheme="minorHAnsi"/>
                 <w:b/>
                 <w:spacing w:val="-7"/>
+                <w:sz w:val="24"/>
+                <w:szCs w:val="24"/>
               </w:rPr>
               <w:t xml:space="preserve"> </w:t>
             </w:r>
             <w:r>
               <w:rPr>
+                <w:rFonts w:asciiTheme="minorHAnsi" w:hAnsiTheme="minorHAnsi" w:cstheme="minorHAnsi"/>
                 <w:b/>
                 <w:w w:val="80"/>
+                <w:sz w:val="24"/>
+                <w:szCs w:val="24"/>
               </w:rPr>
               <w:t>yang</w:t>
             </w:r>
             <w:r>
               <w:rPr>
+                <w:rFonts w:asciiTheme="minorHAnsi" w:hAnsiTheme="minorHAnsi" w:cstheme="minorHAnsi"/>
                 <w:b/>
                 <w:spacing w:val="-2"/>
                 <w:w w:val="80"/>
+                <w:sz w:val="24"/>
+                <w:szCs w:val="24"/>
               </w:rPr>
               <w:t xml:space="preserve"> </w:t>
             </w:r>
             <w:r>
               <w:rPr>
+                <w:rFonts w:asciiTheme="minorHAnsi" w:hAnsiTheme="minorHAnsi" w:cstheme="minorHAnsi"/>
                 <w:b/>
                 <w:w w:val="80"/>
+                <w:sz w:val="24"/>
+                <w:szCs w:val="24"/>
               </w:rPr>
               <w:t>disepakati</w:t>
             </w:r>
             <w:r>
               <w:rPr>
+                <w:rFonts w:asciiTheme="minorHAnsi" w:hAnsiTheme="minorHAnsi" w:cstheme="minorHAnsi"/>
                 <w:b/>
                 <w:spacing w:val="-3"/>
                 <w:w w:val="80"/>
+                <w:sz w:val="24"/>
+                <w:szCs w:val="24"/>
               </w:rPr>
               <w:t xml:space="preserve"> </w:t>
             </w:r>
             <w:r>
               <w:rPr>
+                <w:rFonts w:asciiTheme="minorHAnsi" w:hAnsiTheme="minorHAnsi" w:cstheme="minorHAnsi"/>
                 <w:b/>
                 <w:w w:val="80"/>
+                <w:sz w:val="24"/>
+                <w:szCs w:val="24"/>
               </w:rPr>
               <w:t>oleh</w:t>
             </w:r>
             <w:r>
               <w:rPr>
+                <w:rFonts w:asciiTheme="minorHAnsi" w:hAnsiTheme="minorHAnsi" w:cstheme="minorHAnsi"/>
                 <w:b/>
                 <w:spacing w:val="-3"/>
                 <w:w w:val="80"/>
+                <w:sz w:val="24"/>
+                <w:szCs w:val="24"/>
               </w:rPr>
               <w:t xml:space="preserve"> </w:t>
             </w:r>
             <w:r>
               <w:rPr>
+                <w:rFonts w:asciiTheme="minorHAnsi" w:hAnsiTheme="minorHAnsi" w:cstheme="minorHAnsi"/>
                 <w:b/>
                 <w:w w:val="80"/>
+                <w:sz w:val="24"/>
+                <w:szCs w:val="24"/>
               </w:rPr>
               <w:t xml:space="preserve">kedua </w:t>
             </w:r>
             <w:r>
               <w:rPr>
+                <w:rFonts w:asciiTheme="minorHAnsi" w:hAnsiTheme="minorHAnsi" w:cstheme="minorHAnsi"/>
                 <w:b/>
                 <w:w w:val="75"/>
+                <w:sz w:val="24"/>
+                <w:szCs w:val="24"/>
               </w:rPr>
               <w:t>belah</w:t>
             </w:r>
             <w:r>
               <w:rPr>
-                <w:b/>
+                <w:rFonts w:asciiTheme="minorHAnsi" w:hAnsiTheme="minorHAnsi" w:cstheme="minorHAnsi"/>
+                <w:b/>
+                <w:sz w:val="24"/>
+                <w:szCs w:val="24"/>
               </w:rPr>
               <w:t xml:space="preserve"> </w:t>
             </w:r>
             <w:r>
               <w:rPr>
+                <w:rFonts w:asciiTheme="minorHAnsi" w:hAnsiTheme="minorHAnsi" w:cstheme="minorHAnsi"/>
                 <w:b/>
                 <w:w w:val="75"/>
+                <w:sz w:val="24"/>
+                <w:szCs w:val="24"/>
               </w:rPr>
               <w:t>pihak dengan penuh kesadaran</w:t>
             </w:r>
             <w:r>
               <w:rPr>
-                <w:b/>
+                <w:rFonts w:asciiTheme="minorHAnsi" w:hAnsiTheme="minorHAnsi" w:cstheme="minorHAnsi"/>
+                <w:b/>
+                <w:sz w:val="24"/>
+                <w:szCs w:val="24"/>
               </w:rPr>
               <w:t xml:space="preserve"> </w:t>
             </w:r>
             <w:r>
               <w:rPr>
+                <w:rFonts w:asciiTheme="minorHAnsi" w:hAnsiTheme="minorHAnsi" w:cstheme="minorHAnsi"/>
                 <w:b/>
                 <w:w w:val="75"/>
+                <w:sz w:val="24"/>
+                <w:szCs w:val="24"/>
               </w:rPr>
               <w:t>dan dibuktikan</w:t>
             </w:r>
             <w:r>
               <w:rPr>
+                <w:rFonts w:asciiTheme="minorHAnsi" w:hAnsiTheme="minorHAnsi" w:cstheme="minorHAnsi"/>
                 <w:b/>
                 <w:spacing w:val="29"/>
+                <w:sz w:val="24"/>
+                <w:szCs w:val="24"/>
               </w:rPr>
               <w:t xml:space="preserve"> </w:t>
             </w:r>
             <w:r>
               <w:rPr>
+                <w:rFonts w:asciiTheme="minorHAnsi" w:hAnsiTheme="minorHAnsi" w:cstheme="minorHAnsi"/>
                 <w:b/>
                 <w:w w:val="75"/>
+                <w:sz w:val="24"/>
+                <w:szCs w:val="24"/>
               </w:rPr>
               <w:t>dengan</w:t>
             </w:r>
             <w:r>
               <w:rPr>
+                <w:rFonts w:asciiTheme="minorHAnsi" w:hAnsiTheme="minorHAnsi" w:cstheme="minorHAnsi"/>
                 <w:b/>
                 <w:spacing w:val="29"/>
+                <w:sz w:val="24"/>
+                <w:szCs w:val="24"/>
               </w:rPr>
               <w:t xml:space="preserve"> </w:t>
             </w:r>
             <w:r>
               <w:rPr>
+                <w:rFonts w:asciiTheme="minorHAnsi" w:hAnsiTheme="minorHAnsi" w:cstheme="minorHAnsi"/>
                 <w:b/>
                 <w:w w:val="75"/>
+                <w:sz w:val="24"/>
+                <w:szCs w:val="24"/>
               </w:rPr>
               <w:t>tanda</w:t>
             </w:r>
             <w:r>
               <w:rPr>
-                <w:b/>
+                <w:rFonts w:asciiTheme="minorHAnsi" w:hAnsiTheme="minorHAnsi" w:cstheme="minorHAnsi"/>
+                <w:b/>
+                <w:sz w:val="24"/>
+                <w:szCs w:val="24"/>
               </w:rPr>
               <w:t xml:space="preserve"> </w:t>
             </w:r>
             <w:r>
               <w:rPr>
+                <w:rFonts w:asciiTheme="minorHAnsi" w:hAnsiTheme="minorHAnsi" w:cstheme="minorHAnsi"/>
                 <w:b/>
                 <w:w w:val="75"/>
+                <w:sz w:val="24"/>
+                <w:szCs w:val="24"/>
               </w:rPr>
               <w:t>tangan.</w:t>
             </w:r>
           </w:p>
           <w:p>
             <w:pPr>
-              <w:pStyle w:val="TableParagraph"/>
-              <w:numPr>
-                <w:ilvl w:val="0"/>
-                <w:numId w:val="1"/>
-              </w:numPr>
-              <w:tabs>
-                <w:tab w:val="left" w:pos="411"/>
-                <w:tab w:val="left" w:pos="417"/>
-              </w:tabs>
-              <w:spacing w:line="235" w:lineRule="auto"/>
-              <w:ind w:right="577" w:hanging="286"/>
-              <w:jc w:val="both"/>
-              <w:rPr>
-                <w:rFonts w:ascii="Arial MT" w:hAnsi="Arial MT"/>
+              <w:rPr>
+                <w:rFonts w:asciiTheme="minorHAnsi" w:hAnsiTheme="minorHAnsi" w:cstheme="minorHAnsi"/>
+                <w:sz w:val="24"/>
+                <w:szCs w:val="24"/>
               </w:rPr>
             </w:pPr>
             <w:r>
               <w:rPr>
-                <w:rFonts w:ascii="Arial MT" w:hAnsi="Arial MT"/>
+                <w:rFonts w:asciiTheme="minorHAnsi" w:hAnsiTheme="minorHAnsi" w:cstheme="minorHAnsi"/>
                 <w:w w:val="80"/>
+                <w:sz w:val="24"/>
+                <w:szCs w:val="24"/>
               </w:rPr>
               <w:t>Penyelenggara akan mendapatkan fasilitas</w:t>
             </w:r>
             <w:r>
               <w:rPr>
-                <w:rFonts w:ascii="Arial MT" w:hAnsi="Arial MT"/>
+                <w:rFonts w:asciiTheme="minorHAnsi" w:hAnsiTheme="minorHAnsi" w:cstheme="minorHAnsi"/>
+                <w:sz w:val="24"/>
+                <w:szCs w:val="24"/>
               </w:rPr>
               <w:t xml:space="preserve"> </w:t>
             </w:r>
             <w:r>
               <w:rPr>
-                <w:rFonts w:ascii="Arial MT" w:hAnsi="Arial MT"/>
+                <w:rFonts w:asciiTheme="minorHAnsi" w:hAnsiTheme="minorHAnsi" w:cstheme="minorHAnsi"/>
                 <w:w w:val="80"/>
+                <w:sz w:val="24"/>
+                <w:szCs w:val="24"/>
               </w:rPr>
               <w:t>serupa atau digantikan</w:t>
             </w:r>
             <w:r>
               <w:rPr>
-                <w:rFonts w:ascii="Arial MT" w:hAnsi="Arial MT"/>
+                <w:rFonts w:asciiTheme="minorHAnsi" w:hAnsiTheme="minorHAnsi" w:cstheme="minorHAnsi"/>
+                <w:sz w:val="24"/>
+                <w:szCs w:val="24"/>
               </w:rPr>
               <w:t xml:space="preserve"> </w:t>
             </w:r>
             <w:r>
               <w:rPr>
-                <w:rFonts w:ascii="Arial MT" w:hAnsi="Arial MT"/>
+                <w:rFonts w:asciiTheme="minorHAnsi" w:hAnsiTheme="minorHAnsi" w:cstheme="minorHAnsi"/>
                 <w:w w:val="80"/>
+                <w:sz w:val="24"/>
+                <w:szCs w:val="24"/>
               </w:rPr>
               <w:t xml:space="preserve">dengan </w:t>
             </w:r>
             <w:r>
               <w:rPr>
-                <w:rFonts w:ascii="Arial MT" w:hAnsi="Arial MT"/>
+                <w:rFonts w:asciiTheme="minorHAnsi" w:hAnsiTheme="minorHAnsi" w:cstheme="minorHAnsi"/>
                 <w:w w:val="75"/>
+                <w:sz w:val="24"/>
+                <w:szCs w:val="24"/>
               </w:rPr>
               <w:t>program lain dengan fasilitas</w:t>
             </w:r>
             <w:r>
               <w:rPr>
-                <w:rFonts w:ascii="Arial MT" w:hAnsi="Arial MT"/>
+                <w:rFonts w:asciiTheme="minorHAnsi" w:hAnsiTheme="minorHAnsi" w:cstheme="minorHAnsi"/>
+                <w:sz w:val="24"/>
+                <w:szCs w:val="24"/>
               </w:rPr>
               <w:t xml:space="preserve"> </w:t>
             </w:r>
             <w:r>
               <w:rPr>
-                <w:rFonts w:ascii="Arial MT" w:hAnsi="Arial MT"/>
+                <w:rFonts w:asciiTheme="minorHAnsi" w:hAnsiTheme="minorHAnsi" w:cstheme="minorHAnsi"/>
                 <w:w w:val="75"/>
+                <w:sz w:val="24"/>
+                <w:szCs w:val="24"/>
               </w:rPr>
               <w:t>yang sama</w:t>
             </w:r>
             <w:r>
               <w:rPr>
-                <w:rFonts w:ascii="Arial MT" w:hAnsi="Arial MT"/>
+                <w:rFonts w:asciiTheme="minorHAnsi" w:hAnsiTheme="minorHAnsi" w:cstheme="minorHAnsi"/>
+                <w:sz w:val="24"/>
+                <w:szCs w:val="24"/>
               </w:rPr>
               <w:t xml:space="preserve"> </w:t>
             </w:r>
             <w:r>
               <w:rPr>
-                <w:rFonts w:ascii="Arial MT" w:hAnsi="Arial MT"/>
+                <w:rFonts w:asciiTheme="minorHAnsi" w:hAnsiTheme="minorHAnsi" w:cstheme="minorHAnsi"/>
                 <w:w w:val="75"/>
+                <w:sz w:val="24"/>
+                <w:szCs w:val="24"/>
               </w:rPr>
               <w:t>bila</w:t>
             </w:r>
             <w:r>
               <w:rPr>
-                <w:rFonts w:ascii="Arial MT" w:hAnsi="Arial MT"/>
+                <w:rFonts w:asciiTheme="minorHAnsi" w:hAnsiTheme="minorHAnsi" w:cstheme="minorHAnsi"/>
+                <w:sz w:val="24"/>
+                <w:szCs w:val="24"/>
               </w:rPr>
               <w:t xml:space="preserve"> </w:t>
             </w:r>
             <w:r>
               <w:rPr>
-                <w:rFonts w:ascii="Arial MT" w:hAnsi="Arial MT"/>
+                <w:rFonts w:asciiTheme="minorHAnsi" w:hAnsiTheme="minorHAnsi" w:cstheme="minorHAnsi"/>
                 <w:w w:val="75"/>
+                <w:sz w:val="24"/>
+                <w:szCs w:val="24"/>
               </w:rPr>
               <w:t>pihak</w:t>
             </w:r>
             <w:r>
               <w:rPr>
-                <w:rFonts w:ascii="Arial MT" w:hAnsi="Arial MT"/>
+                <w:rFonts w:asciiTheme="minorHAnsi" w:hAnsiTheme="minorHAnsi" w:cstheme="minorHAnsi"/>
+                <w:sz w:val="24"/>
+                <w:szCs w:val="24"/>
               </w:rPr>
               <w:t xml:space="preserve"> </w:t>
             </w:r>
             <w:r>
               <w:rPr>
-                <w:rFonts w:ascii="Arial MT" w:hAnsi="Arial MT"/>
+                <w:rFonts w:asciiTheme="minorHAnsi" w:hAnsiTheme="minorHAnsi" w:cstheme="minorHAnsi"/>
                 <w:w w:val="75"/>
+                <w:sz w:val="24"/>
+                <w:szCs w:val="24"/>
               </w:rPr>
               <w:t>mckuadrat tidak</w:t>
             </w:r>
             <w:r>
               <w:rPr>
-                <w:rFonts w:ascii="Arial MT" w:hAnsi="Arial MT"/>
+                <w:rFonts w:asciiTheme="minorHAnsi" w:hAnsiTheme="minorHAnsi" w:cstheme="minorHAnsi"/>
+                <w:sz w:val="24"/>
+                <w:szCs w:val="24"/>
               </w:rPr>
               <w:t xml:space="preserve"> </w:t>
             </w:r>
             <w:r>
               <w:rPr>
-                <w:rFonts w:ascii="Arial MT" w:hAnsi="Arial MT"/>
+                <w:rFonts w:asciiTheme="minorHAnsi" w:hAnsiTheme="minorHAnsi" w:cstheme="minorHAnsi"/>
                 <w:w w:val="75"/>
+                <w:sz w:val="24"/>
+                <w:szCs w:val="24"/>
               </w:rPr>
               <w:t xml:space="preserve">memenuhi </w:t>
             </w:r>
             <w:r>
               <w:rPr>
-                <w:rFonts w:ascii="Arial MT" w:hAnsi="Arial MT"/>
+                <w:rFonts w:asciiTheme="minorHAnsi" w:hAnsiTheme="minorHAnsi" w:cstheme="minorHAnsi"/>
                 <w:w w:val="90"/>
+                <w:sz w:val="24"/>
+                <w:szCs w:val="24"/>
               </w:rPr>
               <w:t>fasilitas yang telah disepakati</w:t>
             </w:r>
           </w:p>
           <w:p>
             <w:pPr>
-              <w:pStyle w:val="TableParagraph"/>
-              <w:numPr>
-                <w:ilvl w:val="0"/>
-                <w:numId w:val="1"/>
-              </w:numPr>
-              <w:tabs>
-                <w:tab w:val="left" w:pos="412"/>
-              </w:tabs>
-              <w:spacing w:line="207" w:lineRule="exact"/>
-              <w:ind w:left="412" w:hanging="280"/>
-              <w:jc w:val="both"/>
-              <w:rPr>
-                <w:rFonts w:ascii="Arial MT" w:hAnsi="Arial MT"/>
+              <w:rPr>
+                <w:rFonts w:asciiTheme="minorHAnsi" w:hAnsiTheme="minorHAnsi" w:cstheme="minorHAnsi"/>
+                <w:sz w:val="24"/>
+                <w:szCs w:val="24"/>
               </w:rPr>
             </w:pPr>
             <w:r>
               <w:rPr>
+                <w:rFonts w:asciiTheme="minorHAnsi" w:hAnsiTheme="minorHAnsi" w:cstheme="minorHAnsi"/>
                 <w:b/>
                 <w:w w:val="80"/>
+                <w:sz w:val="24"/>
+                <w:szCs w:val="24"/>
               </w:rPr>
               <w:t>Pembatalan</w:t>
             </w:r>
             <w:r>
               <w:rPr>
+                <w:rFonts w:asciiTheme="minorHAnsi" w:hAnsiTheme="minorHAnsi" w:cstheme="minorHAnsi"/>
                 <w:b/>
                 <w:spacing w:val="1"/>
+                <w:sz w:val="24"/>
+                <w:szCs w:val="24"/>
               </w:rPr>
               <w:t xml:space="preserve"> </w:t>
             </w:r>
             <w:r>
               <w:rPr>
-                <w:rFonts w:ascii="Arial MT" w:hAnsi="Arial MT"/>
+                <w:rFonts w:asciiTheme="minorHAnsi" w:hAnsiTheme="minorHAnsi" w:cstheme="minorHAnsi"/>
                 <w:w w:val="80"/>
+                <w:sz w:val="24"/>
+                <w:szCs w:val="24"/>
               </w:rPr>
               <w:t>setelah</w:t>
             </w:r>
             <w:r>
               <w:rPr>
-                <w:rFonts w:ascii="Arial MT" w:hAnsi="Arial MT"/>
+                <w:rFonts w:asciiTheme="minorHAnsi" w:hAnsiTheme="minorHAnsi" w:cstheme="minorHAnsi"/>
                 <w:spacing w:val="7"/>
+                <w:sz w:val="24"/>
+                <w:szCs w:val="24"/>
               </w:rPr>
               <w:t xml:space="preserve"> </w:t>
             </w:r>
             <w:r>
               <w:rPr>
-                <w:rFonts w:ascii="Arial MT" w:hAnsi="Arial MT"/>
+                <w:rFonts w:asciiTheme="minorHAnsi" w:hAnsiTheme="minorHAnsi" w:cstheme="minorHAnsi"/>
                 <w:w w:val="80"/>
+                <w:sz w:val="24"/>
+                <w:szCs w:val="24"/>
               </w:rPr>
               <w:t>surat</w:t>
             </w:r>
             <w:r>
               <w:rPr>
-                <w:rFonts w:ascii="Arial MT" w:hAnsi="Arial MT"/>
+                <w:rFonts w:asciiTheme="minorHAnsi" w:hAnsiTheme="minorHAnsi" w:cstheme="minorHAnsi"/>
                 <w:spacing w:val="-4"/>
+                <w:sz w:val="24"/>
+                <w:szCs w:val="24"/>
               </w:rPr>
               <w:t xml:space="preserve"> </w:t>
             </w:r>
             <w:r>
               <w:rPr>
-                <w:rFonts w:ascii="Arial MT" w:hAnsi="Arial MT"/>
+                <w:rFonts w:asciiTheme="minorHAnsi" w:hAnsiTheme="minorHAnsi" w:cstheme="minorHAnsi"/>
                 <w:w w:val="80"/>
+                <w:sz w:val="24"/>
+                <w:szCs w:val="24"/>
               </w:rPr>
               <w:t>ini</w:t>
             </w:r>
             <w:r>
               <w:rPr>
-                <w:rFonts w:ascii="Arial MT" w:hAnsi="Arial MT"/>
+                <w:rFonts w:asciiTheme="minorHAnsi" w:hAnsiTheme="minorHAnsi" w:cstheme="minorHAnsi"/>
                 <w:spacing w:val="3"/>
+                <w:sz w:val="24"/>
+                <w:szCs w:val="24"/>
               </w:rPr>
               <w:t xml:space="preserve"> </w:t>
             </w:r>
             <w:r>
               <w:rPr>
-                <w:rFonts w:ascii="Arial MT" w:hAnsi="Arial MT"/>
+                <w:rFonts w:asciiTheme="minorHAnsi" w:hAnsiTheme="minorHAnsi" w:cstheme="minorHAnsi"/>
                 <w:w w:val="80"/>
+                <w:sz w:val="24"/>
+                <w:szCs w:val="24"/>
               </w:rPr>
               <w:t>ditandatangani,</w:t>
             </w:r>
             <w:r>
               <w:rPr>
-                <w:rFonts w:ascii="Arial MT" w:hAnsi="Arial MT"/>
+                <w:rFonts w:asciiTheme="minorHAnsi" w:hAnsiTheme="minorHAnsi" w:cstheme="minorHAnsi"/>
                 <w:spacing w:val="14"/>
+                <w:sz w:val="24"/>
+                <w:szCs w:val="24"/>
               </w:rPr>
               <w:t xml:space="preserve"> </w:t>
             </w:r>
             <w:r>
               <w:rPr>
-                <w:rFonts w:ascii="Arial MT" w:hAnsi="Arial MT"/>
+                <w:rFonts w:asciiTheme="minorHAnsi" w:hAnsiTheme="minorHAnsi" w:cstheme="minorHAnsi"/>
                 <w:w w:val="80"/>
+                <w:sz w:val="24"/>
+                <w:szCs w:val="24"/>
               </w:rPr>
               <w:t>maka</w:t>
             </w:r>
             <w:r>
               <w:rPr>
-                <w:rFonts w:ascii="Arial MT" w:hAnsi="Arial MT"/>
+                <w:rFonts w:asciiTheme="minorHAnsi" w:hAnsiTheme="minorHAnsi" w:cstheme="minorHAnsi"/>
                 <w:spacing w:val="-7"/>
+                <w:sz w:val="24"/>
+                <w:szCs w:val="24"/>
               </w:rPr>
               <w:t xml:space="preserve"> </w:t>
             </w:r>
             <w:r>
               <w:rPr>
-                <w:rFonts w:ascii="Arial MT" w:hAnsi="Arial MT"/>
+                <w:rFonts w:asciiTheme="minorHAnsi" w:hAnsiTheme="minorHAnsi" w:cstheme="minorHAnsi"/>
                 <w:w w:val="80"/>
+                <w:sz w:val="24"/>
+                <w:szCs w:val="24"/>
               </w:rPr>
               <w:t>penyelenggara</w:t>
             </w:r>
             <w:r>
               <w:rPr>
-                <w:rFonts w:ascii="Arial MT" w:hAnsi="Arial MT"/>
+                <w:rFonts w:asciiTheme="minorHAnsi" w:hAnsiTheme="minorHAnsi" w:cstheme="minorHAnsi"/>
                 <w:spacing w:val="3"/>
+                <w:sz w:val="24"/>
+                <w:szCs w:val="24"/>
               </w:rPr>
               <w:t xml:space="preserve"> </w:t>
             </w:r>
             <w:r>
               <w:rPr>
-                <w:rFonts w:ascii="Arial MT" w:hAnsi="Arial MT"/>
+                <w:rFonts w:asciiTheme="minorHAnsi" w:hAnsiTheme="minorHAnsi" w:cstheme="minorHAnsi"/>
                 <w:spacing w:val="-4"/>
                 <w:w w:val="80"/>
+                <w:sz w:val="24"/>
+                <w:szCs w:val="24"/>
               </w:rPr>
               <w:t>akan</w:t>
             </w:r>
           </w:p>
           <w:p>
             <w:pPr>
-              <w:pStyle w:val="TableParagraph"/>
-              <w:spacing w:line="227" w:lineRule="exact"/>
-              <w:ind w:left="417"/>
-              <w:jc w:val="both"/>
-              <w:rPr>
-                <w:rFonts w:ascii="Arial MT"/>
+              <w:rPr>
+                <w:rFonts w:asciiTheme="minorHAnsi" w:hAnsiTheme="minorHAnsi" w:cstheme="minorHAnsi"/>
+                <w:sz w:val="24"/>
+                <w:szCs w:val="24"/>
               </w:rPr>
             </w:pPr>
             <w:r>
               <w:rPr>
-                <w:rFonts w:ascii="Arial MT"/>
+                <w:rFonts w:asciiTheme="minorHAnsi" w:hAnsiTheme="minorHAnsi" w:cstheme="minorHAnsi"/>
                 <w:w w:val="75"/>
+                <w:sz w:val="24"/>
+                <w:szCs w:val="24"/>
               </w:rPr>
               <w:t>dikenakan</w:t>
             </w:r>
             <w:r>
               <w:rPr>
-                <w:rFonts w:ascii="Arial MT"/>
+                <w:rFonts w:asciiTheme="minorHAnsi" w:hAnsiTheme="minorHAnsi" w:cstheme="minorHAnsi"/>
                 <w:spacing w:val="2"/>
+                <w:sz w:val="24"/>
+                <w:szCs w:val="24"/>
               </w:rPr>
               <w:t xml:space="preserve"> </w:t>
             </w:r>
             <w:r>
               <w:rPr>
+                <w:rFonts w:asciiTheme="minorHAnsi" w:hAnsiTheme="minorHAnsi" w:cstheme="minorHAnsi"/>
                 <w:b/>
                 <w:w w:val="75"/>
+                <w:sz w:val="24"/>
+                <w:szCs w:val="24"/>
               </w:rPr>
               <w:t>biaya</w:t>
             </w:r>
             <w:r>
               <w:rPr>
-                <w:b/>
+                <w:rFonts w:asciiTheme="minorHAnsi" w:hAnsiTheme="minorHAnsi" w:cstheme="minorHAnsi"/>
+                <w:b/>
+                <w:sz w:val="24"/>
+                <w:szCs w:val="24"/>
               </w:rPr>
               <w:t xml:space="preserve"> </w:t>
             </w:r>
             <w:r>
               <w:rPr>
+                <w:rFonts w:asciiTheme="minorHAnsi" w:hAnsiTheme="minorHAnsi" w:cstheme="minorHAnsi"/>
                 <w:b/>
                 <w:w w:val="75"/>
+                <w:sz w:val="24"/>
+                <w:szCs w:val="24"/>
               </w:rPr>
               <w:t>pembatalan</w:t>
             </w:r>
             <w:r>
               <w:rPr>
+                <w:rFonts w:asciiTheme="minorHAnsi" w:hAnsiTheme="minorHAnsi" w:cstheme="minorHAnsi"/>
                 <w:b/>
                 <w:spacing w:val="11"/>
+                <w:sz w:val="24"/>
+                <w:szCs w:val="24"/>
               </w:rPr>
               <w:t xml:space="preserve"> </w:t>
             </w:r>
             <w:r>
               <w:rPr>
+                <w:rFonts w:asciiTheme="minorHAnsi" w:hAnsiTheme="minorHAnsi" w:cstheme="minorHAnsi"/>
                 <w:b/>
                 <w:w w:val="75"/>
+                <w:sz w:val="24"/>
+                <w:szCs w:val="24"/>
               </w:rPr>
               <w:t>sebesar</w:t>
             </w:r>
             <w:r>
               <w:rPr>
+                <w:rFonts w:asciiTheme="minorHAnsi" w:hAnsiTheme="minorHAnsi" w:cstheme="minorHAnsi"/>
                 <w:b/>
                 <w:spacing w:val="9"/>
+                <w:sz w:val="24"/>
+                <w:szCs w:val="24"/>
               </w:rPr>
               <w:t xml:space="preserve"> </w:t>
             </w:r>
             <w:r>
               <w:rPr>
+                <w:rFonts w:asciiTheme="minorHAnsi" w:hAnsiTheme="minorHAnsi" w:cstheme="minorHAnsi"/>
                 <w:b/>
                 <w:w w:val="75"/>
+                <w:sz w:val="24"/>
+                <w:szCs w:val="24"/>
               </w:rPr>
               <w:t>50%</w:t>
             </w:r>
             <w:r>
               <w:rPr>
+                <w:rFonts w:asciiTheme="minorHAnsi" w:hAnsiTheme="minorHAnsi" w:cstheme="minorHAnsi"/>
                 <w:b/>
                 <w:spacing w:val="14"/>
+                <w:sz w:val="24"/>
+                <w:szCs w:val="24"/>
               </w:rPr>
               <w:t xml:space="preserve"> </w:t>
             </w:r>
             <w:r>
               <w:rPr>
-                <w:rFonts w:ascii="Arial MT"/>
+                <w:rFonts w:asciiTheme="minorHAnsi" w:hAnsiTheme="minorHAnsi" w:cstheme="minorHAnsi"/>
                 <w:w w:val="75"/>
+                <w:sz w:val="24"/>
+                <w:szCs w:val="24"/>
               </w:rPr>
               <w:t>dari</w:t>
             </w:r>
             <w:r>
               <w:rPr>
-                <w:rFonts w:ascii="Arial MT"/>
+                <w:rFonts w:asciiTheme="minorHAnsi" w:hAnsiTheme="minorHAnsi" w:cstheme="minorHAnsi"/>
                 <w:spacing w:val="4"/>
+                <w:sz w:val="24"/>
+                <w:szCs w:val="24"/>
               </w:rPr>
               <w:t xml:space="preserve"> </w:t>
             </w:r>
             <w:r>
               <w:rPr>
-                <w:rFonts w:ascii="Arial MT"/>
+                <w:rFonts w:asciiTheme="minorHAnsi" w:hAnsiTheme="minorHAnsi" w:cstheme="minorHAnsi"/>
                 <w:w w:val="75"/>
+                <w:sz w:val="24"/>
+                <w:szCs w:val="24"/>
               </w:rPr>
               <w:t>total</w:t>
             </w:r>
             <w:r>
               <w:rPr>
-                <w:rFonts w:ascii="Arial MT"/>
+                <w:rFonts w:asciiTheme="minorHAnsi" w:hAnsiTheme="minorHAnsi" w:cstheme="minorHAnsi"/>
                 <w:spacing w:val="8"/>
+                <w:sz w:val="24"/>
+                <w:szCs w:val="24"/>
               </w:rPr>
               <w:t xml:space="preserve"> </w:t>
             </w:r>
             <w:r>
               <w:rPr>
-                <w:rFonts w:ascii="Arial MT"/>
+                <w:rFonts w:asciiTheme="minorHAnsi" w:hAnsiTheme="minorHAnsi" w:cstheme="minorHAnsi"/>
                 <w:w w:val="75"/>
+                <w:sz w:val="24"/>
+                <w:szCs w:val="24"/>
               </w:rPr>
               <w:t>pembayaran</w:t>
             </w:r>
             <w:r>
               <w:rPr>
-                <w:rFonts w:ascii="Arial MT"/>
+                <w:rFonts w:asciiTheme="minorHAnsi" w:hAnsiTheme="minorHAnsi" w:cstheme="minorHAnsi"/>
                 <w:spacing w:val="29"/>
+                <w:sz w:val="24"/>
+                <w:szCs w:val="24"/>
               </w:rPr>
               <w:t xml:space="preserve"> </w:t>
             </w:r>
             <w:r>
               <w:rPr>
-                <w:rFonts w:ascii="Arial MT"/>
+                <w:rFonts w:asciiTheme="minorHAnsi" w:hAnsiTheme="minorHAnsi" w:cstheme="minorHAnsi"/>
                 <w:spacing w:val="-2"/>
                 <w:w w:val="75"/>
+                <w:sz w:val="24"/>
+                <w:szCs w:val="24"/>
               </w:rPr>
               <w:t>program.</w:t>
             </w:r>
@@ -3125,701 +2658,1144 @@
     </w:tbl>
     <w:p>
       <w:pPr>
-        <w:pStyle w:val="BodyText"/>
-        <w:spacing w:before="65"/>
-        <w:rPr>
-          <w:sz w:val="22"/>
-          <w:szCs w:val="22"/>
+        <w:rPr>
+          <w:rFonts w:asciiTheme="minorHAnsi" w:hAnsiTheme="minorHAnsi" w:cstheme="minorHAnsi"/>
+          <w:sz w:val="24"/>
+          <w:szCs w:val="24"/>
         </w:rPr>
       </w:pPr>
     </w:p>
     <w:p>
       <w:pPr>
-        <w:pStyle w:val="BodyText"/>
-        <w:spacing w:line="271" w:lineRule="auto"/>
-        <w:ind w:left="145" w:right="169"/>
-        <w:rPr>
+        <w:rPr>
+          <w:rFonts w:asciiTheme="minorHAnsi" w:hAnsiTheme="minorHAnsi" w:cstheme="minorHAnsi"/>
           <w:w w:val="85"/>
-          <w:sz w:val="22"/>
-          <w:szCs w:val="22"/>
+          <w:sz w:val="24"/>
+          <w:szCs w:val="24"/>
         </w:rPr>
       </w:pPr>
       <w:r>
         <w:rPr>
+          <w:rFonts w:asciiTheme="minorHAnsi" w:hAnsiTheme="minorHAnsi" w:cstheme="minorHAnsi"/>
           <w:w w:val="80"/>
-          <w:sz w:val="22"/>
-          <w:szCs w:val="22"/>
+          <w:sz w:val="24"/>
+          <w:szCs w:val="24"/>
         </w:rPr>
         <w:t>Untuk</w:t>
       </w:r>
       <w:r>
         <w:rPr>
-          <w:sz w:val="22"/>
-          <w:szCs w:val="22"/>
+          <w:rFonts w:asciiTheme="minorHAnsi" w:hAnsiTheme="minorHAnsi" w:cstheme="minorHAnsi"/>
+          <w:sz w:val="24"/>
+          <w:szCs w:val="24"/>
         </w:rPr>
         <w:t xml:space="preserve"> </w:t>
       </w:r>
       <w:r>
         <w:rPr>
+          <w:rFonts w:asciiTheme="minorHAnsi" w:hAnsiTheme="minorHAnsi" w:cstheme="minorHAnsi"/>
           <w:w w:val="80"/>
-          <w:sz w:val="22"/>
-          <w:szCs w:val="22"/>
+          <w:sz w:val="24"/>
+          <w:szCs w:val="24"/>
         </w:rPr>
         <w:t>kelancaran</w:t>
       </w:r>
       <w:r>
         <w:rPr>
-          <w:sz w:val="22"/>
-          <w:szCs w:val="22"/>
+          <w:rFonts w:asciiTheme="minorHAnsi" w:hAnsiTheme="minorHAnsi" w:cstheme="minorHAnsi"/>
+          <w:sz w:val="24"/>
+          <w:szCs w:val="24"/>
         </w:rPr>
         <w:t xml:space="preserve"> </w:t>
       </w:r>
       <w:r>
         <w:rPr>
+          <w:rFonts w:asciiTheme="minorHAnsi" w:hAnsiTheme="minorHAnsi" w:cstheme="minorHAnsi"/>
           <w:w w:val="80"/>
-          <w:sz w:val="22"/>
-          <w:szCs w:val="22"/>
+          <w:sz w:val="24"/>
+          <w:szCs w:val="24"/>
         </w:rPr>
         <w:t>acara, kami</w:t>
       </w:r>
       <w:r>
         <w:rPr>
-          <w:sz w:val="22"/>
-          <w:szCs w:val="22"/>
+          <w:rFonts w:asciiTheme="minorHAnsi" w:hAnsiTheme="minorHAnsi" w:cstheme="minorHAnsi"/>
+          <w:sz w:val="24"/>
+          <w:szCs w:val="24"/>
         </w:rPr>
         <w:t xml:space="preserve"> </w:t>
       </w:r>
       <w:r>
         <w:rPr>
+          <w:rFonts w:asciiTheme="minorHAnsi" w:hAnsiTheme="minorHAnsi" w:cstheme="minorHAnsi"/>
           <w:w w:val="80"/>
-          <w:sz w:val="22"/>
-          <w:szCs w:val="22"/>
+          <w:sz w:val="24"/>
+          <w:szCs w:val="24"/>
         </w:rPr>
         <w:t>menghimbau</w:t>
       </w:r>
       <w:r>
         <w:rPr>
-          <w:sz w:val="22"/>
-          <w:szCs w:val="22"/>
+          <w:rFonts w:asciiTheme="minorHAnsi" w:hAnsiTheme="minorHAnsi" w:cstheme="minorHAnsi"/>
+          <w:sz w:val="24"/>
+          <w:szCs w:val="24"/>
         </w:rPr>
         <w:t xml:space="preserve"> </w:t>
       </w:r>
       <w:r>
         <w:rPr>
-          <w:rFonts w:ascii="Arial"/>
+          <w:rFonts w:asciiTheme="minorHAnsi" w:hAnsiTheme="minorHAnsi" w:cstheme="minorHAnsi"/>
           <w:b/>
           <w:w w:val="80"/>
-          <w:sz w:val="22"/>
-          <w:szCs w:val="22"/>
+          <w:sz w:val="24"/>
+          <w:szCs w:val="24"/>
         </w:rPr>
         <w:t>15 menit</w:t>
       </w:r>
       <w:r>
         <w:rPr>
-          <w:rFonts w:ascii="Arial"/>
+          <w:rFonts w:asciiTheme="minorHAnsi" w:hAnsiTheme="minorHAnsi" w:cstheme="minorHAnsi"/>
           <w:b/>
-          <w:sz w:val="22"/>
-          <w:szCs w:val="22"/>
+          <w:sz w:val="24"/>
+          <w:szCs w:val="24"/>
         </w:rPr>
         <w:t xml:space="preserve"> </w:t>
       </w:r>
       <w:r>
         <w:rPr>
+          <w:rFonts w:asciiTheme="minorHAnsi" w:hAnsiTheme="minorHAnsi" w:cstheme="minorHAnsi"/>
           <w:w w:val="80"/>
-          <w:sz w:val="22"/>
-          <w:szCs w:val="22"/>
+          <w:sz w:val="24"/>
+          <w:szCs w:val="24"/>
         </w:rPr>
         <w:t>sebelum</w:t>
       </w:r>
       <w:r>
         <w:rPr>
+          <w:rFonts w:asciiTheme="minorHAnsi" w:hAnsiTheme="minorHAnsi" w:cstheme="minorHAnsi"/>
           <w:spacing w:val="24"/>
-          <w:sz w:val="22"/>
-          <w:szCs w:val="22"/>
+          <w:sz w:val="24"/>
+          <w:szCs w:val="24"/>
         </w:rPr>
         <w:t xml:space="preserve"> </w:t>
       </w:r>
       <w:r>
         <w:rPr>
+          <w:rFonts w:asciiTheme="minorHAnsi" w:hAnsiTheme="minorHAnsi" w:cstheme="minorHAnsi"/>
           <w:w w:val="80"/>
-          <w:sz w:val="22"/>
-          <w:szCs w:val="22"/>
+          <w:sz w:val="24"/>
+          <w:szCs w:val="24"/>
         </w:rPr>
         <w:t>acara</w:t>
       </w:r>
       <w:r>
         <w:rPr>
-          <w:sz w:val="22"/>
-          <w:szCs w:val="22"/>
+          <w:rFonts w:asciiTheme="minorHAnsi" w:hAnsiTheme="minorHAnsi" w:cstheme="minorHAnsi"/>
+          <w:sz w:val="24"/>
+          <w:szCs w:val="24"/>
         </w:rPr>
         <w:t xml:space="preserve"> </w:t>
       </w:r>
       <w:r>
         <w:rPr>
+          <w:rFonts w:asciiTheme="minorHAnsi" w:hAnsiTheme="minorHAnsi" w:cstheme="minorHAnsi"/>
           <w:w w:val="80"/>
-          <w:sz w:val="22"/>
-          <w:szCs w:val="22"/>
+          <w:sz w:val="24"/>
+          <w:szCs w:val="24"/>
         </w:rPr>
         <w:t>dimulai</w:t>
       </w:r>
       <w:r>
         <w:rPr>
+          <w:rFonts w:asciiTheme="minorHAnsi" w:hAnsiTheme="minorHAnsi" w:cstheme="minorHAnsi"/>
           <w:spacing w:val="29"/>
-          <w:sz w:val="22"/>
-          <w:szCs w:val="22"/>
+          <w:sz w:val="24"/>
+          <w:szCs w:val="24"/>
         </w:rPr>
         <w:t xml:space="preserve"> </w:t>
       </w:r>
       <w:r>
         <w:rPr>
+          <w:rFonts w:asciiTheme="minorHAnsi" w:hAnsiTheme="minorHAnsi" w:cstheme="minorHAnsi"/>
           <w:w w:val="80"/>
-          <w:sz w:val="22"/>
-          <w:szCs w:val="22"/>
+          <w:sz w:val="24"/>
+          <w:szCs w:val="24"/>
         </w:rPr>
         <w:t>peserta</w:t>
       </w:r>
       <w:r>
         <w:rPr>
-          <w:sz w:val="22"/>
-          <w:szCs w:val="22"/>
+          <w:rFonts w:asciiTheme="minorHAnsi" w:hAnsiTheme="minorHAnsi" w:cstheme="minorHAnsi"/>
+          <w:sz w:val="24"/>
+          <w:szCs w:val="24"/>
         </w:rPr>
         <w:t xml:space="preserve"> </w:t>
       </w:r>
       <w:r>
         <w:rPr>
+          <w:rFonts w:asciiTheme="minorHAnsi" w:hAnsiTheme="minorHAnsi" w:cstheme="minorHAnsi"/>
           <w:w w:val="80"/>
-          <w:sz w:val="22"/>
-          <w:szCs w:val="22"/>
+          <w:sz w:val="24"/>
+          <w:szCs w:val="24"/>
         </w:rPr>
         <w:t>sudah memasuki</w:t>
       </w:r>
       <w:r>
         <w:rPr>
+          <w:rFonts w:asciiTheme="minorHAnsi" w:hAnsiTheme="minorHAnsi" w:cstheme="minorHAnsi"/>
           <w:spacing w:val="24"/>
-          <w:sz w:val="22"/>
-          <w:szCs w:val="22"/>
+          <w:sz w:val="24"/>
+          <w:szCs w:val="24"/>
         </w:rPr>
         <w:t xml:space="preserve"> </w:t>
       </w:r>
       <w:r>
         <w:rPr>
+          <w:rFonts w:asciiTheme="minorHAnsi" w:hAnsiTheme="minorHAnsi" w:cstheme="minorHAnsi"/>
           <w:w w:val="80"/>
-          <w:sz w:val="22"/>
-          <w:szCs w:val="22"/>
+          <w:sz w:val="24"/>
+          <w:szCs w:val="24"/>
         </w:rPr>
         <w:t xml:space="preserve">ruangan training. </w:t>
       </w:r>
       <w:r>
         <w:rPr>
+          <w:rFonts w:asciiTheme="minorHAnsi" w:hAnsiTheme="minorHAnsi" w:cstheme="minorHAnsi"/>
           <w:w w:val="85"/>
-          <w:sz w:val="22"/>
-          <w:szCs w:val="22"/>
+          <w:sz w:val="24"/>
+          <w:szCs w:val="24"/>
         </w:rPr>
         <w:t>Terima kasih kami</w:t>
       </w:r>
       <w:r>
         <w:rPr>
-          <w:sz w:val="22"/>
-          <w:szCs w:val="22"/>
+          <w:rFonts w:asciiTheme="minorHAnsi" w:hAnsiTheme="minorHAnsi" w:cstheme="minorHAnsi"/>
+          <w:sz w:val="24"/>
+          <w:szCs w:val="24"/>
         </w:rPr>
         <w:t xml:space="preserve"> </w:t>
       </w:r>
       <w:r>
         <w:rPr>
+          <w:rFonts w:asciiTheme="minorHAnsi" w:hAnsiTheme="minorHAnsi" w:cstheme="minorHAnsi"/>
           <w:w w:val="85"/>
-          <w:sz w:val="22"/>
-          <w:szCs w:val="22"/>
+          <w:sz w:val="24"/>
+          <w:szCs w:val="24"/>
         </w:rPr>
         <w:t>sampaikan atas</w:t>
       </w:r>
       <w:r>
         <w:rPr>
-          <w:sz w:val="22"/>
-          <w:szCs w:val="22"/>
+          <w:rFonts w:asciiTheme="minorHAnsi" w:hAnsiTheme="minorHAnsi" w:cstheme="minorHAnsi"/>
+          <w:sz w:val="24"/>
+          <w:szCs w:val="24"/>
         </w:rPr>
         <w:t xml:space="preserve"> </w:t>
       </w:r>
       <w:r>
         <w:rPr>
+          <w:rFonts w:asciiTheme="minorHAnsi" w:hAnsiTheme="minorHAnsi" w:cstheme="minorHAnsi"/>
           <w:w w:val="85"/>
-          <w:sz w:val="22"/>
-          <w:szCs w:val="22"/>
+          <w:sz w:val="24"/>
+          <w:szCs w:val="24"/>
         </w:rPr>
         <w:t>kepercayaannya bekerjasama dengan kami.</w:t>
       </w:r>
     </w:p>
     <w:p>
       <w:pPr>
-        <w:pStyle w:val="BodyText"/>
-        <w:spacing w:line="271" w:lineRule="auto"/>
-        <w:ind w:right="169"/>
-        <w:rPr>
+        <w:rPr>
+          <w:rFonts w:asciiTheme="minorHAnsi" w:hAnsiTheme="minorHAnsi" w:cstheme="minorHAnsi"/>
           <w:w w:val="85"/>
-          <w:sz w:val="22"/>
-          <w:szCs w:val="22"/>
+          <w:sz w:val="24"/>
+          <w:szCs w:val="24"/>
+        </w:rPr>
+      </w:pPr>
+      <w:r>
+        <w:rPr>
+          <w:rFonts w:asciiTheme="minorHAnsi" w:hAnsiTheme="minorHAnsi" w:cstheme="minorHAnsi"/>
+          <w:b/>
+          <w:bCs/>
+          <w:noProof/>
+          <w:w w:val="85"/>
+          <w:sz w:val="24"/>
+          <w:szCs w:val="24"/>
+        </w:rPr>
+        <mc:AlternateContent>
+          <mc:Choice Requires="wps">
+            <w:drawing>
+              <wp:anchor distT="45720" distB="45720" distL="114300" distR="114300" simplePos="0" relativeHeight="251664384" behindDoc="0" locked="0" layoutInCell="1" allowOverlap="1" wp14:anchorId="66331AAE" wp14:editId="0CE1801A">
+                <wp:simplePos x="0" y="0"/>
+                <wp:positionH relativeFrom="page">
+                  <wp:posOffset>3609975</wp:posOffset>
+                </wp:positionH>
+                <wp:positionV relativeFrom="paragraph">
+                  <wp:posOffset>156210</wp:posOffset>
+                </wp:positionV>
+                <wp:extent cx="3390900" cy="1404620"/>
+                <wp:effectExtent l="0" t="0" r="0" b="0"/>
+                <wp:wrapNone/>
+                <wp:docPr id="988209672" name="Kotak Teks 2"/>
+                <wp:cNvGraphicFramePr>
+                  <a:graphicFrameLocks xmlns:a="http://schemas.openxmlformats.org/drawingml/2006/main"/>
+                </wp:cNvGraphicFramePr>
+                <a:graphic xmlns:a="http://schemas.openxmlformats.org/drawingml/2006/main">
+                  <a:graphicData uri="http://schemas.microsoft.com/office/word/2010/wordprocessingShape">
+                    <wps:wsp>
+                      <wps:cNvSpPr txBox="1">
+                        <a:spLocks noChangeArrowheads="1"/>
+                      </wps:cNvSpPr>
+                      <wps:spPr bwMode="auto">
+                        <a:xfrm>
+                          <a:off x="0" y="0"/>
+                          <a:ext cx="3390900" cy="1404620"/>
+                        </a:xfrm>
+                        <a:prstGeom prst="rect">
+                          <a:avLst/>
+                        </a:prstGeom>
+                        <a:noFill/>
+                        <a:ln w="9525">
+                          <a:noFill/>
+                          <a:miter lim="800000"/>
+                          <a:headEnd/>
+                          <a:tailEnd/>
+                        </a:ln>
+                      </wps:spPr>
+                      <wps:txbx>
+                        <w:txbxContent>
+                          <w:p>
+                            <w:pPr>
+                              <w:jc w:val="center"/>
+                              <w:rPr>
+                                <w:rFonts w:asciiTheme="minorHAnsi" w:hAnsiTheme="minorHAnsi" w:cstheme="minorHAnsi"/>
+                                <w:sz w:val="24"/>
+                                <w:szCs w:val="24"/>
+                              </w:rPr>
+                            </w:pPr>
+                            <w:r>
+                              <w:rPr>
+                                <w:rFonts w:asciiTheme="minorHAnsi" w:hAnsiTheme="minorHAnsi" w:cstheme="minorHAnsi"/>
+                                <w:sz w:val="24"/>
+                                <w:szCs w:val="24"/>
+                              </w:rPr>
+                              <w:t>Menyetujui Penyelenggara</w:t>
+                            </w:r>
+                          </w:p>
+                          <w:p>
+                            <w:pPr>
+                              <w:jc w:val="center"/>
+                              <w:rPr>
+                                <w:rFonts w:asciiTheme="minorHAnsi" w:hAnsiTheme="minorHAnsi" w:cstheme="minorHAnsi"/>
+                                <w:sz w:val="24"/>
+                                <w:szCs w:val="24"/>
+                              </w:rPr>
+                            </w:pPr>
+                          </w:p>
+                          <w:p>
+                            <w:pPr>
+                              <w:jc w:val="center"/>
+                              <w:rPr>
+                                <w:rFonts w:asciiTheme="minorHAnsi" w:hAnsiTheme="minorHAnsi" w:cstheme="minorHAnsi"/>
+                                <w:sz w:val="24"/>
+                                <w:szCs w:val="24"/>
+                              </w:rPr>
+                            </w:pPr>
+                          </w:p>
+                          <w:p>
+                            <w:pPr>
+                              <w:jc w:val="center"/>
+                              <w:rPr>
+                                <w:rFonts w:asciiTheme="minorHAnsi" w:hAnsiTheme="minorHAnsi" w:cstheme="minorHAnsi"/>
+                                <w:sz w:val="24"/>
+                                <w:szCs w:val="24"/>
+                              </w:rPr>
+                            </w:pPr>
+                          </w:p>
+                          <w:p>
+                            <w:pPr>
+                              <w:jc w:val="center"/>
+                              <w:rPr>
+                                <w:rFonts w:asciiTheme="minorHAnsi" w:hAnsiTheme="minorHAnsi" w:cstheme="minorHAnsi"/>
+                                <w:sz w:val="24"/>
+                                <w:szCs w:val="24"/>
+                              </w:rPr>
+                            </w:pPr>
+                          </w:p>
+                          <w:p>
+                            <w:pPr>
+                              <w:jc w:val="center"/>
+                              <w:rPr>
+                                <w:rFonts w:asciiTheme="minorHAnsi" w:hAnsiTheme="minorHAnsi" w:cstheme="minorHAnsi"/>
+                                <w:sz w:val="16"/>
+                                <w:szCs w:val="16"/>
+                              </w:rPr>
+                            </w:pPr>
+                          </w:p>
+                          <w:p>
+                            <w:pPr>
+                              <w:jc w:val="center"/>
+                              <w:rPr>
+                                <w:rFonts w:asciiTheme="minorHAnsi" w:hAnsiTheme="minorHAnsi" w:cstheme="minorHAnsi"/>
+                                <w:b/>
+                                <w:bCs/>
+                                <w:sz w:val="24"/>
+                                <w:szCs w:val="24"/>
+                              </w:rPr>
+                            </w:pPr>
+                            <w:r>
+                              <w:rPr>
+                                <w:rFonts w:asciiTheme="minorHAnsi" w:hAnsiTheme="minorHAnsi" w:cstheme="minorHAnsi"/>
+                                <w:b/>
+                                <w:bCs/>
+                                <w:sz w:val="24"/>
+                                <w:szCs w:val="24"/>
+                              </w:rPr>
+                              <w:t>{pe</w:t>
+                            </w:r>
+                            <w:r>
+                              <w:rPr>
+                                <w:rFonts w:asciiTheme="minorHAnsi" w:hAnsiTheme="minorHAnsi" w:cstheme="minorHAnsi"/>
+                                <w:b/>
+                                <w:bCs/>
+                                <w:sz w:val="24"/>
+                                <w:szCs w:val="24"/>
+                              </w:rPr>
+                              <w:t>nyelenggara</w:t>
+                            </w:r>
+                            <w:r>
+                              <w:rPr>
+                                <w:rFonts w:asciiTheme="minorHAnsi" w:hAnsiTheme="minorHAnsi" w:cstheme="minorHAnsi"/>
+                                <w:b/>
+                                <w:bCs/>
+                                <w:sz w:val="24"/>
+                                <w:szCs w:val="24"/>
+                              </w:rPr>
+                              <w:t>}</w:t>
+                            </w:r>
+                          </w:p>
+                          <w:p>
+                            <w:pPr>
+                              <w:jc w:val="center"/>
+                              <w:rPr>
+                                <w:rFonts w:asciiTheme="minorHAnsi" w:hAnsiTheme="minorHAnsi" w:cstheme="minorHAnsi"/>
+                                <w:sz w:val="24"/>
+                                <w:szCs w:val="24"/>
+                              </w:rPr>
+                            </w:pPr>
+                            <w:r>
+                              <w:rPr>
+                                <w:rFonts w:asciiTheme="minorHAnsi" w:hAnsiTheme="minorHAnsi" w:cstheme="minorHAnsi"/>
+                                <w:sz w:val="24"/>
+                                <w:szCs w:val="24"/>
+                              </w:rPr>
+                              <w:t>{jabatan} {sekolah}</w:t>
+                            </w:r>
+                          </w:p>
+                        </w:txbxContent>
+                      </wps:txbx>
+                      <wps:bodyPr rot="0" vert="horz" wrap="square" lIns="91440" tIns="45720" rIns="91440" bIns="45720" anchor="t" anchorCtr="0">
+                        <a:spAutoFit/>
+                      </wps:bodyPr>
+                    </wps:wsp>
+                  </a:graphicData>
+                </a:graphic>
+                <wp14:sizeRelH relativeFrom="margin">
+                  <wp14:pctWidth>0</wp14:pctWidth>
+                </wp14:sizeRelH>
+                <wp14:sizeRelV relativeFrom="margin">
+                  <wp14:pctHeight>20000</wp14:pctHeight>
+                </wp14:sizeRelV>
+              </wp:anchor>
+            </w:drawing>
+          </mc:Choice>
+          <mc:Fallback>
+            <w:pict>
+              <v:shapetype w14:anchorId="66331AAE" id="_x0000_t202" coordsize="21600,21600" o:spt="202" path="m,l,21600r21600,l21600,xe">
+                <v:stroke joinstyle="miter"/>
+                <v:path gradientshapeok="t" o:connecttype="rect"/>
+              </v:shapetype>
+              <v:shape id="_x0000_s1027" type="#_x0000_t202" style="position:absolute;margin-left:284.25pt;margin-top:12.3pt;width:267pt;height:110.6pt;z-index:251664384;visibility:visible;mso-wrap-style:square;mso-width-percent:0;mso-height-percent:200;mso-wrap-distance-left:9pt;mso-wrap-distance-top:3.6pt;mso-wrap-distance-right:9pt;mso-wrap-distance-bottom:3.6pt;mso-position-horizontal:absolute;mso-position-horizontal-relative:page;mso-position-vertical:absolute;mso-position-vertical-relative:text;mso-width-percent:0;mso-height-percent:200;mso-width-relative:margin;mso-height-relative:margin;v-text-anchor:top" o:gfxdata="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" filled="f" stroked="f">
+                <v:textbox style="mso-fit-shape-to-text:t">
+                  <w:txbxContent>
+                    <w:p>
+                      <w:pPr>
+                        <w:jc w:val="center"/>
+                        <w:rPr>
+                          <w:rFonts w:asciiTheme="minorHAnsi" w:hAnsiTheme="minorHAnsi" w:cstheme="minorHAnsi"/>
+                          <w:sz w:val="24"/>
+                          <w:szCs w:val="24"/>
+                        </w:rPr>
+                      </w:pPr>
+                      <w:r>
+                        <w:rPr>
+                          <w:rFonts w:asciiTheme="minorHAnsi" w:hAnsiTheme="minorHAnsi" w:cstheme="minorHAnsi"/>
+                          <w:sz w:val="24"/>
+                          <w:szCs w:val="24"/>
+                        </w:rPr>
+                        <w:t>Menyetujui Penyelenggara</w:t>
+                      </w:r>
+                    </w:p>
+                    <w:p>
+                      <w:pPr>
+                        <w:jc w:val="center"/>
+                        <w:rPr>
+                          <w:rFonts w:asciiTheme="minorHAnsi" w:hAnsiTheme="minorHAnsi" w:cstheme="minorHAnsi"/>
+                          <w:sz w:val="24"/>
+                          <w:szCs w:val="24"/>
+                        </w:rPr>
+                      </w:pPr>
+                    </w:p>
+                    <w:p>
+                      <w:pPr>
+                        <w:jc w:val="center"/>
+                        <w:rPr>
+                          <w:rFonts w:asciiTheme="minorHAnsi" w:hAnsiTheme="minorHAnsi" w:cstheme="minorHAnsi"/>
+                          <w:sz w:val="24"/>
+                          <w:szCs w:val="24"/>
+                        </w:rPr>
+                      </w:pPr>
+                    </w:p>
+                    <w:p>
+                      <w:pPr>
+                        <w:jc w:val="center"/>
+                        <w:rPr>
+                          <w:rFonts w:asciiTheme="minorHAnsi" w:hAnsiTheme="minorHAnsi" w:cstheme="minorHAnsi"/>
+                          <w:sz w:val="24"/>
+                          <w:szCs w:val="24"/>
+                        </w:rPr>
+                      </w:pPr>
+                    </w:p>
+                    <w:p>
+                      <w:pPr>
+                        <w:jc w:val="center"/>
+                        <w:rPr>
+                          <w:rFonts w:asciiTheme="minorHAnsi" w:hAnsiTheme="minorHAnsi" w:cstheme="minorHAnsi"/>
+                          <w:sz w:val="24"/>
+                          <w:szCs w:val="24"/>
+                        </w:rPr>
+                      </w:pPr>
+                    </w:p>
+                    <w:p>
+                      <w:pPr>
+                        <w:jc w:val="center"/>
+                        <w:rPr>
+                          <w:rFonts w:asciiTheme="minorHAnsi" w:hAnsiTheme="minorHAnsi" w:cstheme="minorHAnsi"/>
+                          <w:sz w:val="16"/>
+                          <w:szCs w:val="16"/>
+                        </w:rPr>
+                      </w:pPr>
+                    </w:p>
+                    <w:p>
+                      <w:pPr>
+                        <w:jc w:val="center"/>
+                        <w:rPr>
+                          <w:rFonts w:asciiTheme="minorHAnsi" w:hAnsiTheme="minorHAnsi" w:cstheme="minorHAnsi"/>
+                          <w:b/>
+                          <w:bCs/>
+                          <w:sz w:val="24"/>
+                          <w:szCs w:val="24"/>
+                        </w:rPr>
+                      </w:pPr>
+                      <w:r>
+                        <w:rPr>
+                          <w:rFonts w:asciiTheme="minorHAnsi" w:hAnsiTheme="minorHAnsi" w:cstheme="minorHAnsi"/>
+                          <w:b/>
+                          <w:bCs/>
+                          <w:sz w:val="24"/>
+                          <w:szCs w:val="24"/>
+                        </w:rPr>
+                        <w:t>{pe</w:t>
+                      </w:r>
+                      <w:r>
+                        <w:rPr>
+                          <w:rFonts w:asciiTheme="minorHAnsi" w:hAnsiTheme="minorHAnsi" w:cstheme="minorHAnsi"/>
+                          <w:b/>
+                          <w:bCs/>
+                          <w:sz w:val="24"/>
+                          <w:szCs w:val="24"/>
+                        </w:rPr>
+                        <w:t>nyelenggara</w:t>
+                      </w:r>
+                      <w:r>
+                        <w:rPr>
+                          <w:rFonts w:asciiTheme="minorHAnsi" w:hAnsiTheme="minorHAnsi" w:cstheme="minorHAnsi"/>
+                          <w:b/>
+                          <w:bCs/>
+                          <w:sz w:val="24"/>
+                          <w:szCs w:val="24"/>
+                        </w:rPr>
+                        <w:t>}</w:t>
+                      </w:r>
+                    </w:p>
+                    <w:p>
+                      <w:pPr>
+                        <w:jc w:val="center"/>
+                        <w:rPr>
+                          <w:rFonts w:asciiTheme="minorHAnsi" w:hAnsiTheme="minorHAnsi" w:cstheme="minorHAnsi"/>
+                          <w:sz w:val="24"/>
+                          <w:szCs w:val="24"/>
+                        </w:rPr>
+                      </w:pPr>
+                      <w:r>
+                        <w:rPr>
+                          <w:rFonts w:asciiTheme="minorHAnsi" w:hAnsiTheme="minorHAnsi" w:cstheme="minorHAnsi"/>
+                          <w:sz w:val="24"/>
+                          <w:szCs w:val="24"/>
+                        </w:rPr>
+                        <w:t>{jabatan} {sekolah}</w:t>
+                      </w:r>
+                    </w:p>
+                  </w:txbxContent>
+                </v:textbox>
+                <w10:wrap anchorx="page"/>
+              </v:shape>
+            </w:pict>
+          </mc:Fallback>
+        </mc:AlternateContent>
+      </w:r>
+    </w:p>
+    <w:p>
+      <w:pPr>
+        <w:rPr>
+          <w:rFonts w:asciiTheme="minorHAnsi" w:hAnsiTheme="minorHAnsi" w:cstheme="minorHAnsi"/>
+          <w:w w:val="85"/>
+          <w:sz w:val="24"/>
+          <w:szCs w:val="24"/>
+        </w:rPr>
+      </w:pPr>
+      <w:r>
+        <w:rPr>
+          <w:rFonts w:asciiTheme="minorHAnsi" w:hAnsiTheme="minorHAnsi" w:cstheme="minorHAnsi"/>
+          <w:w w:val="85"/>
+          <w:sz w:val="24"/>
+          <w:szCs w:val="24"/>
+        </w:rPr>
+        <w:t xml:space="preserve">      </w:t>
+      </w:r>
+      <w:r>
+        <w:rPr>
+          <w:rFonts w:asciiTheme="minorHAnsi" w:hAnsiTheme="minorHAnsi" w:cstheme="minorHAnsi"/>
+          <w:w w:val="85"/>
+          <w:sz w:val="24"/>
+          <w:szCs w:val="24"/>
+        </w:rPr>
+        <w:tab/>
+      </w:r>
+      <w:r>
+        <w:rPr>
+          <w:rFonts w:asciiTheme="minorHAnsi" w:hAnsiTheme="minorHAnsi" w:cstheme="minorHAnsi"/>
+          <w:w w:val="85"/>
+          <w:sz w:val="24"/>
+          <w:szCs w:val="24"/>
+        </w:rPr>
+        <w:t xml:space="preserve"> Pe</w:t>
+      </w:r>
+      <w:r>
+        <w:rPr>
+          <w:rFonts w:asciiTheme="minorHAnsi" w:hAnsiTheme="minorHAnsi" w:cstheme="minorHAnsi"/>
+          <w:w w:val="85"/>
+          <w:sz w:val="24"/>
+          <w:szCs w:val="24"/>
+        </w:rPr>
+        <w:t>laksana</w:t>
+      </w:r>
+      <w:r>
+        <w:rPr>
+          <w:rFonts w:asciiTheme="minorHAnsi" w:hAnsiTheme="minorHAnsi" w:cstheme="minorHAnsi"/>
+          <w:w w:val="85"/>
+          <w:sz w:val="24"/>
+          <w:szCs w:val="24"/>
+        </w:rPr>
+        <w:tab/>
+      </w:r>
+      <w:r>
+        <w:rPr>
+          <w:rFonts w:asciiTheme="minorHAnsi" w:hAnsiTheme="minorHAnsi" w:cstheme="minorHAnsi"/>
+          <w:w w:val="85"/>
+          <w:sz w:val="24"/>
+          <w:szCs w:val="24"/>
+        </w:rPr>
+        <w:tab/>
+      </w:r>
+      <w:r>
+        <w:rPr>
+          <w:rFonts w:asciiTheme="minorHAnsi" w:hAnsiTheme="minorHAnsi" w:cstheme="minorHAnsi"/>
+          <w:w w:val="85"/>
+          <w:sz w:val="24"/>
+          <w:szCs w:val="24"/>
+        </w:rPr>
+        <w:tab/>
+      </w:r>
+      <w:r>
+        <w:rPr>
+          <w:rFonts w:asciiTheme="minorHAnsi" w:hAnsiTheme="minorHAnsi" w:cstheme="minorHAnsi"/>
+          <w:w w:val="85"/>
+          <w:sz w:val="24"/>
+          <w:szCs w:val="24"/>
+        </w:rPr>
+        <w:tab/>
+      </w:r>
+    </w:p>
+    <w:p>
+      <w:pPr>
+        <w:rPr>
+          <w:rFonts w:asciiTheme="minorHAnsi" w:hAnsiTheme="minorHAnsi" w:cstheme="minorHAnsi"/>
+          <w:w w:val="85"/>
+          <w:sz w:val="24"/>
+          <w:szCs w:val="24"/>
+        </w:rPr>
+      </w:pPr>
+      <w:r>
+        <w:rPr>
+          <w:rFonts w:ascii="Arial Narrow" w:eastAsia="Times New Roman" w:hAnsi="Arial Narrow" w:cs="Times New Roman"/>
+          <w:noProof/>
+          <w:sz w:val="24"/>
+          <w:szCs w:val="24"/>
+        </w:rPr>
+        <w:drawing>
+          <wp:anchor distT="0" distB="0" distL="114300" distR="114300" simplePos="0" relativeHeight="251660288" behindDoc="1" locked="0" layoutInCell="1" allowOverlap="1" wp14:anchorId="2ED3F6F6" wp14:editId="0AB10407">
+            <wp:simplePos x="0" y="0"/>
+            <wp:positionH relativeFrom="column">
+              <wp:posOffset>303530</wp:posOffset>
+            </wp:positionH>
+            <wp:positionV relativeFrom="paragraph">
+              <wp:posOffset>30618</wp:posOffset>
+            </wp:positionV>
+            <wp:extent cx="1405255" cy="1021715"/>
+            <wp:effectExtent l="0" t="0" r="4445" b="6985"/>
+            <wp:wrapNone/>
+            <wp:docPr id="3" name="Gambar 3"/>
+            <wp:cNvGraphicFramePr>
+              <a:graphicFrameLocks xmlns:a="http://schemas.openxmlformats.org/drawingml/2006/main" noChangeAspect="1"/>
+            </wp:cNvGraphicFramePr>
+            <a:graphic xmlns:a="http://schemas.openxmlformats.org/drawingml/2006/main">
+              <a:graphicData uri="http://schemas.openxmlformats.org/drawingml/2006/picture">
+                <pic:pic xmlns:pic="http://schemas.openxmlformats.org/drawingml/2006/picture">
+                  <pic:nvPicPr>
+                    <pic:cNvPr id="0" name="Picture 1"/>
+                    <pic:cNvPicPr>
+                      <a:picLocks noChangeAspect="1" noChangeArrowheads="1"/>
+                    </pic:cNvPicPr>
+                  </pic:nvPicPr>
+                  <pic:blipFill>
+                    <a:blip r:embed="rId7" cstate="print">
+                      <a:extLst>
+                        <a:ext uri="{28A0092B-C50C-407E-A947-70E740481C1C}">
+                          <a14:useLocalDpi xmlns:a14="http://schemas.microsoft.com/office/drawing/2010/main" val="0"/>
+                        </a:ext>
+                      </a:extLst>
+                    </a:blip>
+                    <a:srcRect/>
+                    <a:stretch>
+                      <a:fillRect/>
+                    </a:stretch>
+                  </pic:blipFill>
+                  <pic:spPr bwMode="auto">
+                    <a:xfrm>
+                      <a:off x="0" y="0"/>
+                      <a:ext cx="1405255" cy="1021715"/>
+                    </a:xfrm>
+                    <a:prstGeom prst="rect">
+                      <a:avLst/>
+                    </a:prstGeom>
+                    <a:noFill/>
+                    <a:ln>
+                      <a:noFill/>
+                    </a:ln>
+                  </pic:spPr>
+                </pic:pic>
+              </a:graphicData>
+            </a:graphic>
+            <wp14:sizeRelH relativeFrom="margin">
+              <wp14:pctWidth>0</wp14:pctWidth>
+            </wp14:sizeRelH>
+            <wp14:sizeRelV relativeFrom="margin">
+              <wp14:pctHeight>0</wp14:pctHeight>
+            </wp14:sizeRelV>
+          </wp:anchor>
+        </w:drawing>
+      </w:r>
+    </w:p>
+    <w:p>
+      <w:pPr>
+        <w:rPr>
+          <w:rFonts w:asciiTheme="minorHAnsi" w:hAnsiTheme="minorHAnsi" w:cstheme="minorHAnsi"/>
+          <w:w w:val="85"/>
+          <w:sz w:val="24"/>
+          <w:szCs w:val="24"/>
         </w:rPr>
       </w:pPr>
     </w:p>
     <w:p>
       <w:pPr>
-        <w:pStyle w:val="BodyText"/>
-        <w:spacing w:line="271" w:lineRule="auto"/>
-        <w:ind w:right="169"/>
-        <w:rPr>
+        <w:rPr>
+          <w:rFonts w:asciiTheme="minorHAnsi" w:hAnsiTheme="minorHAnsi" w:cstheme="minorHAnsi"/>
           <w:w w:val="85"/>
-          <w:sz w:val="22"/>
-          <w:szCs w:val="22"/>
-        </w:rPr>
-      </w:pPr>
-      <w:r>
-        <w:rPr>
-          <w:w w:val="85"/>
-          <w:sz w:val="22"/>
-          <w:szCs w:val="22"/>
-        </w:rPr>
-        <w:t xml:space="preserve">      </w:t>
-      </w:r>
-      <w:r>
-        <w:rPr>
-          <w:w w:val="85"/>
-          <w:sz w:val="22"/>
-          <w:szCs w:val="22"/>
-        </w:rPr>
-        <w:tab/>
-      </w:r>
-      <w:r>
-        <w:rPr>
-          <w:w w:val="85"/>
-          <w:sz w:val="22"/>
-          <w:szCs w:val="22"/>
-        </w:rPr>
-        <w:t xml:space="preserve">   Pe</w:t>
-      </w:r>
-      <w:r>
-        <w:rPr>
-          <w:w w:val="85"/>
-          <w:sz w:val="22"/>
-          <w:szCs w:val="22"/>
-        </w:rPr>
-        <w:t>laksana</w:t>
-      </w:r>
-      <w:r>
-        <w:rPr>
-          <w:w w:val="85"/>
-          <w:sz w:val="22"/>
-          <w:szCs w:val="22"/>
-        </w:rPr>
-        <w:tab/>
-      </w:r>
-      <w:r>
-        <w:rPr>
-          <w:w w:val="85"/>
-          <w:sz w:val="22"/>
-          <w:szCs w:val="22"/>
-        </w:rPr>
-        <w:tab/>
-      </w:r>
-      <w:r>
-        <w:rPr>
-          <w:w w:val="85"/>
-          <w:sz w:val="22"/>
-          <w:szCs w:val="22"/>
-        </w:rPr>
-        <w:tab/>
-      </w:r>
-      <w:r>
-        <w:rPr>
-          <w:w w:val="85"/>
-          <w:sz w:val="22"/>
-          <w:szCs w:val="22"/>
-        </w:rPr>
-        <w:tab/>
-      </w:r>
-      <w:r>
-        <w:rPr>
-          <w:w w:val="85"/>
-          <w:sz w:val="22"/>
-          <w:szCs w:val="22"/>
-        </w:rPr>
-        <w:t xml:space="preserve">                          </w:t>
-      </w:r>
-      <w:r>
-        <w:rPr>
-          <w:w w:val="85"/>
-          <w:sz w:val="22"/>
-          <w:szCs w:val="22"/>
-        </w:rPr>
-        <w:t xml:space="preserve">  </w:t>
-      </w:r>
-      <w:r>
-        <w:rPr>
-          <w:w w:val="85"/>
-          <w:sz w:val="22"/>
-          <w:szCs w:val="22"/>
-        </w:rPr>
-        <w:t xml:space="preserve"> </w:t>
-      </w:r>
-      <w:r>
-        <w:rPr>
-          <w:w w:val="85"/>
-          <w:sz w:val="22"/>
-          <w:szCs w:val="22"/>
-        </w:rPr>
-        <w:t xml:space="preserve">    </w:t>
-      </w:r>
-      <w:r>
-        <w:rPr>
-          <w:w w:val="85"/>
-          <w:sz w:val="22"/>
-          <w:szCs w:val="22"/>
-        </w:rPr>
-        <w:t xml:space="preserve"> </w:t>
-      </w:r>
-      <w:r>
-        <w:rPr>
-          <w:w w:val="85"/>
-          <w:sz w:val="22"/>
-          <w:szCs w:val="22"/>
-        </w:rPr>
-        <w:t>Menyetujui Penyelengara</w:t>
-      </w:r>
-    </w:p>
-    <w:p>
-      <w:pPr>
-        <w:pStyle w:val="BodyText"/>
-        <w:spacing w:line="271" w:lineRule="auto"/>
-        <w:ind w:right="169" w:firstLine="145"/>
-        <w:rPr>
-          <w:w w:val="85"/>
-          <w:sz w:val="22"/>
-          <w:szCs w:val="22"/>
+          <w:sz w:val="24"/>
+          <w:szCs w:val="24"/>
         </w:rPr>
       </w:pPr>
     </w:p>
     <w:p>
       <w:pPr>
-        <w:pStyle w:val="BodyText"/>
-        <w:spacing w:line="271" w:lineRule="auto"/>
-        <w:ind w:right="169" w:firstLine="145"/>
-        <w:rPr>
+        <w:rPr>
+          <w:rFonts w:asciiTheme="minorHAnsi" w:hAnsiTheme="minorHAnsi" w:cstheme="minorHAnsi"/>
           <w:w w:val="85"/>
-          <w:sz w:val="22"/>
-          <w:szCs w:val="22"/>
+          <w:sz w:val="24"/>
+          <w:szCs w:val="24"/>
+        </w:rPr>
+      </w:pPr>
+      <w:r>
+        <w:rPr>
+          <w:rFonts w:ascii="Arial Narrow" w:hAnsi="Arial Narrow"/>
+          <w:noProof/>
+        </w:rPr>
+        <w:drawing>
+          <wp:anchor distT="0" distB="0" distL="114300" distR="114300" simplePos="0" relativeHeight="251659264" behindDoc="1" locked="0" layoutInCell="1" allowOverlap="1" wp14:anchorId="60DDCA68" wp14:editId="73010F33">
+            <wp:simplePos x="0" y="0"/>
+            <wp:positionH relativeFrom="column">
+              <wp:posOffset>157590</wp:posOffset>
+            </wp:positionH>
+            <wp:positionV relativeFrom="paragraph">
+              <wp:posOffset>6930</wp:posOffset>
+            </wp:positionV>
+            <wp:extent cx="1202183" cy="275293"/>
+            <wp:effectExtent l="19050" t="57150" r="17145" b="48895"/>
+            <wp:wrapNone/>
+            <wp:docPr id="1" name="Gambar 1" descr="D:\mental coaching character\ahmad 2021 oktober\cap mckuadrat (2).png"/>
+            <wp:cNvGraphicFramePr>
+              <a:graphicFrameLocks xmlns:a="http://schemas.openxmlformats.org/drawingml/2006/main" noChangeAspect="1"/>
+            </wp:cNvGraphicFramePr>
+            <a:graphic xmlns:a="http://schemas.openxmlformats.org/drawingml/2006/main">
+              <a:graphicData uri="http://schemas.openxmlformats.org/drawingml/2006/picture">
+                <pic:pic xmlns:pic="http://schemas.openxmlformats.org/drawingml/2006/picture">
+                  <pic:nvPicPr>
+                    <pic:cNvPr id="0" name="Picture 1" descr="D:\mental coaching character\ahmad 2021 oktober\cap mckuadrat (2).png"/>
+                    <pic:cNvPicPr>
+                      <a:picLocks noChangeAspect="1" noChangeArrowheads="1"/>
+                    </pic:cNvPicPr>
+                  </pic:nvPicPr>
+                  <pic:blipFill>
+                    <a:blip r:embed="rId8" cstate="print">
+                      <a:extLst>
+                        <a:ext uri="{BEBA8EAE-BF5A-486C-A8C5-ECC9F3942E4B}">
+                          <a14:imgProps xmlns:a14="http://schemas.microsoft.com/office/drawing/2010/main">
+                            <a14:imgLayer r:embed="rId9">
+                              <a14:imgEffect>
+                                <a14:colorTemperature colorTemp="4700"/>
+                              </a14:imgEffect>
+                            </a14:imgLayer>
+                          </a14:imgProps>
+                        </a:ext>
+                        <a:ext uri="{28A0092B-C50C-407E-A947-70E740481C1C}">
+                          <a14:useLocalDpi xmlns:a14="http://schemas.microsoft.com/office/drawing/2010/main" val="0"/>
+                        </a:ext>
+                      </a:extLst>
+                    </a:blip>
+                    <a:srcRect/>
+                    <a:stretch>
+                      <a:fillRect/>
+                    </a:stretch>
+                  </pic:blipFill>
+                  <pic:spPr bwMode="auto">
+                    <a:xfrm rot="21350505">
+                      <a:off x="0" y="0"/>
+                      <a:ext cx="1202183" cy="275293"/>
+                    </a:xfrm>
+                    <a:prstGeom prst="rect">
+                      <a:avLst/>
+                    </a:prstGeom>
+                    <a:noFill/>
+                    <a:ln>
+                      <a:noFill/>
+                    </a:ln>
+                  </pic:spPr>
+                </pic:pic>
+              </a:graphicData>
+            </a:graphic>
+            <wp14:sizeRelH relativeFrom="page">
+              <wp14:pctWidth>0</wp14:pctWidth>
+            </wp14:sizeRelH>
+            <wp14:sizeRelV relativeFrom="page">
+              <wp14:pctHeight>0</wp14:pctHeight>
+            </wp14:sizeRelV>
+          </wp:anchor>
+        </w:drawing>
+      </w:r>
+    </w:p>
+    <w:p>
+      <w:pPr>
+        <w:rPr>
+          <w:rFonts w:asciiTheme="minorHAnsi" w:hAnsiTheme="minorHAnsi" w:cstheme="minorHAnsi"/>
+          <w:b/>
+          <w:bCs/>
+          <w:w w:val="85"/>
+          <w:sz w:val="24"/>
+          <w:szCs w:val="24"/>
         </w:rPr>
       </w:pPr>
     </w:p>
     <w:p>
       <w:pPr>
-        <w:pStyle w:val="BodyText"/>
-        <w:spacing w:line="271" w:lineRule="auto"/>
-        <w:ind w:right="169" w:firstLine="145"/>
-        <w:rPr>
+        <w:rPr>
+          <w:rFonts w:asciiTheme="minorHAnsi" w:hAnsiTheme="minorHAnsi" w:cstheme="minorHAnsi"/>
+          <w:b/>
+          <w:bCs/>
           <w:w w:val="85"/>
-          <w:sz w:val="22"/>
-          <w:szCs w:val="22"/>
+          <w:sz w:val="24"/>
+          <w:szCs w:val="24"/>
+        </w:rPr>
+      </w:pPr>
+      <w:r>
+        <w:rPr>
+          <w:rFonts w:asciiTheme="minorHAnsi" w:hAnsiTheme="minorHAnsi" w:cstheme="minorHAnsi"/>
+          <w:b/>
+          <w:bCs/>
+          <w:w w:val="85"/>
+          <w:sz w:val="24"/>
+          <w:szCs w:val="24"/>
+        </w:rPr>
+        <w:t xml:space="preserve">         </w:t>
+      </w:r>
+      <w:r>
+        <w:rPr>
+          <w:rFonts w:asciiTheme="minorHAnsi" w:hAnsiTheme="minorHAnsi" w:cstheme="minorHAnsi"/>
+          <w:b/>
+          <w:bCs/>
+          <w:w w:val="85"/>
+          <w:sz w:val="24"/>
+          <w:szCs w:val="24"/>
+        </w:rPr>
+        <w:t>Anrio Marfizal</w:t>
+      </w:r>
+      <w:r>
+        <w:rPr>
+          <w:rFonts w:asciiTheme="minorHAnsi" w:hAnsiTheme="minorHAnsi" w:cstheme="minorHAnsi"/>
+          <w:b/>
+          <w:bCs/>
+          <w:w w:val="85"/>
+          <w:sz w:val="24"/>
+          <w:szCs w:val="24"/>
+        </w:rPr>
+        <w:t>, S.Psi</w:t>
+      </w:r>
+      <w:r>
+        <w:rPr>
+          <w:rFonts w:asciiTheme="minorHAnsi" w:hAnsiTheme="minorHAnsi" w:cstheme="minorHAnsi"/>
+          <w:b/>
+          <w:bCs/>
+          <w:w w:val="85"/>
+          <w:sz w:val="24"/>
+          <w:szCs w:val="24"/>
+        </w:rPr>
+        <w:tab/>
+      </w:r>
+      <w:r>
+        <w:rPr>
+          <w:rFonts w:asciiTheme="minorHAnsi" w:hAnsiTheme="minorHAnsi" w:cstheme="minorHAnsi"/>
+          <w:b/>
+          <w:bCs/>
+          <w:w w:val="85"/>
+          <w:sz w:val="24"/>
+          <w:szCs w:val="24"/>
+        </w:rPr>
+        <w:tab/>
+      </w:r>
+      <w:r>
+        <w:rPr>
+          <w:rFonts w:asciiTheme="minorHAnsi" w:hAnsiTheme="minorHAnsi" w:cstheme="minorHAnsi"/>
+          <w:b/>
+          <w:bCs/>
+          <w:w w:val="85"/>
+          <w:sz w:val="24"/>
+          <w:szCs w:val="24"/>
+        </w:rPr>
+        <w:tab/>
+      </w:r>
+      <w:r>
+        <w:rPr>
+          <w:rFonts w:asciiTheme="minorHAnsi" w:hAnsiTheme="minorHAnsi" w:cstheme="minorHAnsi"/>
+          <w:b/>
+          <w:bCs/>
+          <w:w w:val="85"/>
+          <w:sz w:val="24"/>
+          <w:szCs w:val="24"/>
+        </w:rPr>
+        <w:t xml:space="preserve">     </w:t>
+      </w:r>
+      <w:r>
+        <w:rPr>
+          <w:rFonts w:asciiTheme="minorHAnsi" w:hAnsiTheme="minorHAnsi" w:cstheme="minorHAnsi"/>
+          <w:b/>
+          <w:bCs/>
+          <w:w w:val="85"/>
+          <w:sz w:val="24"/>
+          <w:szCs w:val="24"/>
+        </w:rPr>
+        <w:tab/>
+      </w:r>
+      <w:r>
+        <w:rPr>
+          <w:rFonts w:asciiTheme="minorHAnsi" w:hAnsiTheme="minorHAnsi" w:cstheme="minorHAnsi"/>
+          <w:b/>
+          <w:bCs/>
+          <w:w w:val="85"/>
+          <w:sz w:val="24"/>
+          <w:szCs w:val="24"/>
+        </w:rPr>
+        <w:tab/>
+        <w:t xml:space="preserve">    </w:t>
+      </w:r>
+      <w:r>
+        <w:rPr>
+          <w:rStyle w:val="Strong"/>
+          <w:rFonts w:asciiTheme="minorHAnsi" w:eastAsia="Times New Roman" w:hAnsiTheme="minorHAnsi" w:cstheme="minorHAnsi"/>
+          <w:sz w:val="24"/>
+          <w:szCs w:val="24"/>
+        </w:rPr>
+        <w:t xml:space="preserve">  </w:t>
+      </w:r>
+      <w:r>
+        <w:rPr>
+          <w:rStyle w:val="Strong"/>
+          <w:rFonts w:asciiTheme="minorHAnsi" w:eastAsia="Times New Roman" w:hAnsiTheme="minorHAnsi" w:cstheme="minorHAnsi"/>
+          <w:sz w:val="24"/>
+          <w:szCs w:val="24"/>
+        </w:rPr>
+        <w:t xml:space="preserve"> </w:t>
+      </w:r>
+    </w:p>
+    <w:p>
+      <w:pPr>
+        <w:rPr>
+          <w:rFonts w:asciiTheme="minorHAnsi" w:hAnsiTheme="minorHAnsi" w:cstheme="minorHAnsi"/>
+          <w:b/>
+          <w:bCs/>
+          <w:w w:val="85"/>
+          <w:sz w:val="24"/>
+          <w:szCs w:val="24"/>
+        </w:rPr>
+      </w:pPr>
+      <w:r>
+        <w:rPr>
+          <w:rFonts w:asciiTheme="minorHAnsi" w:hAnsiTheme="minorHAnsi" w:cstheme="minorHAnsi"/>
+          <w:b/>
+          <w:bCs/>
+          <w:w w:val="85"/>
+          <w:sz w:val="24"/>
+          <w:szCs w:val="24"/>
+        </w:rPr>
+        <w:t xml:space="preserve"> </w:t>
+      </w:r>
+      <w:r>
+        <w:rPr>
+          <w:rFonts w:asciiTheme="minorHAnsi" w:hAnsiTheme="minorHAnsi" w:cstheme="minorHAnsi"/>
+          <w:w w:val="85"/>
+          <w:sz w:val="24"/>
+          <w:szCs w:val="24"/>
+        </w:rPr>
+        <w:t xml:space="preserve">Direktur </w:t>
+      </w:r>
+      <w:r>
+        <w:rPr>
+          <w:rFonts w:asciiTheme="minorHAnsi" w:hAnsiTheme="minorHAnsi" w:cstheme="minorHAnsi"/>
+          <w:w w:val="85"/>
+          <w:sz w:val="24"/>
+          <w:szCs w:val="24"/>
+        </w:rPr>
+        <w:t>Mental Coaching Character</w:t>
+      </w:r>
+      <w:r>
+        <w:rPr>
+          <w:rFonts w:asciiTheme="minorHAnsi" w:hAnsiTheme="minorHAnsi" w:cstheme="minorHAnsi"/>
+          <w:w w:val="85"/>
+          <w:sz w:val="24"/>
+          <w:szCs w:val="24"/>
+        </w:rPr>
+        <w:tab/>
+      </w:r>
+      <w:r>
+        <w:rPr>
+          <w:rFonts w:asciiTheme="minorHAnsi" w:hAnsiTheme="minorHAnsi" w:cstheme="minorHAnsi"/>
+          <w:w w:val="85"/>
+          <w:sz w:val="24"/>
+          <w:szCs w:val="24"/>
+        </w:rPr>
+        <w:t xml:space="preserve">  </w:t>
+      </w:r>
+      <w:r>
+        <w:rPr>
+          <w:rFonts w:asciiTheme="minorHAnsi" w:hAnsiTheme="minorHAnsi" w:cstheme="minorHAnsi"/>
+          <w:w w:val="85"/>
+          <w:sz w:val="24"/>
+          <w:szCs w:val="24"/>
+        </w:rPr>
+        <w:tab/>
+      </w:r>
+      <w:r>
+        <w:rPr>
+          <w:rFonts w:asciiTheme="minorHAnsi" w:hAnsiTheme="minorHAnsi" w:cstheme="minorHAnsi"/>
+          <w:w w:val="85"/>
+          <w:sz w:val="24"/>
+          <w:szCs w:val="24"/>
+        </w:rPr>
+        <w:tab/>
+      </w:r>
+      <w:r>
+        <w:rPr>
+          <w:rFonts w:asciiTheme="minorHAnsi" w:hAnsiTheme="minorHAnsi" w:cstheme="minorHAnsi"/>
+          <w:w w:val="85"/>
+          <w:sz w:val="24"/>
+          <w:szCs w:val="24"/>
+        </w:rPr>
+        <w:t xml:space="preserve"> </w:t>
+      </w:r>
+      <w:r>
+        <w:rPr>
+          <w:rFonts w:asciiTheme="minorHAnsi" w:hAnsiTheme="minorHAnsi" w:cstheme="minorHAnsi"/>
+          <w:w w:val="85"/>
+          <w:sz w:val="24"/>
+          <w:szCs w:val="24"/>
+        </w:rPr>
+        <w:t xml:space="preserve">     </w:t>
+      </w:r>
+      <w:r>
+        <w:rPr>
+          <w:rFonts w:asciiTheme="minorHAnsi" w:hAnsiTheme="minorHAnsi" w:cstheme="minorHAnsi"/>
+          <w:w w:val="85"/>
+          <w:sz w:val="24"/>
+          <w:szCs w:val="24"/>
+        </w:rPr>
+        <w:t xml:space="preserve"> </w:t>
+      </w:r>
+      <w:r>
+        <w:rPr>
+          <w:rFonts w:asciiTheme="minorHAnsi" w:hAnsiTheme="minorHAnsi" w:cstheme="minorHAnsi"/>
+          <w:w w:val="85"/>
+          <w:sz w:val="24"/>
+          <w:szCs w:val="24"/>
+        </w:rPr>
+        <w:t xml:space="preserve"> </w:t>
+      </w:r>
+    </w:p>
+    <w:p>
+      <w:pPr>
+        <w:rPr>
+          <w:rFonts w:asciiTheme="minorHAnsi" w:hAnsiTheme="minorHAnsi" w:cstheme="minorHAnsi"/>
+          <w:sz w:val="24"/>
+          <w:szCs w:val="24"/>
         </w:rPr>
       </w:pPr>
     </w:p>
     <w:p>
       <w:pPr>
-        <w:pStyle w:val="BodyText"/>
-        <w:spacing w:line="271" w:lineRule="auto"/>
-        <w:ind w:right="169"/>
-        <w:rPr>
-          <w:w w:val="85"/>
-          <w:sz w:val="22"/>
-          <w:szCs w:val="22"/>
-        </w:rPr>
-      </w:pPr>
-    </w:p>
-    <w:p>
-      <w:pPr>
-        <w:pStyle w:val="BodyText"/>
-        <w:spacing w:line="271" w:lineRule="auto"/>
-        <w:ind w:right="169" w:firstLine="720"/>
-        <w:rPr>
-          <w:b/>
-          <w:bCs/>
-          <w:w w:val="85"/>
-          <w:sz w:val="22"/>
-          <w:szCs w:val="22"/>
-        </w:rPr>
-      </w:pPr>
-    </w:p>
-    <w:p>
-      <w:pPr>
-        <w:pStyle w:val="BodyText"/>
-        <w:spacing w:line="271" w:lineRule="auto"/>
-        <w:ind w:right="169"/>
-        <w:rPr>
-          <w:b/>
-          <w:bCs/>
-          <w:w w:val="85"/>
-          <w:sz w:val="22"/>
-          <w:szCs w:val="22"/>
-        </w:rPr>
-      </w:pPr>
-      <w:r>
-        <w:rPr>
-          <w:b/>
-          <w:bCs/>
-          <w:w w:val="85"/>
-          <w:sz w:val="22"/>
-          <w:szCs w:val="22"/>
-        </w:rPr>
-        <w:t xml:space="preserve">         </w:t>
-      </w:r>
-      <w:r>
-        <w:rPr>
-          <w:b/>
-          <w:bCs/>
-          <w:w w:val="85"/>
-          <w:sz w:val="22"/>
-          <w:szCs w:val="22"/>
-        </w:rPr>
-        <w:t>Anrio Marfizal</w:t>
-      </w:r>
-      <w:r>
-        <w:rPr>
-          <w:b/>
-          <w:bCs/>
-          <w:w w:val="85"/>
-          <w:sz w:val="22"/>
-          <w:szCs w:val="22"/>
-        </w:rPr>
-        <w:t>, S.Psi</w:t>
-      </w:r>
-      <w:r>
-        <w:rPr>
-          <w:b/>
-          <w:bCs/>
-          <w:w w:val="85"/>
-          <w:sz w:val="22"/>
-          <w:szCs w:val="22"/>
-        </w:rPr>
-        <w:tab/>
-      </w:r>
-      <w:r>
-        <w:rPr>
-          <w:b/>
-          <w:bCs/>
-          <w:w w:val="85"/>
-          <w:sz w:val="22"/>
-          <w:szCs w:val="22"/>
-        </w:rPr>
-        <w:tab/>
-      </w:r>
-      <w:r>
-        <w:rPr>
-          <w:b/>
-          <w:bCs/>
-          <w:w w:val="85"/>
-          <w:sz w:val="22"/>
-          <w:szCs w:val="22"/>
-        </w:rPr>
-        <w:tab/>
-      </w:r>
-      <w:r>
-        <w:rPr>
-          <w:b/>
-          <w:bCs/>
-          <w:w w:val="85"/>
-          <w:sz w:val="22"/>
-          <w:szCs w:val="22"/>
-        </w:rPr>
-        <w:t xml:space="preserve">     </w:t>
-      </w:r>
-      <w:r>
-        <w:rPr>
-          <w:b/>
-          <w:bCs/>
-          <w:w w:val="85"/>
-          <w:sz w:val="22"/>
-          <w:szCs w:val="22"/>
-        </w:rPr>
-        <w:tab/>
-      </w:r>
-      <w:r>
-        <w:rPr>
-          <w:b/>
-          <w:bCs/>
-          <w:w w:val="85"/>
-          <w:sz w:val="22"/>
-          <w:szCs w:val="22"/>
-        </w:rPr>
-        <w:tab/>
-        <w:t xml:space="preserve">    </w:t>
-      </w:r>
-      <w:r>
-        <w:rPr>
-          <w:rStyle w:val="Strong"/>
-          <w:rFonts w:eastAsia="Times New Roman"/>
-        </w:rPr>
-        <w:t xml:space="preserve">  </w:t>
-      </w:r>
-      <w:r>
-        <w:rPr>
-          <w:rStyle w:val="Strong"/>
-          <w:rFonts w:eastAsia="Times New Roman"/>
-        </w:rPr>
-        <w:t xml:space="preserve">        </w:t>
-      </w:r>
-      <w:r>
-        <w:rPr>
-          <w:rStyle w:val="Strong"/>
-          <w:rFonts w:eastAsia="Times New Roman"/>
-        </w:rPr>
-        <w:t xml:space="preserve"> </w:t>
-      </w:r>
-      <w:r>
-        <w:rPr>
-          <w:b/>
-          <w:bCs/>
-          <w:w w:val="85"/>
-          <w:sz w:val="22"/>
-          <w:szCs w:val="22"/>
-        </w:rPr>
-        <w:t>Masropah, S.Ag</w:t>
-      </w:r>
-    </w:p>
-    <w:p>
-      <w:pPr>
-        <w:pStyle w:val="BodyText"/>
-        <w:spacing w:line="271" w:lineRule="auto"/>
-        <w:ind w:right="169"/>
-        <w:rPr>
-          <w:b/>
-          <w:bCs/>
-          <w:w w:val="85"/>
-          <w:sz w:val="22"/>
-          <w:szCs w:val="22"/>
-        </w:rPr>
-      </w:pPr>
-      <w:r>
-        <w:rPr>
-          <w:b/>
-          <w:bCs/>
-          <w:w w:val="85"/>
-          <w:sz w:val="22"/>
-          <w:szCs w:val="22"/>
-        </w:rPr>
-        <w:t xml:space="preserve">           </w:t>
-      </w:r>
-      <w:r>
-        <w:rPr>
-          <w:w w:val="85"/>
-          <w:sz w:val="22"/>
-          <w:szCs w:val="22"/>
-        </w:rPr>
-        <w:t>Direktur mckuadra</w:t>
-      </w:r>
-      <w:r>
-        <w:rPr>
-          <w:w w:val="85"/>
-          <w:sz w:val="22"/>
-          <w:szCs w:val="22"/>
-        </w:rPr>
-        <w:t>t</w:t>
-      </w:r>
-      <w:r>
-        <w:rPr>
-          <w:w w:val="85"/>
-          <w:sz w:val="22"/>
-          <w:szCs w:val="22"/>
-        </w:rPr>
-        <w:tab/>
-      </w:r>
-      <w:r>
-        <w:rPr>
-          <w:w w:val="85"/>
-          <w:sz w:val="22"/>
-          <w:szCs w:val="22"/>
-        </w:rPr>
-        <w:tab/>
-      </w:r>
-      <w:r>
-        <w:rPr>
-          <w:w w:val="85"/>
-          <w:sz w:val="22"/>
-          <w:szCs w:val="22"/>
-        </w:rPr>
-        <w:tab/>
-      </w:r>
-      <w:r>
-        <w:rPr>
-          <w:w w:val="85"/>
-          <w:sz w:val="22"/>
-          <w:szCs w:val="22"/>
-        </w:rPr>
-        <w:tab/>
-      </w:r>
-      <w:r>
-        <w:rPr>
-          <w:w w:val="85"/>
-          <w:sz w:val="22"/>
-          <w:szCs w:val="22"/>
-        </w:rPr>
-        <w:tab/>
-      </w:r>
-      <w:r>
-        <w:rPr>
-          <w:w w:val="85"/>
-          <w:sz w:val="22"/>
-          <w:szCs w:val="22"/>
-        </w:rPr>
-        <w:tab/>
-      </w:r>
-      <w:r>
-        <w:rPr>
-          <w:w w:val="85"/>
-          <w:sz w:val="22"/>
-          <w:szCs w:val="22"/>
-        </w:rPr>
-        <w:t xml:space="preserve"> </w:t>
-      </w:r>
-      <w:r>
-        <w:rPr>
-          <w:w w:val="85"/>
-          <w:sz w:val="22"/>
-          <w:szCs w:val="22"/>
-        </w:rPr>
-        <w:t xml:space="preserve">      </w:t>
-      </w:r>
-      <w:r>
-        <w:rPr>
-          <w:w w:val="85"/>
-          <w:sz w:val="22"/>
-          <w:szCs w:val="22"/>
-        </w:rPr>
-        <w:t>Kepala S</w:t>
-      </w:r>
-      <w:r>
-        <w:rPr>
-          <w:w w:val="85"/>
-          <w:sz w:val="22"/>
-          <w:szCs w:val="22"/>
-        </w:rPr>
-        <w:t xml:space="preserve">D Dian Didaktika </w:t>
-      </w:r>
-    </w:p>
-    <w:p>
-      <w:pPr>
-        <w:pStyle w:val="BodyText"/>
-        <w:spacing w:before="66"/>
-        <w:rPr>
-          <w:sz w:val="22"/>
-          <w:szCs w:val="22"/>
-        </w:rPr>
-      </w:pPr>
-    </w:p>
-    <w:p>
-      <w:pPr>
-        <w:pStyle w:val="BodyText"/>
-        <w:rPr>
-          <w:sz w:val="22"/>
-          <w:szCs w:val="22"/>
+        <w:rPr>
+          <w:rFonts w:asciiTheme="minorHAnsi" w:hAnsiTheme="minorHAnsi" w:cstheme="minorHAnsi"/>
+          <w:sz w:val="24"/>
+          <w:szCs w:val="24"/>
         </w:rPr>
         <w:sectPr>
+          <w:headerReference w:type="default" r:id="rId10"/>
           <w:type w:val="continuous"/>
           <w:pgSz w:w="11900" w:h="16820"/>
           <w:pgMar w:top="1360" w:right="1417" w:bottom="280" w:left="1275" w:header="720" w:footer="720" w:gutter="0"/>
@@ -3829,42 +3805,40 @@
     </w:p>
     <w:p>
       <w:pPr>
-        <w:pStyle w:val="Heading1"/>
-        <w:ind w:left="759"/>
-        <w:rPr>
+        <w:rPr>
+          <w:rFonts w:asciiTheme="minorHAnsi" w:hAnsiTheme="minorHAnsi" w:cstheme="minorHAnsi"/>
           <w:spacing w:val="-2"/>
           <w:w w:val="75"/>
-          <w:sz w:val="22"/>
-          <w:szCs w:val="22"/>
+          <w:sz w:val="24"/>
+          <w:szCs w:val="24"/>
         </w:rPr>
       </w:pPr>
       <w:bookmarkStart w:id="1" w:name="Anrio_Marfizal,_S.Psi"/>
       <w:bookmarkEnd w:id="1"/>
       <w:r>
         <w:rPr>
+          <w:rFonts w:asciiTheme="minorHAnsi" w:hAnsiTheme="minorHAnsi" w:cstheme="minorHAnsi"/>
           <w:spacing w:val="-2"/>
           <w:w w:val="75"/>
-          <w:sz w:val="22"/>
-          <w:szCs w:val="22"/>
+          <w:sz w:val="24"/>
+          <w:szCs w:val="24"/>
         </w:rPr>
         <w:br/>
       </w:r>
     </w:p>
     <w:p>
       <w:pPr>
-        <w:pStyle w:val="Heading1"/>
-        <w:ind w:left="720" w:right="146"/>
-        <w:jc w:val="left"/>
-        <w:rPr>
-          <w:sz w:val="22"/>
-          <w:szCs w:val="22"/>
+        <w:rPr>
+          <w:rFonts w:asciiTheme="minorHAnsi" w:hAnsiTheme="minorHAnsi" w:cstheme="minorHAnsi"/>
+          <w:sz w:val="24"/>
+          <w:szCs w:val="24"/>
         </w:rPr>
       </w:pPr>
       <w:r>
         <w:rPr>
-          <w:b w:val="0"/>
-          <w:sz w:val="22"/>
-          <w:szCs w:val="22"/>
+          <w:rFonts w:asciiTheme="minorHAnsi" w:hAnsiTheme="minorHAnsi" w:cstheme="minorHAnsi"/>
+          <w:sz w:val="24"/>
+          <w:szCs w:val="24"/>
         </w:rPr>
         <w:br w:type="column"/>
       </w:r>
@@ -3872,81 +3846,83 @@
       <w:bookmarkEnd w:id="2"/>
       <w:r>
         <w:rPr>
-          <w:b w:val="0"/>
-          <w:sz w:val="22"/>
-          <w:szCs w:val="22"/>
+          <w:rFonts w:asciiTheme="minorHAnsi" w:hAnsiTheme="minorHAnsi" w:cstheme="minorHAnsi"/>
+          <w:sz w:val="24"/>
+          <w:szCs w:val="24"/>
         </w:rPr>
         <w:t xml:space="preserve">   </w:t>
       </w:r>
       <w:r>
         <w:rPr>
-          <w:b w:val="0"/>
-          <w:sz w:val="22"/>
-          <w:szCs w:val="22"/>
+          <w:rFonts w:asciiTheme="minorHAnsi" w:hAnsiTheme="minorHAnsi" w:cstheme="minorHAnsi"/>
+          <w:sz w:val="24"/>
+          <w:szCs w:val="24"/>
         </w:rPr>
         <w:t xml:space="preserve">        </w:t>
       </w:r>
       <w:r>
         <w:rPr>
-          <w:b w:val="0"/>
-          <w:sz w:val="22"/>
-          <w:szCs w:val="22"/>
+          <w:rFonts w:asciiTheme="minorHAnsi" w:hAnsiTheme="minorHAnsi" w:cstheme="minorHAnsi"/>
+          <w:sz w:val="24"/>
+          <w:szCs w:val="24"/>
         </w:rPr>
         <w:t xml:space="preserve"> </w:t>
       </w:r>
       <w:r>
         <w:rPr>
-          <w:b w:val="0"/>
-          <w:sz w:val="22"/>
-          <w:szCs w:val="22"/>
+          <w:rFonts w:asciiTheme="minorHAnsi" w:hAnsiTheme="minorHAnsi" w:cstheme="minorHAnsi"/>
+          <w:sz w:val="24"/>
+          <w:szCs w:val="24"/>
         </w:rPr>
         <w:t xml:space="preserve"> </w:t>
       </w:r>
     </w:p>
     <w:p>
       <w:pPr>
-        <w:pStyle w:val="BodyText"/>
-        <w:spacing w:before="25"/>
-        <w:ind w:right="168"/>
-        <w:rPr>
+        <w:rPr>
+          <w:rFonts w:asciiTheme="minorHAnsi" w:hAnsiTheme="minorHAnsi" w:cstheme="minorHAnsi"/>
           <w:bCs/>
-          <w:sz w:val="22"/>
-          <w:szCs w:val="22"/>
+          <w:sz w:val="24"/>
+          <w:szCs w:val="24"/>
         </w:rPr>
       </w:pPr>
       <w:r>
         <w:rPr>
+          <w:rFonts w:asciiTheme="minorHAnsi" w:hAnsiTheme="minorHAnsi" w:cstheme="minorHAnsi"/>
           <w:b/>
           <w:w w:val="75"/>
-          <w:sz w:val="22"/>
-          <w:szCs w:val="22"/>
+          <w:sz w:val="24"/>
+          <w:szCs w:val="24"/>
         </w:rPr>
         <w:t xml:space="preserve">    </w:t>
       </w:r>
       <w:r>
         <w:rPr>
+          <w:rFonts w:asciiTheme="minorHAnsi" w:hAnsiTheme="minorHAnsi" w:cstheme="minorHAnsi"/>
           <w:b/>
           <w:w w:val="75"/>
-          <w:sz w:val="22"/>
-          <w:szCs w:val="22"/>
+          <w:sz w:val="24"/>
+          <w:szCs w:val="24"/>
         </w:rPr>
         <w:t xml:space="preserve">         </w:t>
       </w:r>
       <w:r>
         <w:rPr>
+          <w:rFonts w:asciiTheme="minorHAnsi" w:hAnsiTheme="minorHAnsi" w:cstheme="minorHAnsi"/>
           <w:b/>
           <w:w w:val="75"/>
-          <w:sz w:val="22"/>
-          <w:szCs w:val="22"/>
+          <w:sz w:val="24"/>
+          <w:szCs w:val="24"/>
         </w:rPr>
         <w:t xml:space="preserve">  </w:t>
       </w:r>
       <w:r>
         <w:rPr>
+          <w:rFonts w:asciiTheme="minorHAnsi" w:hAnsiTheme="minorHAnsi" w:cstheme="minorHAnsi"/>
           <w:b/>
           <w:w w:val="75"/>
-          <w:sz w:val="22"/>
-          <w:szCs w:val="22"/>
+          <w:sz w:val="24"/>
+          <w:szCs w:val="24"/>
         </w:rPr>
         <w:t xml:space="preserve">     </w:t>
       </w:r>
@@ -3962,6 +3938,120 @@
     </w:sectPr>
   </w:body>
 </w:document>
+</file>
+
+<file path=word/endnotes.xml><?xml version="1.0" encoding="utf-8"?>
+<w:endnotes xmlns:wpc="http://schemas.microsoft.com/office/word/2010/wordprocessingCanvas" xmlns:cx="http://schemas.microsoft.com/office/drawing/2014/chartex" xmlns:cx1="http://schemas.microsoft.com/office/drawing/2015/9/8/chartex" xmlns:cx2="http://schemas.microsoft.com/office/drawing/2015/10/21/chartex" xmlns:cx3="http://schemas.microsoft.com/office/drawing/2016/5/9/chartex" xmlns:cx4="http://schemas.microsoft.com/office/drawing/2016/5/10/chartex" xmlns:cx5="http://schemas.microsoft.com/office/drawing/2016/5/11/chartex" xmlns:cx6="http://schemas.microsoft.com/office/drawing/2016/5/12/chartex" xmlns:cx7="http://schemas.microsoft.com/office/drawing/2016/5/13/chartex" xmlns:cx8="http://schemas.microsoft.com/office/drawing/2016/5/14/chartex" xmlns:mc="http://schemas.openxmlformats.org/markup-compatibility/2006" xmlns:aink="http://schemas.microsoft.com/office/drawing/2016/ink" xmlns:am3d="http://schemas.microsoft.com/office/drawing/2017/model3d" xmlns:o="urn:schemas-microsoft-com:office:office" xmlns:oel="http://schemas.microsoft.com/office/2019/extlst" xmlns:r="http://schemas.openxmlformats.org/officeDocument/2006/relationships" xmlns:m="http://schemas.openxmlformats.org/officeDocument/2006/math" xmlns:v="urn:schemas-microsoft-com:vml" xmlns:wp14="http://schemas.microsoft.com/office/word/2010/wordprocessingDrawing" xmlns:wp="http://schemas.openxmlformats.org/drawingml/2006/wordprocessingDrawing" xmlns:w10="urn:schemas-microsoft-com:office:word" xmlns:w="http://schemas.openxmlformats.org/wordprocessingml/2006/main" xmlns:w14="http://schemas.microsoft.com/office/word/2010/wordml" xmlns:w15="http://schemas.microsoft.com/office/word/2012/wordml" xmlns:w16cex="http://schemas.microsoft.com/office/word/2018/wordml/cex" xmlns:w16cid="http://schemas.microsoft.com/office/word/2016/wordml/cid" xmlns:w16="http://schemas.microsoft.com/office/word/2018/wordml" xmlns:w16du="http://schemas.microsoft.com/office/word/2023/wordml/word16du" xmlns:w16sdtdh="http://schemas.microsoft.com/office/word/2020/wordml/sdtdatahash" xmlns:w16sdtfl="http://schemas.microsoft.com/office/word/2024/wordml/sdtformatlock" xmlns:w16se="http://schemas.microsoft.com/office/word/2015/wordml/symex" xmlns:wpg="http://schemas.microsoft.com/office/word/2010/wordprocessingGroup" xmlns:wpi="http://schemas.microsoft.com/office/word/2010/wordprocessingInk" xmlns:wne="http://schemas.microsoft.com/office/word/2006/wordml" xmlns:wps="http://schemas.microsoft.com/office/word/2010/wordprocessingShape" mc:Ignorable="w14 w15 w16se w16cid w16 w16cex w16sdtdh w16sdtfl w16du wp14">
+  <w:endnote w:type="separator" w:id="-1">
+    <w:p>
+      <w:r>
+        <w:separator/>
+      </w:r>
+    </w:p>
+  </w:endnote>
+  <w:endnote w:type="continuationSeparator" w:id="0">
+    <w:p>
+      <w:r>
+        <w:continuationSeparator/>
+      </w:r>
+    </w:p>
+  </w:endnote>
+</w:endnotes>
+</file>
+
+<file path=word/footnotes.xml><?xml version="1.0" encoding="utf-8"?>
+<w:footnotes xmlns:wpc="http://schemas.microsoft.com/office/word/2010/wordprocessingCanvas" xmlns:cx="http://schemas.microsoft.com/office/drawing/2014/chartex" xmlns:cx1="http://schemas.microsoft.com/office/drawing/2015/9/8/chartex" xmlns:cx2="http://schemas.microsoft.com/office/drawing/2015/10/21/chartex" xmlns:cx3="http://schemas.microsoft.com/office/drawing/2016/5/9/chartex" xmlns:cx4="http://schemas.microsoft.com/office/drawing/2016/5/10/chartex" xmlns:cx5="http://schemas.microsoft.com/office/drawing/2016/5/11/chartex" xmlns:cx6="http://schemas.microsoft.com/office/drawing/2016/5/12/chartex" xmlns:cx7="http://schemas.microsoft.com/office/drawing/2016/5/13/chartex" xmlns:cx8="http://schemas.microsoft.com/office/drawing/2016/5/14/chartex" xmlns:mc="http://schemas.openxmlformats.org/markup-compatibility/2006" xmlns:aink="http://schemas.microsoft.com/office/drawing/2016/ink" xmlns:am3d="http://schemas.microsoft.com/office/drawing/2017/model3d" xmlns:o="urn:schemas-microsoft-com:office:office" xmlns:oel="http://schemas.microsoft.com/office/2019/extlst" xmlns:r="http://schemas.openxmlformats.org/officeDocument/2006/relationships" xmlns:m="http://schemas.openxmlformats.org/officeDocument/2006/math" xmlns:v="urn:schemas-microsoft-com:vml" xmlns:wp14="http://schemas.microsoft.com/office/word/2010/wordprocessingDrawing" xmlns:wp="http://schemas.openxmlformats.org/drawingml/2006/wordprocessingDrawing" xmlns:w10="urn:schemas-microsoft-com:office:word" xmlns:w="http://schemas.openxmlformats.org/wordprocessingml/2006/main" xmlns:w14="http://schemas.microsoft.com/office/word/2010/wordml" xmlns:w15="http://schemas.microsoft.com/office/word/2012/wordml" xmlns:w16cex="http://schemas.microsoft.com/office/word/2018/wordml/cex" xmlns:w16cid="http://schemas.microsoft.com/office/word/2016/wordml/cid" xmlns:w16="http://schemas.microsoft.com/office/word/2018/wordml" xmlns:w16du="http://schemas.microsoft.com/office/word/2023/wordml/word16du" xmlns:w16sdtdh="http://schemas.microsoft.com/office/word/2020/wordml/sdtdatahash" xmlns:w16sdtfl="http://schemas.microsoft.com/office/word/2024/wordml/sdtformatlock" xmlns:w16se="http://schemas.microsoft.com/office/word/2015/wordml/symex" xmlns:wpg="http://schemas.microsoft.com/office/word/2010/wordprocessingGroup" xmlns:wpi="http://schemas.microsoft.com/office/word/2010/wordprocessingInk" xmlns:wne="http://schemas.microsoft.com/office/word/2006/wordml" xmlns:wps="http://schemas.microsoft.com/office/word/2010/wordprocessingShape" mc:Ignorable="w14 w15 w16se w16cid w16 w16cex w16sdtdh w16sdtfl w16du wp14">
+  <w:footnote w:type="separator" w:id="-1">
+    <w:p>
+      <w:r>
+        <w:separator/>
+      </w:r>
+    </w:p>
+  </w:footnote>
+  <w:footnote w:type="continuationSeparator" w:id="0">
+    <w:p>
+      <w:r>
+        <w:continuationSeparator/>
+      </w:r>
+    </w:p>
+  </w:footnote>
+</w:footnotes>
+</file>
+
+<file path=word/header1.xml><?xml version="1.0" encoding="utf-8"?>
+<w:hdr xmlns:wpc="http://schemas.microsoft.com/office/word/2010/wordprocessingCanvas" xmlns:cx="http://schemas.microsoft.com/office/drawing/2014/chartex" xmlns:cx1="http://schemas.microsoft.com/office/drawing/2015/9/8/chartex" xmlns:cx2="http://schemas.microsoft.com/office/drawing/2015/10/21/chartex" xmlns:cx3="http://schemas.microsoft.com/office/drawing/2016/5/9/chartex" xmlns:cx4="http://schemas.microsoft.com/office/drawing/2016/5/10/chartex" xmlns:cx5="http://schemas.microsoft.com/office/drawing/2016/5/11/chartex" xmlns:cx6="http://schemas.microsoft.com/office/drawing/2016/5/12/chartex" xmlns:cx7="http://schemas.microsoft.com/office/drawing/2016/5/13/chartex" xmlns:cx8="http://schemas.microsoft.com/office/drawing/2016/5/14/chartex" xmlns:mc="http://schemas.openxmlformats.org/markup-compatibility/2006" xmlns:aink="http://schemas.microsoft.com/office/drawing/2016/ink" xmlns:am3d="http://schemas.microsoft.com/office/drawing/2017/model3d" xmlns:o="urn:schemas-microsoft-com:office:office" xmlns:oel="http://schemas.microsoft.com/office/2019/extlst" xmlns:r="http://schemas.openxmlformats.org/officeDocument/2006/relationships" xmlns:m="http://schemas.openxmlformats.org/officeDocument/2006/math" xmlns:v="urn:schemas-microsoft-com:vml" xmlns:wp14="http://schemas.microsoft.com/office/word/2010/wordprocessingDrawing" xmlns:wp="http://schemas.openxmlformats.org/drawingml/2006/wordprocessingDrawing" xmlns:w10="urn:schemas-microsoft-com:office:word" xmlns:w="http://schemas.openxmlformats.org/wordprocessingml/2006/main" xmlns:w14="http://schemas.microsoft.com/office/word/2010/wordml" xmlns:w15="http://schemas.microsoft.com/office/word/2012/wordml" xmlns:w16cex="http://schemas.microsoft.com/office/word/2018/wordml/cex" xmlns:w16cid="http://schemas.microsoft.com/office/word/2016/wordml/cid" xmlns:w16="http://schemas.microsoft.com/office/word/2018/wordml" xmlns:w16du="http://schemas.microsoft.com/office/word/2023/wordml/word16du" xmlns:w16sdtdh="http://schemas.microsoft.com/office/word/2020/wordml/sdtdatahash" xmlns:w16sdtfl="http://schemas.microsoft.com/office/word/2024/wordml/sdtformatlock" xmlns:w16se="http://schemas.microsoft.com/office/word/2015/wordml/symex" xmlns:wpg="http://schemas.microsoft.com/office/word/2010/wordprocessingGroup" xmlns:wpi="http://schemas.microsoft.com/office/word/2010/wordprocessingInk" xmlns:wne="http://schemas.microsoft.com/office/word/2006/wordml" xmlns:wps="http://schemas.microsoft.com/office/word/2010/wordprocessingShape" mc:Ignorable="w14 w15 w16se w16cid w16 w16cex w16sdtdh w16sdtfl w16du wp14">
+  <w:p>
+    <w:pPr>
+      <w:pStyle w:val="Header"/>
+    </w:pPr>
+    <w:r>
+      <w:rPr>
+        <w:noProof/>
+      </w:rPr>
+      <w:drawing>
+        <wp:anchor distT="0" distB="0" distL="114300" distR="114300" simplePos="0" relativeHeight="251659264" behindDoc="1" locked="0" layoutInCell="1" allowOverlap="1" wp14:anchorId="610B095C" wp14:editId="03CB8FA7">
+          <wp:simplePos x="0" y="0"/>
+          <wp:positionH relativeFrom="page">
+            <wp:posOffset>-1408</wp:posOffset>
+          </wp:positionH>
+          <wp:positionV relativeFrom="paragraph">
+            <wp:posOffset>-469127</wp:posOffset>
+          </wp:positionV>
+          <wp:extent cx="7552977" cy="10679502"/>
+          <wp:effectExtent l="0" t="0" r="0" b="7620"/>
+          <wp:wrapNone/>
+          <wp:docPr id="1950428330" name="Picture 1"/>
+          <wp:cNvGraphicFramePr>
+            <a:graphicFrameLocks xmlns:a="http://schemas.openxmlformats.org/drawingml/2006/main" noChangeAspect="1"/>
+          </wp:cNvGraphicFramePr>
+          <a:graphic xmlns:a="http://schemas.openxmlformats.org/drawingml/2006/main">
+            <a:graphicData uri="http://schemas.openxmlformats.org/drawingml/2006/picture">
+              <pic:pic xmlns:pic="http://schemas.openxmlformats.org/drawingml/2006/picture">
+                <pic:nvPicPr>
+                  <pic:cNvPr id="1950428330" name="Picture 1"/>
+                  <pic:cNvPicPr>
+                    <a:picLocks noChangeAspect="1" noChangeArrowheads="1"/>
+                  </pic:cNvPicPr>
+                </pic:nvPicPr>
+                <pic:blipFill>
+                  <a:blip r:embed="rId1">
+                    <a:extLst>
+                      <a:ext uri="{28A0092B-C50C-407E-A947-70E740481C1C}">
+                        <a14:useLocalDpi xmlns:a14="http://schemas.microsoft.com/office/drawing/2010/main" val="0"/>
+                      </a:ext>
+                    </a:extLst>
+                  </a:blip>
+                  <a:stretch>
+                    <a:fillRect/>
+                  </a:stretch>
+                </pic:blipFill>
+                <pic:spPr bwMode="auto">
+                  <a:xfrm>
+                    <a:off x="0" y="0"/>
+                    <a:ext cx="7552977" cy="10679502"/>
+                  </a:xfrm>
+                  <a:prstGeom prst="rect">
+                    <a:avLst/>
+                  </a:prstGeom>
+                  <a:noFill/>
+                  <a:ln>
+                    <a:noFill/>
+                  </a:ln>
+                </pic:spPr>
+              </pic:pic>
+            </a:graphicData>
+          </a:graphic>
+          <wp14:sizeRelH relativeFrom="margin">
+            <wp14:pctWidth>0</wp14:pctWidth>
+          </wp14:sizeRelH>
+          <wp14:sizeRelV relativeFrom="margin">
+            <wp14:pctHeight>0</wp14:pctHeight>
+          </wp14:sizeRelV>
+        </wp:anchor>
+      </w:drawing>
+    </w:r>
+  </w:p>
+</w:hdr>
 </file>
 
 <file path=word/numbering.xml><?xml version="1.0" encoding="utf-8"?>
@@ -4738,6 +4828,56 @@
       <w:bCs/>
     </w:rPr>
   </w:style>
+  <w:style w:type="paragraph" w:styleId="Header">
+    <w:name w:val="header"/>
+    <w:basedOn w:val="Normal"/>
+    <w:link w:val="HeaderChar"/>
+    <w:uiPriority w:val="99"/>
+    <w:unhideWhenUsed/>
+    <w:rsid w:val="00C30BB7"/>
+    <w:pPr>
+      <w:tabs>
+        <w:tab w:val="center" w:pos="4513"/>
+        <w:tab w:val="right" w:pos="9026"/>
+      </w:tabs>
+    </w:pPr>
+  </w:style>
+  <w:style w:type="character" w:customStyle="1" w:styleId="HeaderChar">
+    <w:name w:val="Header Char"/>
+    <w:basedOn w:val="DefaultParagraphFont"/>
+    <w:link w:val="Header"/>
+    <w:uiPriority w:val="99"/>
+    <w:rsid w:val="00C30BB7"/>
+    <w:rPr>
+      <w:rFonts w:ascii="Arial MT" w:eastAsia="Arial MT" w:hAnsi="Arial MT" w:cs="Arial MT"/>
+      <w:lang w:val="id"/>
+    </w:rPr>
+  </w:style>
+  <w:style w:type="paragraph" w:styleId="Footer">
+    <w:name w:val="footer"/>
+    <w:basedOn w:val="Normal"/>
+    <w:link w:val="FooterChar"/>
+    <w:uiPriority w:val="99"/>
+    <w:unhideWhenUsed/>
+    <w:rsid w:val="00C30BB7"/>
+    <w:pPr>
+      <w:tabs>
+        <w:tab w:val="center" w:pos="4513"/>
+        <w:tab w:val="right" w:pos="9026"/>
+      </w:tabs>
+    </w:pPr>
+  </w:style>
+  <w:style w:type="character" w:customStyle="1" w:styleId="FooterChar">
+    <w:name w:val="Footer Char"/>
+    <w:basedOn w:val="DefaultParagraphFont"/>
+    <w:link w:val="Footer"/>
+    <w:uiPriority w:val="99"/>
+    <w:rsid w:val="00C30BB7"/>
+    <w:rPr>
+      <w:rFonts w:ascii="Arial MT" w:eastAsia="Arial MT" w:hAnsi="Arial MT" w:cs="Arial MT"/>
+      <w:lang w:val="id"/>
+    </w:rPr>
+  </w:style>
 </w:styles>
 </file>
 
